--- a/estudos/mateus/20-1-16-pulpito.docx
+++ b/estudos/mateus/20-1-16-pulpito.docx
@@ -56,7 +56,7 @@
     </w:p>
     <w:tbl>
       <w:tblPr>
-        <w:tblW w:type="dxa" w:w="8106"/>
+        <w:tblW w:type="dxa" w:w="8706"/>
         <w:tblBorders>
           <w:top w:val="single" w:color="auto" w:sz="4"/>
           <w:left w:val="single" w:color="auto" w:sz="4"/>
@@ -67,7 +67,7 @@
         </w:tblBorders>
       </w:tblPr>
       <w:tblGrid>
-        <w:gridCol w:w="8106"/>
+        <w:gridCol w:w="8706"/>
       </w:tblGrid>
       <w:tr>
         <w:trPr>
@@ -75,7 +75,7 @@
         </w:trPr>
         <w:tc>
           <w:tcPr>
-            <w:tcW w:type="dxa" w:w="8106"/>
+            <w:tcW w:type="dxa" w:w="8706"/>
             <w:tcBorders>
               <w:top w:val="none" w:color="252544" w:sz="0"/>
               <w:left w:val="single" w:color="C8955B" w:sz="26"/>
@@ -101,8 +101,8 @@
                 <w:b/>
                 <w:bCs/>
                 <w:color w:val="FFFFFF"/>
-                <w:sz w:val="26"/>
-                <w:szCs w:val="26"/>
+                <w:sz w:val="25"/>
+                <w:szCs w:val="25"/>
               </w:rPr>
               <w:t xml:space="preserve">Ideia central:</w:t>
             </w:r>
@@ -110,8 +110,8 @@
               <w:rPr>
                 <w:rFonts w:ascii="Constantia" w:cs="Constantia" w:eastAsia="Constantia" w:hAnsi="Constantia"/>
                 <w:color w:val="FFFFFF"/>
-                <w:sz w:val="26"/>
-                <w:szCs w:val="26"/>
+                <w:sz w:val="25"/>
+                <w:szCs w:val="25"/>
               </w:rPr>
               <w:t xml:space="preserve"> Deus é bom: reparte como Rei, não paga como patrão — e cura o olho ressentido.</w:t>
             </w:r>
@@ -126,17 +126,17 @@
     </w:p>
     <w:p>
       <w:pPr>
-        <w:spacing w:after="156" w:before="0" w:line="300" w:lineRule="auto"/>
-        <w:jc w:val="left"/>
-      </w:pPr>
-      <w:r>
-        <w:rPr>
-          <w:rFonts w:ascii="Cambria" w:cs="Cambria" w:eastAsia="Cambria" w:hAnsi="Cambria"/>
-          <w:b/>
-          <w:bCs/>
-          <w:color w:val="2B2B33"/>
-          <w:sz w:val="24"/>
-          <w:szCs w:val="24"/>
+        <w:spacing w:after="150" w:before="0" w:line="300" w:lineRule="auto"/>
+        <w:jc w:val="left"/>
+      </w:pPr>
+      <w:r>
+        <w:rPr>
+          <w:rFonts w:ascii="Cambria" w:cs="Cambria" w:eastAsia="Cambria" w:hAnsi="Cambria"/>
+          <w:b/>
+          <w:bCs/>
+          <w:color w:val="2B2B33"/>
+          <w:sz w:val="23"/>
+          <w:szCs w:val="23"/>
         </w:rPr>
         <w:t xml:space="preserve">Refrão:</w:t>
       </w:r>
@@ -144,35 +144,41 @@
         <w:rPr>
           <w:rFonts w:ascii="Cambria" w:cs="Cambria" w:eastAsia="Cambria" w:hAnsi="Cambria"/>
           <w:color w:val="2B2B33"/>
-          <w:sz w:val="24"/>
-          <w:szCs w:val="24"/>
-        </w:rPr>
-        <w:t xml:space="preserve"> "O Rei bom reparte, não paga — e cura o olho ressentido." · </w:t>
-      </w:r>
-      <w:r>
-        <w:rPr>
-          <w:rFonts w:ascii="Cambria" w:cs="Cambria" w:eastAsia="Cambria" w:hAnsi="Cambria"/>
-          <w:b/>
-          <w:bCs/>
-          <w:color w:val="2B2B33"/>
-          <w:sz w:val="24"/>
-          <w:szCs w:val="24"/>
-        </w:rPr>
-        <w:t xml:space="preserve">Virada (III):</w:t>
-      </w:r>
-      <w:r>
-        <w:rPr>
-          <w:rFonts w:ascii="Cambria" w:cs="Cambria" w:eastAsia="Cambria" w:hAnsi="Cambria"/>
-          <w:color w:val="2B2B33"/>
-          <w:sz w:val="24"/>
-          <w:szCs w:val="24"/>
+          <w:sz w:val="23"/>
+          <w:szCs w:val="23"/>
+        </w:rPr>
+        <w:t xml:space="preserve"> "O Rei bom reparte, não paga — e cura o olho ressentido."</w:t>
+      </w:r>
+    </w:p>
+    <w:p>
+      <w:pPr>
+        <w:spacing w:after="150" w:before="0" w:line="300" w:lineRule="auto"/>
+        <w:jc w:val="left"/>
+      </w:pPr>
+      <w:r>
+        <w:rPr>
+          <w:rFonts w:ascii="Cambria" w:cs="Cambria" w:eastAsia="Cambria" w:hAnsi="Cambria"/>
+          <w:b/>
+          <w:bCs/>
+          <w:color w:val="2B2B33"/>
+          <w:sz w:val="23"/>
+          <w:szCs w:val="23"/>
+        </w:rPr>
+        <w:t xml:space="preserve">Frase de virada (ponto III):</w:t>
+      </w:r>
+      <w:r>
+        <w:rPr>
+          <w:rFonts w:ascii="Cambria" w:cs="Cambria" w:eastAsia="Cambria" w:hAnsi="Cambria"/>
+          <w:color w:val="2B2B33"/>
+          <w:sz w:val="23"/>
+          <w:szCs w:val="23"/>
         </w:rPr>
         <w:t xml:space="preserve"> "A graça que alegra o último expõe o coração que calcula."</w:t>
       </w:r>
     </w:p>
     <w:tbl>
       <w:tblPr>
-        <w:tblW w:type="dxa" w:w="8106"/>
+        <w:tblW w:type="dxa" w:w="8706"/>
         <w:tblBorders>
           <w:top w:val="single" w:color="auto" w:sz="4"/>
           <w:left w:val="single" w:color="auto" w:sz="4"/>
@@ -183,9 +189,9 @@
         </w:tblBorders>
       </w:tblPr>
       <w:tblGrid>
-        <w:gridCol w:w="2702"/>
-        <w:gridCol w:w="2702"/>
-        <w:gridCol w:w="2702"/>
+        <w:gridCol w:w="2902"/>
+        <w:gridCol w:w="2902"/>
+        <w:gridCol w:w="2902"/>
       </w:tblGrid>
       <w:tr>
         <w:trPr>
@@ -193,7 +199,7 @@
         </w:trPr>
         <w:tc>
           <w:tcPr>
-            <w:tcW w:type="dxa" w:w="2702"/>
+            <w:tcW w:type="dxa" w:w="2902"/>
             <w:tcBorders>
               <w:top w:val="single" w:color="E6DFD2" w:sz="2"/>
               <w:left w:val="none" w:color="FFFFFF" w:sz="0"/>
@@ -219,8 +225,8 @@
                 <w:b/>
                 <w:bCs/>
                 <w:color w:val="FFFFFF"/>
-                <w:sz w:val="21"/>
-                <w:szCs w:val="21"/>
+                <w:sz w:val="20"/>
+                <w:szCs w:val="20"/>
               </w:rPr>
               <w:t xml:space="preserve">Bloco</w:t>
             </w:r>
@@ -228,7 +234,7 @@
         </w:tc>
         <w:tc>
           <w:tcPr>
-            <w:tcW w:type="dxa" w:w="2702"/>
+            <w:tcW w:type="dxa" w:w="2902"/>
             <w:tcBorders>
               <w:top w:val="single" w:color="E6DFD2" w:sz="2"/>
               <w:left w:val="none" w:color="FFFFFF" w:sz="0"/>
@@ -254,8 +260,8 @@
                 <w:b/>
                 <w:bCs/>
                 <w:color w:val="FFFFFF"/>
-                <w:sz w:val="21"/>
-                <w:szCs w:val="21"/>
+                <w:sz w:val="20"/>
+                <w:szCs w:val="20"/>
               </w:rPr>
               <w:t xml:space="preserve">Texto</w:t>
             </w:r>
@@ -263,7 +269,7 @@
         </w:tc>
         <w:tc>
           <w:tcPr>
-            <w:tcW w:type="dxa" w:w="2702"/>
+            <w:tcW w:type="dxa" w:w="2902"/>
             <w:tcBorders>
               <w:top w:val="single" w:color="E6DFD2" w:sz="2"/>
               <w:left w:val="none" w:color="FFFFFF" w:sz="0"/>
@@ -289,8 +295,8 @@
                 <w:b/>
                 <w:bCs/>
                 <w:color w:val="FFFFFF"/>
-                <w:sz w:val="21"/>
-                <w:szCs w:val="21"/>
+                <w:sz w:val="20"/>
+                <w:szCs w:val="20"/>
               </w:rPr>
               <w:t xml:space="preserve">Tempo</w:t>
             </w:r>
@@ -300,7 +306,7 @@
       <w:tr>
         <w:tc>
           <w:tcPr>
-            <w:tcW w:type="dxa" w:w="2702"/>
+            <w:tcW w:type="dxa" w:w="2902"/>
             <w:tcBorders>
               <w:top w:val="single" w:color="E6DFD2" w:sz="2"/>
               <w:left w:val="none" w:color="FFFFFF" w:sz="0"/>
@@ -326,8 +332,8 @@
                 <w:b w:val="false"/>
                 <w:bCs w:val="false"/>
                 <w:color w:val="2B2B33"/>
-                <w:sz w:val="21"/>
-                <w:szCs w:val="21"/>
+                <w:sz w:val="20"/>
+                <w:szCs w:val="20"/>
               </w:rPr>
               <w:t xml:space="preserve">Leitura, oração, série, ideia central</w:t>
             </w:r>
@@ -335,7 +341,7 @@
         </w:tc>
         <w:tc>
           <w:tcPr>
-            <w:tcW w:type="dxa" w:w="2702"/>
+            <w:tcW w:type="dxa" w:w="2902"/>
             <w:tcBorders>
               <w:top w:val="single" w:color="E6DFD2" w:sz="2"/>
               <w:left w:val="none" w:color="FFFFFF" w:sz="0"/>
@@ -361,8 +367,8 @@
                 <w:b w:val="false"/>
                 <w:bCs w:val="false"/>
                 <w:color w:val="2B2B33"/>
-                <w:sz w:val="21"/>
-                <w:szCs w:val="21"/>
+                <w:sz w:val="20"/>
+                <w:szCs w:val="20"/>
               </w:rPr>
               <w:t xml:space="preserve">20.1-16</w:t>
             </w:r>
@@ -370,7 +376,7 @@
         </w:tc>
         <w:tc>
           <w:tcPr>
-            <w:tcW w:type="dxa" w:w="2702"/>
+            <w:tcW w:type="dxa" w:w="2902"/>
             <w:tcBorders>
               <w:top w:val="single" w:color="E6DFD2" w:sz="2"/>
               <w:left w:val="none" w:color="FFFFFF" w:sz="0"/>
@@ -396,8 +402,8 @@
                 <w:b w:val="false"/>
                 <w:bCs w:val="false"/>
                 <w:color w:val="2B2B33"/>
-                <w:sz w:val="21"/>
-                <w:szCs w:val="21"/>
+                <w:sz w:val="20"/>
+                <w:szCs w:val="20"/>
               </w:rPr>
               <w:t xml:space="preserve">3 min</w:t>
             </w:r>
@@ -407,7 +413,7 @@
       <w:tr>
         <w:tc>
           <w:tcPr>
-            <w:tcW w:type="dxa" w:w="2702"/>
+            <w:tcW w:type="dxa" w:w="2902"/>
             <w:tcBorders>
               <w:top w:val="single" w:color="E6DFD2" w:sz="2"/>
               <w:left w:val="none" w:color="FFFFFF" w:sz="0"/>
@@ -433,8 +439,8 @@
                 <w:b w:val="false"/>
                 <w:bCs w:val="false"/>
                 <w:color w:val="2B2B33"/>
-                <w:sz w:val="21"/>
-                <w:szCs w:val="21"/>
+                <w:sz w:val="20"/>
+                <w:szCs w:val="20"/>
               </w:rPr>
               <w:t xml:space="preserve">Introdução: o contador e o último</w:t>
             </w:r>
@@ -442,7 +448,7 @@
         </w:tc>
         <w:tc>
           <w:tcPr>
-            <w:tcW w:type="dxa" w:w="2702"/>
+            <w:tcW w:type="dxa" w:w="2902"/>
             <w:tcBorders>
               <w:top w:val="single" w:color="E6DFD2" w:sz="2"/>
               <w:left w:val="none" w:color="FFFFFF" w:sz="0"/>
@@ -468,8 +474,8 @@
                 <w:b w:val="false"/>
                 <w:bCs w:val="false"/>
                 <w:color w:val="2B2B33"/>
-                <w:sz w:val="21"/>
-                <w:szCs w:val="21"/>
+                <w:sz w:val="20"/>
+                <w:szCs w:val="20"/>
               </w:rPr>
               <w:t xml:space="preserve">Jo 12.5; Mt 26.15; Lc 23.42-43</w:t>
             </w:r>
@@ -477,7 +483,7 @@
         </w:tc>
         <w:tc>
           <w:tcPr>
-            <w:tcW w:type="dxa" w:w="2702"/>
+            <w:tcW w:type="dxa" w:w="2902"/>
             <w:tcBorders>
               <w:top w:val="single" w:color="E6DFD2" w:sz="2"/>
               <w:left w:val="none" w:color="FFFFFF" w:sz="0"/>
@@ -503,8 +509,8 @@
                 <w:b w:val="false"/>
                 <w:bCs w:val="false"/>
                 <w:color w:val="2B2B33"/>
-                <w:sz w:val="21"/>
-                <w:szCs w:val="21"/>
+                <w:sz w:val="20"/>
+                <w:szCs w:val="20"/>
               </w:rPr>
               <w:t xml:space="preserve">4 min</w:t>
             </w:r>
@@ -514,7 +520,7 @@
       <w:tr>
         <w:tc>
           <w:tcPr>
-            <w:tcW w:type="dxa" w:w="2702"/>
+            <w:tcW w:type="dxa" w:w="2902"/>
             <w:tcBorders>
               <w:top w:val="single" w:color="E6DFD2" w:sz="2"/>
               <w:left w:val="none" w:color="FFFFFF" w:sz="0"/>
@@ -540,16 +546,16 @@
                 <w:b w:val="false"/>
                 <w:bCs w:val="false"/>
                 <w:color w:val="2B2B33"/>
-                <w:sz w:val="21"/>
-                <w:szCs w:val="21"/>
-              </w:rPr>
-              <w:t xml:space="preserve">I. Um só é bom</w:t>
+                <w:sz w:val="20"/>
+                <w:szCs w:val="20"/>
+              </w:rPr>
+              <w:t xml:space="preserve">I. Um só é bom: o Rei que sai à praça</w:t>
             </w:r>
           </w:p>
         </w:tc>
         <w:tc>
           <w:tcPr>
-            <w:tcW w:type="dxa" w:w="2702"/>
+            <w:tcW w:type="dxa" w:w="2902"/>
             <w:tcBorders>
               <w:top w:val="single" w:color="E6DFD2" w:sz="2"/>
               <w:left w:val="none" w:color="FFFFFF" w:sz="0"/>
@@ -575,8 +581,8 @@
                 <w:b w:val="false"/>
                 <w:bCs w:val="false"/>
                 <w:color w:val="2B2B33"/>
-                <w:sz w:val="21"/>
-                <w:szCs w:val="21"/>
+                <w:sz w:val="20"/>
+                <w:szCs w:val="20"/>
               </w:rPr>
               <w:t xml:space="preserve">19.13-17; 20.1-7</w:t>
             </w:r>
@@ -584,7 +590,7 @@
         </w:tc>
         <w:tc>
           <w:tcPr>
-            <w:tcW w:type="dxa" w:w="2702"/>
+            <w:tcW w:type="dxa" w:w="2902"/>
             <w:tcBorders>
               <w:top w:val="single" w:color="E6DFD2" w:sz="2"/>
               <w:left w:val="none" w:color="FFFFFF" w:sz="0"/>
@@ -610,8 +616,8 @@
                 <w:b w:val="false"/>
                 <w:bCs w:val="false"/>
                 <w:color w:val="2B2B33"/>
-                <w:sz w:val="21"/>
-                <w:szCs w:val="21"/>
+                <w:sz w:val="20"/>
+                <w:szCs w:val="20"/>
               </w:rPr>
               <w:t xml:space="preserve">7 min</w:t>
             </w:r>
@@ -621,7 +627,7 @@
       <w:tr>
         <w:tc>
           <w:tcPr>
-            <w:tcW w:type="dxa" w:w="2702"/>
+            <w:tcW w:type="dxa" w:w="2902"/>
             <w:tcBorders>
               <w:top w:val="single" w:color="E6DFD2" w:sz="2"/>
               <w:left w:val="none" w:color="FFFFFF" w:sz="0"/>
@@ -647,16 +653,16 @@
                 <w:b w:val="false"/>
                 <w:bCs w:val="false"/>
                 <w:color w:val="2B2B33"/>
-                <w:sz w:val="21"/>
-                <w:szCs w:val="21"/>
-              </w:rPr>
-              <w:t xml:space="preserve">II. Reparte como Rei</w:t>
+                <w:sz w:val="20"/>
+                <w:szCs w:val="20"/>
+              </w:rPr>
+              <w:t xml:space="preserve">II. Reparte como Rei, não paga como patrão</w:t>
             </w:r>
           </w:p>
         </w:tc>
         <w:tc>
           <w:tcPr>
-            <w:tcW w:type="dxa" w:w="2702"/>
+            <w:tcW w:type="dxa" w:w="2902"/>
             <w:tcBorders>
               <w:top w:val="single" w:color="E6DFD2" w:sz="2"/>
               <w:left w:val="none" w:color="FFFFFF" w:sz="0"/>
@@ -682,8 +688,8 @@
                 <w:b w:val="false"/>
                 <w:bCs w:val="false"/>
                 <w:color w:val="2B2B33"/>
-                <w:sz w:val="21"/>
-                <w:szCs w:val="21"/>
+                <w:sz w:val="20"/>
+                <w:szCs w:val="20"/>
               </w:rPr>
               <w:t xml:space="preserve">20.8-10</w:t>
             </w:r>
@@ -691,7 +697,7 @@
         </w:tc>
         <w:tc>
           <w:tcPr>
-            <w:tcW w:type="dxa" w:w="2702"/>
+            <w:tcW w:type="dxa" w:w="2902"/>
             <w:tcBorders>
               <w:top w:val="single" w:color="E6DFD2" w:sz="2"/>
               <w:left w:val="none" w:color="FFFFFF" w:sz="0"/>
@@ -717,8 +723,8 @@
                 <w:b w:val="false"/>
                 <w:bCs w:val="false"/>
                 <w:color w:val="2B2B33"/>
-                <w:sz w:val="21"/>
-                <w:szCs w:val="21"/>
+                <w:sz w:val="20"/>
+                <w:szCs w:val="20"/>
               </w:rPr>
               <w:t xml:space="preserve">7 min</w:t>
             </w:r>
@@ -728,7 +734,7 @@
       <w:tr>
         <w:tc>
           <w:tcPr>
-            <w:tcW w:type="dxa" w:w="2702"/>
+            <w:tcW w:type="dxa" w:w="2902"/>
             <w:tcBorders>
               <w:top w:val="single" w:color="E6DFD2" w:sz="2"/>
               <w:left w:val="none" w:color="FFFFFF" w:sz="0"/>
@@ -754,16 +760,16 @@
                 <w:b w:val="false"/>
                 <w:bCs w:val="false"/>
                 <w:color w:val="2B2B33"/>
-                <w:sz w:val="21"/>
-                <w:szCs w:val="21"/>
-              </w:rPr>
-              <w:t xml:space="preserve">III. O olho mau</w:t>
+                <w:sz w:val="20"/>
+                <w:szCs w:val="20"/>
+              </w:rPr>
+              <w:t xml:space="preserve">III. "O teu olho é mau porque eu sou bom?"</w:t>
             </w:r>
           </w:p>
         </w:tc>
         <w:tc>
           <w:tcPr>
-            <w:tcW w:type="dxa" w:w="2702"/>
+            <w:tcW w:type="dxa" w:w="2902"/>
             <w:tcBorders>
               <w:top w:val="single" w:color="E6DFD2" w:sz="2"/>
               <w:left w:val="none" w:color="FFFFFF" w:sz="0"/>
@@ -789,16 +795,16 @@
                 <w:b w:val="false"/>
                 <w:bCs w:val="false"/>
                 <w:color w:val="2B2B33"/>
-                <w:sz w:val="21"/>
-                <w:szCs w:val="21"/>
-              </w:rPr>
-              <w:t xml:space="preserve">20.11-15, 20-24</w:t>
+                <w:sz w:val="20"/>
+                <w:szCs w:val="20"/>
+              </w:rPr>
+              <w:t xml:space="preserve">20.11-15; 20.20-24</w:t>
             </w:r>
           </w:p>
         </w:tc>
         <w:tc>
           <w:tcPr>
-            <w:tcW w:type="dxa" w:w="2702"/>
+            <w:tcW w:type="dxa" w:w="2902"/>
             <w:tcBorders>
               <w:top w:val="single" w:color="E6DFD2" w:sz="2"/>
               <w:left w:val="none" w:color="FFFFFF" w:sz="0"/>
@@ -824,8 +830,8 @@
                 <w:b w:val="false"/>
                 <w:bCs w:val="false"/>
                 <w:color w:val="2B2B33"/>
-                <w:sz w:val="21"/>
-                <w:szCs w:val="21"/>
+                <w:sz w:val="20"/>
+                <w:szCs w:val="20"/>
               </w:rPr>
               <w:t xml:space="preserve">9 min</w:t>
             </w:r>
@@ -835,7 +841,7 @@
       <w:tr>
         <w:tc>
           <w:tcPr>
-            <w:tcW w:type="dxa" w:w="2702"/>
+            <w:tcW w:type="dxa" w:w="2902"/>
             <w:tcBorders>
               <w:top w:val="single" w:color="E6DFD2" w:sz="2"/>
               <w:left w:val="none" w:color="FFFFFF" w:sz="0"/>
@@ -861,16 +867,16 @@
                 <w:b w:val="false"/>
                 <w:bCs w:val="false"/>
                 <w:color w:val="2B2B33"/>
-                <w:sz w:val="21"/>
-                <w:szCs w:val="21"/>
-              </w:rPr>
-              <w:t xml:space="preserve">IV. Que se abram os olhos</w:t>
+                <w:sz w:val="20"/>
+                <w:szCs w:val="20"/>
+              </w:rPr>
+              <w:t xml:space="preserve">IV. "Que se abram os nossos olhos"</w:t>
             </w:r>
           </w:p>
         </w:tc>
         <w:tc>
           <w:tcPr>
-            <w:tcW w:type="dxa" w:w="2702"/>
+            <w:tcW w:type="dxa" w:w="2902"/>
             <w:tcBorders>
               <w:top w:val="single" w:color="E6DFD2" w:sz="2"/>
               <w:left w:val="none" w:color="FFFFFF" w:sz="0"/>
@@ -896,16 +902,16 @@
                 <w:b w:val="false"/>
                 <w:bCs w:val="false"/>
                 <w:color w:val="2B2B33"/>
-                <w:sz w:val="21"/>
-                <w:szCs w:val="21"/>
-              </w:rPr>
-              <w:t xml:space="preserve">20.17-19, 28-34</w:t>
+                <w:sz w:val="20"/>
+                <w:szCs w:val="20"/>
+              </w:rPr>
+              <w:t xml:space="preserve">20.15, 17-19, 28; 20.29-34</w:t>
             </w:r>
           </w:p>
         </w:tc>
         <w:tc>
           <w:tcPr>
-            <w:tcW w:type="dxa" w:w="2702"/>
+            <w:tcW w:type="dxa" w:w="2902"/>
             <w:tcBorders>
               <w:top w:val="single" w:color="E6DFD2" w:sz="2"/>
               <w:left w:val="none" w:color="FFFFFF" w:sz="0"/>
@@ -931,8 +937,8 @@
                 <w:b w:val="false"/>
                 <w:bCs w:val="false"/>
                 <w:color w:val="2B2B33"/>
-                <w:sz w:val="21"/>
-                <w:szCs w:val="21"/>
+                <w:sz w:val="20"/>
+                <w:szCs w:val="20"/>
               </w:rPr>
               <w:t xml:space="preserve">8 min</w:t>
             </w:r>
@@ -942,7 +948,7 @@
       <w:tr>
         <w:tc>
           <w:tcPr>
-            <w:tcW w:type="dxa" w:w="2702"/>
+            <w:tcW w:type="dxa" w:w="2902"/>
             <w:tcBorders>
               <w:top w:val="single" w:color="E6DFD2" w:sz="2"/>
               <w:left w:val="none" w:color="FFFFFF" w:sz="0"/>
@@ -968,16 +974,16 @@
                 <w:b w:val="false"/>
                 <w:bCs w:val="false"/>
                 <w:color w:val="2B2B33"/>
-                <w:sz w:val="21"/>
-                <w:szCs w:val="21"/>
-              </w:rPr>
-              <w:t xml:space="preserve">E agora? + conclusão</w:t>
+                <w:sz w:val="20"/>
+                <w:szCs w:val="20"/>
+              </w:rPr>
+              <w:t xml:space="preserve">E agora? + conclusão + oração</w:t>
             </w:r>
           </w:p>
         </w:tc>
         <w:tc>
           <w:tcPr>
-            <w:tcW w:type="dxa" w:w="2702"/>
+            <w:tcW w:type="dxa" w:w="2902"/>
             <w:tcBorders>
               <w:top w:val="single" w:color="E6DFD2" w:sz="2"/>
               <w:left w:val="none" w:color="FFFFFF" w:sz="0"/>
@@ -1003,8 +1009,8 @@
                 <w:b w:val="false"/>
                 <w:bCs w:val="false"/>
                 <w:color w:val="2B2B33"/>
-                <w:sz w:val="21"/>
-                <w:szCs w:val="21"/>
+                <w:sz w:val="20"/>
+                <w:szCs w:val="20"/>
               </w:rPr>
               <w:t xml:space="preserve">—</w:t>
             </w:r>
@@ -1012,7 +1018,7 @@
         </w:tc>
         <w:tc>
           <w:tcPr>
-            <w:tcW w:type="dxa" w:w="2702"/>
+            <w:tcW w:type="dxa" w:w="2902"/>
             <w:tcBorders>
               <w:top w:val="single" w:color="E6DFD2" w:sz="2"/>
               <w:left w:val="none" w:color="FFFFFF" w:sz="0"/>
@@ -1038,8 +1044,8 @@
                 <w:b w:val="false"/>
                 <w:bCs w:val="false"/>
                 <w:color w:val="2B2B33"/>
-                <w:sz w:val="21"/>
-                <w:szCs w:val="21"/>
+                <w:sz w:val="20"/>
+                <w:szCs w:val="20"/>
               </w:rPr>
               <w:t xml:space="preserve">5 min</w:t>
             </w:r>
@@ -1051,6 +1057,21 @@
       <w:pPr>
         <w:spacing w:after="160"/>
       </w:pPr>
+    </w:p>
+    <w:p>
+      <w:pPr>
+        <w:spacing w:after="140" w:before="140"/>
+        <w:jc w:val="center"/>
+      </w:pPr>
+      <w:r>
+        <w:rPr>
+          <w:rFonts w:ascii="Cambria" w:cs="Cambria" w:eastAsia="Cambria" w:hAnsi="Cambria"/>
+          <w:color w:val="C8955B"/>
+          <w:sz w:val="22"/>
+          <w:szCs w:val="22"/>
+        </w:rPr>
+        <w:t xml:space="preserve">✦</w:t>
+      </w:r>
     </w:p>
     <w:p>
       <w:pPr>
@@ -1067,8 +1088,8 @@
           <w:b/>
           <w:bCs/>
           <w:color w:val="252544"/>
-          <w:sz w:val="33"/>
-          <w:szCs w:val="33"/>
+          <w:sz w:val="32"/>
+          <w:szCs w:val="32"/>
         </w:rPr>
         <w:t xml:space="preserve">Abertura</w:t>
       </w:r>
@@ -1089,59 +1110,103 @@
           <w:b/>
           <w:bCs/>
           <w:color w:val="2B2B33"/>
-          <w:sz w:val="24"/>
-          <w:szCs w:val="24"/>
+          <w:sz w:val="23"/>
+          <w:szCs w:val="23"/>
         </w:rPr>
         <w:t xml:space="preserve">[Ler Mt 20.1-16, NAA]</w:t>
       </w:r>
-      <w:r>
-        <w:rPr>
-          <w:rFonts w:ascii="Cambria" w:cs="Cambria" w:eastAsia="Cambria" w:hAnsi="Cambria"/>
-          <w:color w:val="2B2B33"/>
-          <w:sz w:val="24"/>
-          <w:szCs w:val="24"/>
-        </w:rPr>
-        <w:t xml:space="preserve"> · Oração: abre os nossos olhos; mostra o teu Filho, o único bom.</w:t>
-      </w:r>
-    </w:p>
-    <w:p>
-      <w:pPr>
-        <w:pStyle w:val="ListParagraph"/>
-        <w:numPr>
-          <w:ilvl w:val="0"/>
-          <w:numId w:val="2"/>
-        </w:numPr>
-        <w:spacing w:after="70" w:before="0" w:line="288" w:lineRule="auto"/>
-        <w:jc w:val="left"/>
-      </w:pPr>
-      <w:r>
-        <w:rPr>
-          <w:rFonts w:ascii="Cambria" w:cs="Cambria" w:eastAsia="Cambria" w:hAnsi="Cambria"/>
-          <w:color w:val="2B2B33"/>
-          <w:sz w:val="24"/>
-          <w:szCs w:val="24"/>
-        </w:rPr>
-        <w:t xml:space="preserve">9º sermão, "O Coração do Rei": o Rei que busca; o pai que corre e roga ao mais velho.</w:t>
-      </w:r>
-    </w:p>
-    <w:p>
-      <w:pPr>
-        <w:pStyle w:val="ListParagraph"/>
-        <w:numPr>
-          <w:ilvl w:val="0"/>
-          <w:numId w:val="2"/>
-        </w:numPr>
-        <w:spacing w:after="70" w:before="0" w:line="288" w:lineRule="auto"/>
-        <w:jc w:val="left"/>
-      </w:pPr>
-      <w:r>
-        <w:rPr>
-          <w:rFonts w:ascii="Cambria" w:cs="Cambria" w:eastAsia="Cambria" w:hAnsi="Cambria"/>
-          <w:color w:val="2B2B33"/>
-          <w:sz w:val="24"/>
-          <w:szCs w:val="24"/>
-        </w:rPr>
-        <w:t xml:space="preserve">"Se vocês esquecerem tudo, guardem isto:" ideia central.</w:t>
+    </w:p>
+    <w:p>
+      <w:pPr>
+        <w:pStyle w:val="ListParagraph"/>
+        <w:numPr>
+          <w:ilvl w:val="0"/>
+          <w:numId w:val="2"/>
+        </w:numPr>
+        <w:spacing w:after="70" w:before="0" w:line="288" w:lineRule="auto"/>
+        <w:jc w:val="left"/>
+      </w:pPr>
+      <w:r>
+        <w:rPr>
+          <w:rFonts w:ascii="Cambria" w:cs="Cambria" w:eastAsia="Cambria" w:hAnsi="Cambria"/>
+          <w:b/>
+          <w:bCs/>
+          <w:color w:val="2B2B33"/>
+          <w:sz w:val="23"/>
+          <w:szCs w:val="23"/>
+        </w:rPr>
+        <w:t xml:space="preserve">Oração:</w:t>
+      </w:r>
+      <w:r>
+        <w:rPr>
+          <w:rFonts w:ascii="Cambria" w:cs="Cambria" w:eastAsia="Cambria" w:hAnsi="Cambria"/>
+          <w:color w:val="2B2B33"/>
+          <w:sz w:val="23"/>
+          <w:szCs w:val="23"/>
+        </w:rPr>
+        <w:t xml:space="preserve"> a história incomoda; algo em nós já ficou do lado dos que reclamaram. Abre os nossos olhos. Mostra o teu Filho, o único bom, e cura o que precisa ser curado.</w:t>
+      </w:r>
+    </w:p>
+    <w:p>
+      <w:pPr>
+        <w:pStyle w:val="ListParagraph"/>
+        <w:numPr>
+          <w:ilvl w:val="0"/>
+          <w:numId w:val="2"/>
+        </w:numPr>
+        <w:spacing w:after="70" w:before="0" w:line="288" w:lineRule="auto"/>
+        <w:jc w:val="left"/>
+      </w:pPr>
+      <w:r>
+        <w:rPr>
+          <w:rFonts w:ascii="Cambria" w:cs="Cambria" w:eastAsia="Cambria" w:hAnsi="Cambria"/>
+          <w:b/>
+          <w:bCs/>
+          <w:color w:val="2B2B33"/>
+          <w:sz w:val="23"/>
+          <w:szCs w:val="23"/>
+        </w:rPr>
+        <w:t xml:space="preserve">Série:</w:t>
+      </w:r>
+      <w:r>
+        <w:rPr>
+          <w:rFonts w:ascii="Cambria" w:cs="Cambria" w:eastAsia="Cambria" w:hAnsi="Cambria"/>
+          <w:color w:val="2B2B33"/>
+          <w:sz w:val="23"/>
+          <w:szCs w:val="23"/>
+        </w:rPr>
+        <w:t xml:space="preserve"> 9º sermão, "O Coração do Rei": já vimos o Rei que busca ovelha e moeda, o pai que corre e sai para rogar ao mais velho. Quando o Rei mostra o coração dele, o nosso fica exposto.</w:t>
+      </w:r>
+    </w:p>
+    <w:p>
+      <w:pPr>
+        <w:pStyle w:val="ListParagraph"/>
+        <w:numPr>
+          <w:ilvl w:val="0"/>
+          <w:numId w:val="2"/>
+        </w:numPr>
+        <w:spacing w:after="70" w:before="0" w:line="288" w:lineRule="auto"/>
+        <w:jc w:val="left"/>
+      </w:pPr>
+      <w:r>
+        <w:rPr>
+          <w:rFonts w:ascii="Cambria" w:cs="Cambria" w:eastAsia="Cambria" w:hAnsi="Cambria"/>
+          <w:b/>
+          <w:bCs/>
+          <w:color w:val="2B2B33"/>
+          <w:sz w:val="23"/>
+          <w:szCs w:val="23"/>
+        </w:rPr>
+        <w:t xml:space="preserve">Ideia central</w:t>
+      </w:r>
+      <w:r>
+        <w:rPr>
+          <w:rFonts w:ascii="Cambria" w:cs="Cambria" w:eastAsia="Cambria" w:hAnsi="Cambria"/>
+          <w:color w:val="2B2B33"/>
+          <w:sz w:val="23"/>
+          <w:szCs w:val="23"/>
+        </w:rPr>
+        <w:t xml:space="preserve"> (direto, sem fórmula de anúncio): "Deus é bom: ele reparte como Rei, não paga como patrão — e cura o olho ressentido."</w:t>
       </w:r>
     </w:p>
     <w:p>
@@ -1159,8 +1224,8 @@
           <w:b/>
           <w:bCs/>
           <w:color w:val="252544"/>
-          <w:sz w:val="33"/>
-          <w:szCs w:val="33"/>
+          <w:sz w:val="32"/>
+          <w:szCs w:val="32"/>
         </w:rPr>
         <w:t xml:space="preserve">Introdução — O contador e o último</w:t>
       </w:r>
@@ -1181,99 +1246,234 @@
           <w:b/>
           <w:bCs/>
           <w:color w:val="2B2B33"/>
-          <w:sz w:val="24"/>
-          <w:szCs w:val="24"/>
+          <w:sz w:val="23"/>
+          <w:szCs w:val="23"/>
         </w:rPr>
         <w:t xml:space="preserve">Judas:</w:t>
       </w:r>
-      <w:r>
-        <w:rPr>
-          <w:rFonts w:ascii="Cambria" w:cs="Cambria" w:eastAsia="Cambria" w:hAnsi="Cambria"/>
-          <w:color w:val="2B2B33"/>
-          <w:sz w:val="24"/>
-          <w:szCs w:val="24"/>
-        </w:rPr>
-        <w:t xml:space="preserve"> três anos, tesoureiro; "trezentos denários" (Jo 12.5); "</w:t>
-      </w:r>
-      <w:r>
-        <w:rPr>
-          <w:rFonts w:ascii="Cambria" w:cs="Cambria" w:eastAsia="Cambria" w:hAnsi="Cambria"/>
-          <w:b/>
-          <w:bCs/>
-          <w:color w:val="2B2B33"/>
-          <w:sz w:val="24"/>
-          <w:szCs w:val="24"/>
-        </w:rPr>
-        <w:t xml:space="preserve">Que me quereis dar?</w:t>
-      </w:r>
-      <w:r>
-        <w:rPr>
-          <w:rFonts w:ascii="Cambria" w:cs="Cambria" w:eastAsia="Cambria" w:hAnsi="Cambria"/>
-          <w:color w:val="2B2B33"/>
-          <w:sz w:val="24"/>
-          <w:szCs w:val="24"/>
-        </w:rPr>
-        <w:t xml:space="preserve">" (Mt 26.15).</w:t>
-      </w:r>
-    </w:p>
-    <w:p>
-      <w:pPr>
-        <w:pStyle w:val="ListParagraph"/>
-        <w:numPr>
-          <w:ilvl w:val="0"/>
-          <w:numId w:val="2"/>
-        </w:numPr>
-        <w:spacing w:after="70" w:before="0" w:line="288" w:lineRule="auto"/>
-        <w:jc w:val="left"/>
-      </w:pPr>
-      <w:r>
-        <w:rPr>
-          <w:rFonts w:ascii="Cambria" w:cs="Cambria" w:eastAsia="Cambria" w:hAnsi="Cambria"/>
-          <w:b/>
-          <w:bCs/>
-          <w:color w:val="2B2B33"/>
-          <w:sz w:val="24"/>
-          <w:szCs w:val="24"/>
+    </w:p>
+    <w:p>
+      <w:pPr>
+        <w:pStyle w:val="ListParagraph"/>
+        <w:numPr>
+          <w:ilvl w:val="1"/>
+          <w:numId w:val="2"/>
+        </w:numPr>
+        <w:spacing w:after="70" w:before="0" w:line="288" w:lineRule="auto"/>
+        <w:jc w:val="left"/>
+      </w:pPr>
+      <w:r>
+        <w:rPr>
+          <w:rFonts w:ascii="Cambria" w:cs="Cambria" w:eastAsia="Cambria" w:hAnsi="Cambria"/>
+          <w:color w:val="2B2B33"/>
+          <w:sz w:val="23"/>
+          <w:szCs w:val="23"/>
+        </w:rPr>
+        <w:t xml:space="preserve">três anos com Jesus; pregou, curou, era o tesoureiro;</w:t>
+      </w:r>
+    </w:p>
+    <w:p>
+      <w:pPr>
+        <w:pStyle w:val="ListParagraph"/>
+        <w:numPr>
+          <w:ilvl w:val="1"/>
+          <w:numId w:val="2"/>
+        </w:numPr>
+        <w:spacing w:after="70" w:before="0" w:line="288" w:lineRule="auto"/>
+        <w:jc w:val="left"/>
+      </w:pPr>
+      <w:r>
+        <w:rPr>
+          <w:rFonts w:ascii="Cambria" w:cs="Cambria" w:eastAsia="Cambria" w:hAnsi="Cambria"/>
+          <w:color w:val="2B2B33"/>
+          <w:sz w:val="23"/>
+          <w:szCs w:val="23"/>
+        </w:rPr>
+        <w:t xml:space="preserve">diante do perfume de Maria, em Betânia: "trezentos denários" (Jo 12.5). Olhava para a devoção e enxergava denário;</w:t>
+      </w:r>
+    </w:p>
+    <w:p>
+      <w:pPr>
+        <w:pStyle w:val="ListParagraph"/>
+        <w:numPr>
+          <w:ilvl w:val="1"/>
+          <w:numId w:val="2"/>
+        </w:numPr>
+        <w:spacing w:after="70" w:before="0" w:line="288" w:lineRule="auto"/>
+        <w:jc w:val="left"/>
+      </w:pPr>
+      <w:r>
+        <w:rPr>
+          <w:rFonts w:ascii="Cambria" w:cs="Cambria" w:eastAsia="Cambria" w:hAnsi="Cambria"/>
+          <w:color w:val="2B2B33"/>
+          <w:sz w:val="23"/>
+          <w:szCs w:val="23"/>
+        </w:rPr>
+        <w:t xml:space="preserve">aos sacerdotes: "</w:t>
+      </w:r>
+      <w:r>
+        <w:rPr>
+          <w:rFonts w:ascii="Cambria" w:cs="Cambria" w:eastAsia="Cambria" w:hAnsi="Cambria"/>
+          <w:b/>
+          <w:bCs/>
+          <w:color w:val="2B2B33"/>
+          <w:sz w:val="23"/>
+          <w:szCs w:val="23"/>
+        </w:rPr>
+        <w:t xml:space="preserve">Que me quereis dar, e eu vo-lo entregarei?</w:t>
+      </w:r>
+      <w:r>
+        <w:rPr>
+          <w:rFonts w:ascii="Cambria" w:cs="Cambria" w:eastAsia="Cambria" w:hAnsi="Cambria"/>
+          <w:color w:val="2B2B33"/>
+          <w:sz w:val="23"/>
+          <w:szCs w:val="23"/>
+        </w:rPr>
+        <w:t xml:space="preserve">" (Mt 26.15). Trinta moedas.</w:t>
+      </w:r>
+    </w:p>
+    <w:p>
+      <w:pPr>
+        <w:pStyle w:val="ListParagraph"/>
+        <w:numPr>
+          <w:ilvl w:val="0"/>
+          <w:numId w:val="2"/>
+        </w:numPr>
+        <w:spacing w:after="70" w:before="0" w:line="288" w:lineRule="auto"/>
+        <w:jc w:val="left"/>
+      </w:pPr>
+      <w:r>
+        <w:rPr>
+          <w:rFonts w:ascii="Cambria" w:cs="Cambria" w:eastAsia="Cambria" w:hAnsi="Cambria"/>
+          <w:b/>
+          <w:bCs/>
+          <w:color w:val="2B2B33"/>
+          <w:sz w:val="23"/>
+          <w:szCs w:val="23"/>
         </w:rPr>
         <w:t xml:space="preserve">O ladrão:</w:t>
       </w:r>
-      <w:r>
-        <w:rPr>
-          <w:rFonts w:ascii="Cambria" w:cs="Cambria" w:eastAsia="Cambria" w:hAnsi="Cambria"/>
-          <w:color w:val="2B2B33"/>
-          <w:sz w:val="24"/>
-          <w:szCs w:val="24"/>
-        </w:rPr>
-        <w:t xml:space="preserve"> zombou (Mt 27.44); "lembra-te de mim" → "hoje estarás comigo" (Lc 23.42-43).</w:t>
-      </w:r>
-    </w:p>
-    <w:p>
-      <w:pPr>
-        <w:pStyle w:val="ListParagraph"/>
-        <w:numPr>
-          <w:ilvl w:val="0"/>
-          <w:numId w:val="2"/>
-        </w:numPr>
-        <w:spacing w:after="70" w:before="0" w:line="288" w:lineRule="auto"/>
-        <w:jc w:val="left"/>
-      </w:pPr>
-      <w:r>
-        <w:rPr>
-          <w:rFonts w:ascii="Cambria" w:cs="Cambria" w:eastAsia="Cambria" w:hAnsi="Cambria"/>
-          <w:color w:val="2B2B33"/>
-          <w:sz w:val="24"/>
-          <w:szCs w:val="24"/>
-        </w:rPr>
-        <w:t xml:space="preserve">"Isso é justo?" → Jesus responde a </w:t>
-      </w:r>
-      <w:r>
-        <w:rPr>
-          <w:rFonts w:ascii="Cambria" w:cs="Cambria" w:eastAsia="Cambria" w:hAnsi="Cambria"/>
-          <w:b/>
-          <w:bCs/>
-          <w:color w:val="2B2B33"/>
-          <w:sz w:val="24"/>
-          <w:szCs w:val="24"/>
+    </w:p>
+    <w:p>
+      <w:pPr>
+        <w:pStyle w:val="ListParagraph"/>
+        <w:numPr>
+          <w:ilvl w:val="1"/>
+          <w:numId w:val="2"/>
+        </w:numPr>
+        <w:spacing w:after="70" w:before="0" w:line="288" w:lineRule="auto"/>
+        <w:jc w:val="left"/>
+      </w:pPr>
+      <w:r>
+        <w:rPr>
+          <w:rFonts w:ascii="Cambria" w:cs="Cambria" w:eastAsia="Cambria" w:hAnsi="Cambria"/>
+          <w:color w:val="2B2B33"/>
+          <w:sz w:val="23"/>
+          <w:szCs w:val="23"/>
+        </w:rPr>
+        <w:t xml:space="preserve">viveu do crime; zombou de Jesus nas primeiras horas (Mt 27.44);</w:t>
+      </w:r>
+    </w:p>
+    <w:p>
+      <w:pPr>
+        <w:pStyle w:val="ListParagraph"/>
+        <w:numPr>
+          <w:ilvl w:val="1"/>
+          <w:numId w:val="2"/>
+        </w:numPr>
+        <w:spacing w:after="70" w:before="0" w:line="288" w:lineRule="auto"/>
+        <w:jc w:val="left"/>
+      </w:pPr>
+      <w:r>
+        <w:rPr>
+          <w:rFonts w:ascii="Cambria" w:cs="Cambria" w:eastAsia="Cambria" w:hAnsi="Cambria"/>
+          <w:color w:val="2B2B33"/>
+          <w:sz w:val="23"/>
+          <w:szCs w:val="23"/>
+        </w:rPr>
+        <w:t xml:space="preserve">depois: "lembra-te de mim quando vieres no teu Reino" → "hoje estarás comigo no paraíso" (Lc 23.42-43).</w:t>
+      </w:r>
+    </w:p>
+    <w:p>
+      <w:pPr>
+        <w:pStyle w:val="ListParagraph"/>
+        <w:numPr>
+          <w:ilvl w:val="0"/>
+          <w:numId w:val="2"/>
+        </w:numPr>
+        <w:spacing w:after="70" w:before="0" w:line="288" w:lineRule="auto"/>
+        <w:jc w:val="left"/>
+      </w:pPr>
+      <w:r>
+        <w:rPr>
+          <w:rFonts w:ascii="Cambria" w:cs="Cambria" w:eastAsia="Cambria" w:hAnsi="Cambria"/>
+          <w:b/>
+          <w:bCs/>
+          <w:color w:val="2B2B33"/>
+          <w:sz w:val="23"/>
+          <w:szCs w:val="23"/>
+        </w:rPr>
+        <w:t xml:space="preserve">A pergunta engasgada:</w:t>
+      </w:r>
+      <w:r>
+        <w:rPr>
+          <w:rFonts w:ascii="Cambria" w:cs="Cambria" w:eastAsia="Cambria" w:hAnsi="Cambria"/>
+          <w:color w:val="2B2B33"/>
+          <w:sz w:val="23"/>
+          <w:szCs w:val="23"/>
+        </w:rPr>
+        <w:t xml:space="preserve"> três anos terminam em perdição; uma vida de crime termina no paraíso. </w:t>
+      </w:r>
+      <w:r>
+        <w:rPr>
+          <w:rFonts w:ascii="Cambria" w:cs="Cambria" w:eastAsia="Cambria" w:hAnsi="Cambria"/>
+          <w:b/>
+          <w:bCs/>
+          <w:color w:val="2B2B33"/>
+          <w:sz w:val="23"/>
+          <w:szCs w:val="23"/>
+        </w:rPr>
+        <w:t xml:space="preserve">Isso é justo?</w:t>
+      </w:r>
+    </w:p>
+    <w:p>
+      <w:pPr>
+        <w:pStyle w:val="ListParagraph"/>
+        <w:numPr>
+          <w:ilvl w:val="0"/>
+          <w:numId w:val="2"/>
+        </w:numPr>
+        <w:spacing w:after="70" w:before="0" w:line="288" w:lineRule="auto"/>
+        <w:jc w:val="left"/>
+      </w:pPr>
+      <w:r>
+        <w:rPr>
+          <w:rFonts w:ascii="Cambria" w:cs="Cambria" w:eastAsia="Cambria" w:hAnsi="Cambria"/>
+          <w:b/>
+          <w:bCs/>
+          <w:color w:val="2B2B33"/>
+          <w:sz w:val="23"/>
+          <w:szCs w:val="23"/>
+        </w:rPr>
+        <w:t xml:space="preserve">A virada:</w:t>
+      </w:r>
+      <w:r>
+        <w:rPr>
+          <w:rFonts w:ascii="Cambria" w:cs="Cambria" w:eastAsia="Cambria" w:hAnsi="Cambria"/>
+          <w:color w:val="2B2B33"/>
+          <w:sz w:val="23"/>
+          <w:szCs w:val="23"/>
+        </w:rPr>
+        <w:t xml:space="preserve"> Jesus contou a história para </w:t>
+      </w:r>
+      <w:r>
+        <w:rPr>
+          <w:rFonts w:ascii="Cambria" w:cs="Cambria" w:eastAsia="Cambria" w:hAnsi="Cambria"/>
+          <w:b/>
+          <w:bCs/>
+          <w:color w:val="2B2B33"/>
+          <w:sz w:val="23"/>
+          <w:szCs w:val="23"/>
         </w:rPr>
         <w:t xml:space="preserve">discípulos</w:t>
       </w:r>
@@ -1281,19 +1481,79 @@
         <w:rPr>
           <w:rFonts w:ascii="Cambria" w:cs="Cambria" w:eastAsia="Cambria" w:hAnsi="Cambria"/>
           <w:color w:val="2B2B33"/>
-          <w:sz w:val="24"/>
-          <w:szCs w:val="24"/>
-        </w:rPr>
-        <w:t xml:space="preserve"> (19.27) e termina com: "</w:t>
-      </w:r>
-      <w:r>
-        <w:rPr>
-          <w:rFonts w:ascii="Cambria" w:cs="Cambria" w:eastAsia="Cambria" w:hAnsi="Cambria"/>
-          <w:b/>
-          <w:bCs/>
-          <w:color w:val="2B2B33"/>
-          <w:sz w:val="24"/>
-          <w:szCs w:val="24"/>
+          <w:sz w:val="23"/>
+          <w:szCs w:val="23"/>
+        </w:rPr>
+        <w:t xml:space="preserve">, não para fariseus.</w:t>
+      </w:r>
+    </w:p>
+    <w:p>
+      <w:pPr>
+        <w:pStyle w:val="ListParagraph"/>
+        <w:numPr>
+          <w:ilvl w:val="1"/>
+          <w:numId w:val="2"/>
+        </w:numPr>
+        <w:spacing w:after="70" w:before="0" w:line="288" w:lineRule="auto"/>
+        <w:jc w:val="left"/>
+      </w:pPr>
+      <w:r>
+        <w:rPr>
+          <w:rFonts w:ascii="Cambria" w:cs="Cambria" w:eastAsia="Cambria" w:hAnsi="Cambria"/>
+          <w:color w:val="2B2B33"/>
+          <w:sz w:val="23"/>
+          <w:szCs w:val="23"/>
+        </w:rPr>
+        <w:t xml:space="preserve">Pedro: "nós tudo deixamos e te seguimos; que, pois, teremos?" (19.27);</w:t>
+      </w:r>
+    </w:p>
+    <w:p>
+      <w:pPr>
+        <w:pStyle w:val="ListParagraph"/>
+        <w:numPr>
+          <w:ilvl w:val="1"/>
+          <w:numId w:val="2"/>
+        </w:numPr>
+        <w:spacing w:after="70" w:before="0" w:line="288" w:lineRule="auto"/>
+        <w:jc w:val="left"/>
+      </w:pPr>
+      <w:r>
+        <w:rPr>
+          <w:rFonts w:ascii="Cambria" w:cs="Cambria" w:eastAsia="Cambria" w:hAnsi="Cambria"/>
+          <w:color w:val="2B2B33"/>
+          <w:sz w:val="23"/>
+          <w:szCs w:val="23"/>
+        </w:rPr>
+        <w:t xml:space="preserve">Jesus promete tronos, cem vezes mais, vida eterna (19.28-29);</w:t>
+      </w:r>
+    </w:p>
+    <w:p>
+      <w:pPr>
+        <w:pStyle w:val="ListParagraph"/>
+        <w:numPr>
+          <w:ilvl w:val="1"/>
+          <w:numId w:val="2"/>
+        </w:numPr>
+        <w:spacing w:after="70" w:before="0" w:line="288" w:lineRule="auto"/>
+        <w:jc w:val="left"/>
+      </w:pPr>
+      <w:r>
+        <w:rPr>
+          <w:rFonts w:ascii="Cambria" w:cs="Cambria" w:eastAsia="Cambria" w:hAnsi="Cambria"/>
+          <w:color w:val="2B2B33"/>
+          <w:sz w:val="23"/>
+          <w:szCs w:val="23"/>
+        </w:rPr>
+        <w:t xml:space="preserve">a parábola termina com outra pergunta: "</w:t>
+      </w:r>
+      <w:r>
+        <w:rPr>
+          <w:rFonts w:ascii="Cambria" w:cs="Cambria" w:eastAsia="Cambria" w:hAnsi="Cambria"/>
+          <w:b/>
+          <w:bCs/>
+          <w:color w:val="2B2B33"/>
+          <w:sz w:val="23"/>
+          <w:szCs w:val="23"/>
         </w:rPr>
         <w:t xml:space="preserve">O teu olho é mau porque eu sou bom?</w:t>
       </w:r>
@@ -1301,30 +1561,41 @@
         <w:rPr>
           <w:rFonts w:ascii="Cambria" w:cs="Cambria" w:eastAsia="Cambria" w:hAnsi="Cambria"/>
           <w:color w:val="2B2B33"/>
-          <w:sz w:val="24"/>
-          <w:szCs w:val="24"/>
-        </w:rPr>
-        <w:t xml:space="preserve">"</w:t>
-      </w:r>
-    </w:p>
-    <w:p>
-      <w:pPr>
-        <w:pStyle w:val="ListParagraph"/>
-        <w:numPr>
-          <w:ilvl w:val="0"/>
-          <w:numId w:val="2"/>
-        </w:numPr>
-        <w:spacing w:after="70" w:before="0" w:line="288" w:lineRule="auto"/>
-        <w:jc w:val="left"/>
-      </w:pPr>
-      <w:r>
-        <w:rPr>
-          <w:rFonts w:ascii="Cambria" w:cs="Cambria" w:eastAsia="Cambria" w:hAnsi="Cambria"/>
-          <w:color w:val="2B2B33"/>
-          <w:sz w:val="24"/>
-          <w:szCs w:val="24"/>
-        </w:rPr>
-        <w:t xml:space="preserve">Ressalva: Judas se perdeu por traição e incredulidade; a imagem é o olho que mede em denário.</w:t>
+          <w:sz w:val="23"/>
+          <w:szCs w:val="23"/>
+        </w:rPr>
+        <w:t xml:space="preserve">" (v. 15).</w:t>
+      </w:r>
+    </w:p>
+    <w:p>
+      <w:pPr>
+        <w:pStyle w:val="ListParagraph"/>
+        <w:numPr>
+          <w:ilvl w:val="0"/>
+          <w:numId w:val="2"/>
+        </w:numPr>
+        <w:spacing w:after="70" w:before="0" w:line="288" w:lineRule="auto"/>
+        <w:jc w:val="left"/>
+      </w:pPr>
+      <w:r>
+        <w:rPr>
+          <w:rFonts w:ascii="Cambria" w:cs="Cambria" w:eastAsia="Cambria" w:hAnsi="Cambria"/>
+          <w:b/>
+          <w:bCs/>
+          <w:color w:val="2B2B33"/>
+          <w:sz w:val="23"/>
+          <w:szCs w:val="23"/>
+        </w:rPr>
+        <w:t xml:space="preserve">Ressalva:</w:t>
+      </w:r>
+      <w:r>
+        <w:rPr>
+          <w:rFonts w:ascii="Cambria" w:cs="Cambria" w:eastAsia="Cambria" w:hAnsi="Cambria"/>
+          <w:color w:val="2B2B33"/>
+          <w:sz w:val="23"/>
+          <w:szCs w:val="23"/>
+        </w:rPr>
+        <w:t xml:space="preserve"> Judas não se perdeu por fazer conta, e sim pela traição e pela incredulidade. A imagem é a do olho que mede tudo em denário, levado até o fim.</w:t>
       </w:r>
     </w:p>
     <w:p>
@@ -1342,8 +1613,8 @@
           <w:b/>
           <w:bCs/>
           <w:color w:val="252544"/>
-          <w:sz w:val="33"/>
-          <w:szCs w:val="33"/>
+          <w:sz w:val="32"/>
+          <w:szCs w:val="32"/>
         </w:rPr>
         <w:t xml:space="preserve">I. Um só é bom: o Rei que sai à praça (19.13-17; 20.1-7)</w:t>
       </w:r>
@@ -1364,28 +1635,81 @@
           <w:b/>
           <w:bCs/>
           <w:color w:val="2B2B33"/>
-          <w:sz w:val="24"/>
-          <w:szCs w:val="24"/>
-        </w:rPr>
-        <w:t xml:space="preserve">Moldura:</w:t>
-      </w:r>
-      <w:r>
-        <w:rPr>
-          <w:rFonts w:ascii="Cambria" w:cs="Cambria" w:eastAsia="Cambria" w:hAnsi="Cambria"/>
-          <w:color w:val="2B2B33"/>
-          <w:sz w:val="24"/>
-          <w:szCs w:val="24"/>
-        </w:rPr>
-        <w:t xml:space="preserve"> crianças, os "últimos", recebidas (19.13-15); jovem rico: "que farei de </w:t>
-      </w:r>
-      <w:r>
-        <w:rPr>
-          <w:rFonts w:ascii="Cambria" w:cs="Cambria" w:eastAsia="Cambria" w:hAnsi="Cambria"/>
-          <w:b/>
-          <w:bCs/>
-          <w:color w:val="2B2B33"/>
-          <w:sz w:val="24"/>
-          <w:szCs w:val="24"/>
+          <w:sz w:val="23"/>
+          <w:szCs w:val="23"/>
+        </w:rPr>
+        <w:t xml:space="preserve">A moldura do capítulo 19:</w:t>
+      </w:r>
+    </w:p>
+    <w:p>
+      <w:pPr>
+        <w:pStyle w:val="ListParagraph"/>
+        <w:numPr>
+          <w:ilvl w:val="1"/>
+          <w:numId w:val="2"/>
+        </w:numPr>
+        <w:spacing w:after="70" w:before="0" w:line="288" w:lineRule="auto"/>
+        <w:jc w:val="left"/>
+      </w:pPr>
+      <w:r>
+        <w:rPr>
+          <w:rFonts w:ascii="Cambria" w:cs="Cambria" w:eastAsia="Cambria" w:hAnsi="Cambria"/>
+          <w:b/>
+          <w:bCs/>
+          <w:color w:val="2B2B33"/>
+          <w:sz w:val="23"/>
+          <w:szCs w:val="23"/>
+        </w:rPr>
+        <w:t xml:space="preserve">crianças</w:t>
+      </w:r>
+      <w:r>
+        <w:rPr>
+          <w:rFonts w:ascii="Cambria" w:cs="Cambria" w:eastAsia="Cambria" w:hAnsi="Cambria"/>
+          <w:color w:val="2B2B33"/>
+          <w:sz w:val="23"/>
+          <w:szCs w:val="23"/>
+        </w:rPr>
+        <w:t xml:space="preserve"> afastadas pelos discípulos, gente sem currículo, os "últimos": "dos tais é o reino dos céus" (19.13-15). Os religiosos faziam fila por mérito; Jesus abre a porta para quem não tem nada a apresentar;</w:t>
+      </w:r>
+    </w:p>
+    <w:p>
+      <w:pPr>
+        <w:pStyle w:val="ListParagraph"/>
+        <w:numPr>
+          <w:ilvl w:val="1"/>
+          <w:numId w:val="2"/>
+        </w:numPr>
+        <w:spacing w:after="70" w:before="0" w:line="288" w:lineRule="auto"/>
+        <w:jc w:val="left"/>
+      </w:pPr>
+      <w:r>
+        <w:rPr>
+          <w:rFonts w:ascii="Cambria" w:cs="Cambria" w:eastAsia="Cambria" w:hAnsi="Cambria"/>
+          <w:b/>
+          <w:bCs/>
+          <w:color w:val="2B2B33"/>
+          <w:sz w:val="23"/>
+          <w:szCs w:val="23"/>
+        </w:rPr>
+        <w:t xml:space="preserve">jovem rico:</w:t>
+      </w:r>
+      <w:r>
+        <w:rPr>
+          <w:rFonts w:ascii="Cambria" w:cs="Cambria" w:eastAsia="Cambria" w:hAnsi="Cambria"/>
+          <w:color w:val="2B2B33"/>
+          <w:sz w:val="23"/>
+          <w:szCs w:val="23"/>
+        </w:rPr>
+        <w:t xml:space="preserve"> "que farei eu de </w:t>
+      </w:r>
+      <w:r>
+        <w:rPr>
+          <w:rFonts w:ascii="Cambria" w:cs="Cambria" w:eastAsia="Cambria" w:hAnsi="Cambria"/>
+          <w:b/>
+          <w:bCs/>
+          <w:color w:val="2B2B33"/>
+          <w:sz w:val="23"/>
+          <w:szCs w:val="23"/>
         </w:rPr>
         <w:t xml:space="preserve">bom</w:t>
       </w:r>
@@ -1393,8 +1717,8 @@
         <w:rPr>
           <w:rFonts w:ascii="Cambria" w:cs="Cambria" w:eastAsia="Cambria" w:hAnsi="Cambria"/>
           <w:color w:val="2B2B33"/>
-          <w:sz w:val="24"/>
-          <w:szCs w:val="24"/>
+          <w:sz w:val="23"/>
+          <w:szCs w:val="23"/>
         </w:rPr>
         <w:t xml:space="preserve">?" → "</w:t>
       </w:r>
@@ -1404,8 +1728,8 @@
           <w:b/>
           <w:bCs/>
           <w:color w:val="2B2B33"/>
-          <w:sz w:val="24"/>
-          <w:szCs w:val="24"/>
+          <w:sz w:val="23"/>
+          <w:szCs w:val="23"/>
         </w:rPr>
         <w:t xml:space="preserve">Bom só existe um</w:t>
       </w:r>
@@ -1413,79 +1737,174 @@
         <w:rPr>
           <w:rFonts w:ascii="Cambria" w:cs="Cambria" w:eastAsia="Cambria" w:hAnsi="Cambria"/>
           <w:color w:val="2B2B33"/>
-          <w:sz w:val="24"/>
-          <w:szCs w:val="24"/>
-        </w:rPr>
-        <w:t xml:space="preserve">" (19.16-17).</w:t>
-      </w:r>
-    </w:p>
-    <w:p>
-      <w:pPr>
-        <w:pStyle w:val="ListParagraph"/>
-        <w:numPr>
-          <w:ilvl w:val="0"/>
-          <w:numId w:val="2"/>
-        </w:numPr>
-        <w:spacing w:after="70" w:before="0" w:line="288" w:lineRule="auto"/>
-        <w:jc w:val="left"/>
-      </w:pPr>
-      <w:r>
-        <w:rPr>
-          <w:rFonts w:ascii="Cambria" w:cs="Cambria" w:eastAsia="Cambria" w:hAnsi="Cambria"/>
-          <w:color w:val="2B2B33"/>
-          <w:sz w:val="24"/>
-          <w:szCs w:val="24"/>
-        </w:rPr>
-        <w:t xml:space="preserve">Começa com o Senhor: </w:t>
-      </w:r>
-      <w:r>
-        <w:rPr>
-          <w:rFonts w:ascii="Cambria" w:cs="Cambria" w:eastAsia="Cambria" w:hAnsi="Cambria"/>
-          <w:b/>
-          <w:bCs/>
-          <w:color w:val="2B2B33"/>
-          <w:sz w:val="24"/>
-          <w:szCs w:val="24"/>
-        </w:rPr>
-        <w:t xml:space="preserve">"saindo"</w:t>
-      </w:r>
-      <w:r>
-        <w:rPr>
-          <w:rFonts w:ascii="Cambria" w:cs="Cambria" w:eastAsia="Cambria" w:hAnsi="Cambria"/>
-          <w:color w:val="2B2B33"/>
-          <w:sz w:val="24"/>
-          <w:szCs w:val="24"/>
-        </w:rPr>
-        <w:t xml:space="preserve"> 4× (vv. 1, 3, 5, 6). Ninguém se candidata.</w:t>
-      </w:r>
-    </w:p>
-    <w:p>
-      <w:pPr>
-        <w:pStyle w:val="ListParagraph"/>
-        <w:numPr>
-          <w:ilvl w:val="0"/>
-          <w:numId w:val="2"/>
-        </w:numPr>
-        <w:spacing w:after="70" w:before="0" w:line="288" w:lineRule="auto"/>
-        <w:jc w:val="left"/>
-      </w:pPr>
-      <w:r>
-        <w:rPr>
-          <w:rFonts w:ascii="Cambria" w:cs="Cambria" w:eastAsia="Cambria" w:hAnsi="Cambria"/>
-          <w:color w:val="2B2B33"/>
-          <w:sz w:val="24"/>
-          <w:szCs w:val="24"/>
-        </w:rPr>
-        <w:t xml:space="preserve">Relógio: 6h (um denário = pão do dia) · 9h · 12h · 15h · </w:t>
-      </w:r>
-      <w:r>
-        <w:rPr>
-          <w:rFonts w:ascii="Cambria" w:cs="Cambria" w:eastAsia="Cambria" w:hAnsi="Cambria"/>
-          <w:b/>
-          <w:bCs/>
-          <w:color w:val="2B2B33"/>
-          <w:sz w:val="24"/>
-          <w:szCs w:val="24"/>
+          <w:sz w:val="23"/>
+          <w:szCs w:val="23"/>
+        </w:rPr>
+        <w:t xml:space="preserve">" (19.16-17). Quer fazer o bem para merecer. A palavra "bom" vai voltar na boca do dono.</w:t>
+      </w:r>
+    </w:p>
+    <w:p>
+      <w:pPr>
+        <w:pStyle w:val="ListParagraph"/>
+        <w:numPr>
+          <w:ilvl w:val="0"/>
+          <w:numId w:val="2"/>
+        </w:numPr>
+        <w:spacing w:after="70" w:before="0" w:line="288" w:lineRule="auto"/>
+        <w:jc w:val="left"/>
+      </w:pPr>
+      <w:r>
+        <w:rPr>
+          <w:rFonts w:ascii="Cambria" w:cs="Cambria" w:eastAsia="Cambria" w:hAnsi="Cambria"/>
+          <w:b/>
+          <w:bCs/>
+          <w:color w:val="2B2B33"/>
+          <w:sz w:val="23"/>
+          <w:szCs w:val="23"/>
+        </w:rPr>
+        <w:t xml:space="preserve">A parábola começa com o Senhor</w:t>
+      </w:r>
+      <w:r>
+        <w:rPr>
+          <w:rFonts w:ascii="Cambria" w:cs="Cambria" w:eastAsia="Cambria" w:hAnsi="Cambria"/>
+          <w:color w:val="2B2B33"/>
+          <w:sz w:val="23"/>
+          <w:szCs w:val="23"/>
+        </w:rPr>
+        <w:t xml:space="preserve">, não com trabalhadores procurando emprego: Reino → Senhor → saída → trabalhadores → vinha.</w:t>
+      </w:r>
+    </w:p>
+    <w:p>
+      <w:pPr>
+        <w:pStyle w:val="ListParagraph"/>
+        <w:numPr>
+          <w:ilvl w:val="0"/>
+          <w:numId w:val="2"/>
+        </w:numPr>
+        <w:spacing w:after="70" w:before="0" w:line="288" w:lineRule="auto"/>
+        <w:jc w:val="left"/>
+      </w:pPr>
+      <w:r>
+        <w:rPr>
+          <w:rFonts w:ascii="Cambria" w:cs="Cambria" w:eastAsia="Cambria" w:hAnsi="Cambria"/>
+          <w:b/>
+          <w:bCs/>
+          <w:color w:val="2B2B33"/>
+          <w:sz w:val="23"/>
+          <w:szCs w:val="23"/>
+        </w:rPr>
+        <w:t xml:space="preserve">"Saindo" 4×</w:t>
+      </w:r>
+      <w:r>
+        <w:rPr>
+          <w:rFonts w:ascii="Cambria" w:cs="Cambria" w:eastAsia="Cambria" w:hAnsi="Cambria"/>
+          <w:color w:val="2B2B33"/>
+          <w:sz w:val="23"/>
+          <w:szCs w:val="23"/>
+        </w:rPr>
+        <w:t xml:space="preserve"> (vv. 1, 3, 5, 6). É ele quem sai, quem procura. Ninguém se candidata; todos são chamados.</w:t>
+      </w:r>
+    </w:p>
+    <w:p>
+      <w:pPr>
+        <w:pStyle w:val="ListParagraph"/>
+        <w:numPr>
+          <w:ilvl w:val="0"/>
+          <w:numId w:val="2"/>
+        </w:numPr>
+        <w:spacing w:after="70" w:before="0" w:line="288" w:lineRule="auto"/>
+        <w:jc w:val="left"/>
+      </w:pPr>
+      <w:r>
+        <w:rPr>
+          <w:rFonts w:ascii="Cambria" w:cs="Cambria" w:eastAsia="Cambria" w:hAnsi="Cambria"/>
+          <w:b/>
+          <w:bCs/>
+          <w:color w:val="2B2B33"/>
+          <w:sz w:val="23"/>
+          <w:szCs w:val="23"/>
+        </w:rPr>
+        <w:t xml:space="preserve">O relógio:</w:t>
+      </w:r>
+    </w:p>
+    <w:p>
+      <w:pPr>
+        <w:pStyle w:val="ListParagraph"/>
+        <w:numPr>
+          <w:ilvl w:val="1"/>
+          <w:numId w:val="2"/>
+        </w:numPr>
+        <w:spacing w:after="70" w:before="0" w:line="288" w:lineRule="auto"/>
+        <w:jc w:val="left"/>
+      </w:pPr>
+      <w:r>
+        <w:rPr>
+          <w:rFonts w:ascii="Cambria" w:cs="Cambria" w:eastAsia="Cambria" w:hAnsi="Cambria"/>
+          <w:color w:val="2B2B33"/>
+          <w:sz w:val="23"/>
+          <w:szCs w:val="23"/>
+        </w:rPr>
+        <w:t xml:space="preserve">6h: contrato, um denário (o pão da família no dia);</w:t>
+      </w:r>
+    </w:p>
+    <w:p>
+      <w:pPr>
+        <w:pStyle w:val="ListParagraph"/>
+        <w:numPr>
+          <w:ilvl w:val="1"/>
+          <w:numId w:val="2"/>
+        </w:numPr>
+        <w:spacing w:after="70" w:before="0" w:line="288" w:lineRule="auto"/>
+        <w:jc w:val="left"/>
+      </w:pPr>
+      <w:r>
+        <w:rPr>
+          <w:rFonts w:ascii="Cambria" w:cs="Cambria" w:eastAsia="Cambria" w:hAnsi="Cambria"/>
+          <w:color w:val="2B2B33"/>
+          <w:sz w:val="23"/>
+          <w:szCs w:val="23"/>
+        </w:rPr>
+        <w:t xml:space="preserve">9h: "o que for justo";</w:t>
+      </w:r>
+    </w:p>
+    <w:p>
+      <w:pPr>
+        <w:pStyle w:val="ListParagraph"/>
+        <w:numPr>
+          <w:ilvl w:val="1"/>
+          <w:numId w:val="2"/>
+        </w:numPr>
+        <w:spacing w:after="70" w:before="0" w:line="288" w:lineRule="auto"/>
+        <w:jc w:val="left"/>
+      </w:pPr>
+      <w:r>
+        <w:rPr>
+          <w:rFonts w:ascii="Cambria" w:cs="Cambria" w:eastAsia="Cambria" w:hAnsi="Cambria"/>
+          <w:color w:val="2B2B33"/>
+          <w:sz w:val="23"/>
+          <w:szCs w:val="23"/>
+        </w:rPr>
+        <w:t xml:space="preserve">12h e 15h: a mesma coisa;</w:t>
+      </w:r>
+    </w:p>
+    <w:p>
+      <w:pPr>
+        <w:pStyle w:val="ListParagraph"/>
+        <w:numPr>
+          <w:ilvl w:val="1"/>
+          <w:numId w:val="2"/>
+        </w:numPr>
+        <w:spacing w:after="70" w:before="0" w:line="288" w:lineRule="auto"/>
+        <w:jc w:val="left"/>
+      </w:pPr>
+      <w:r>
+        <w:rPr>
+          <w:rFonts w:ascii="Cambria" w:cs="Cambria" w:eastAsia="Cambria" w:hAnsi="Cambria"/>
+          <w:b/>
+          <w:bCs/>
+          <w:color w:val="2B2B33"/>
+          <w:sz w:val="23"/>
+          <w:szCs w:val="23"/>
         </w:rPr>
         <w:t xml:space="preserve">17h</w:t>
       </w:r>
@@ -1493,19 +1912,19 @@
         <w:rPr>
           <w:rFonts w:ascii="Cambria" w:cs="Cambria" w:eastAsia="Cambria" w:hAnsi="Cambria"/>
           <w:color w:val="2B2B33"/>
-          <w:sz w:val="24"/>
-          <w:szCs w:val="24"/>
-        </w:rPr>
-        <w:t xml:space="preserve"> — "viu" vira "</w:t>
-      </w:r>
-      <w:r>
-        <w:rPr>
-          <w:rFonts w:ascii="Cambria" w:cs="Cambria" w:eastAsia="Cambria" w:hAnsi="Cambria"/>
-          <w:b/>
-          <w:bCs/>
-          <w:color w:val="2B2B33"/>
-          <w:sz w:val="24"/>
-          <w:szCs w:val="24"/>
+          <w:sz w:val="23"/>
+          <w:szCs w:val="23"/>
+        </w:rPr>
+        <w:t xml:space="preserve">: faltando uma hora. "Viu" vira "</w:t>
+      </w:r>
+      <w:r>
+        <w:rPr>
+          <w:rFonts w:ascii="Cambria" w:cs="Cambria" w:eastAsia="Cambria" w:hAnsi="Cambria"/>
+          <w:b/>
+          <w:bCs/>
+          <w:color w:val="2B2B33"/>
+          <w:sz w:val="23"/>
+          <w:szCs w:val="23"/>
         </w:rPr>
         <w:t xml:space="preserve">encontrou</w:t>
       </w:r>
@@ -1513,97 +1932,148 @@
         <w:rPr>
           <w:rFonts w:ascii="Cambria" w:cs="Cambria" w:eastAsia="Cambria" w:hAnsi="Cambria"/>
           <w:color w:val="2B2B33"/>
-          <w:sz w:val="24"/>
-          <w:szCs w:val="24"/>
-        </w:rPr>
-        <w:t xml:space="preserve">" (v. 6).</w:t>
-      </w:r>
-    </w:p>
-    <w:p>
-      <w:pPr>
-        <w:pStyle w:val="ListParagraph"/>
-        <w:numPr>
-          <w:ilvl w:val="0"/>
-          <w:numId w:val="2"/>
-        </w:numPr>
-        <w:spacing w:after="70" w:before="0" w:line="288" w:lineRule="auto"/>
-        <w:jc w:val="left"/>
-      </w:pPr>
-      <w:r>
-        <w:rPr>
-          <w:rFonts w:ascii="Cambria" w:cs="Cambria" w:eastAsia="Cambria" w:hAnsi="Cambria"/>
-          <w:b/>
-          <w:bCs/>
-          <w:color w:val="2B2B33"/>
-          <w:sz w:val="24"/>
-          <w:szCs w:val="24"/>
-        </w:rPr>
-        <w:t xml:space="preserve">Ilustração — ponto de diária na Baixada (IL-018):</w:t>
-      </w:r>
-      <w:r>
-        <w:rPr>
-          <w:rFonts w:ascii="Cambria" w:cs="Cambria" w:eastAsia="Cambria" w:hAnsi="Cambria"/>
-          <w:color w:val="2B2B33"/>
-          <w:sz w:val="24"/>
-          <w:szCs w:val="24"/>
-        </w:rPr>
-        <w:t xml:space="preserve"> 5h com ferramenta no ombro; às 17h ainda tem um.</w:t>
-      </w:r>
-    </w:p>
-    <w:p>
-      <w:pPr>
-        <w:pStyle w:val="ListParagraph"/>
-        <w:numPr>
-          <w:ilvl w:val="0"/>
-          <w:numId w:val="2"/>
-        </w:numPr>
-        <w:spacing w:after="70" w:before="0" w:line="288" w:lineRule="auto"/>
-        <w:jc w:val="left"/>
-      </w:pPr>
-      <w:r>
-        <w:rPr>
-          <w:rFonts w:ascii="Cambria" w:cs="Cambria" w:eastAsia="Cambria" w:hAnsi="Cambria"/>
-          <w:b/>
-          <w:bCs/>
-          <w:color w:val="2B2B33"/>
-          <w:sz w:val="24"/>
-          <w:szCs w:val="24"/>
-        </w:rPr>
-        <w:t xml:space="preserve">v. 7 "ninguém nos contratou":</w:t>
-      </w:r>
-      <w:r>
-        <w:rPr>
-          <w:rFonts w:ascii="Cambria" w:cs="Cambria" w:eastAsia="Cambria" w:hAnsi="Cambria"/>
-          <w:color w:val="2B2B33"/>
-          <w:sz w:val="24"/>
-          <w:szCs w:val="24"/>
-        </w:rPr>
-        <w:t xml:space="preserve"> não é preguiça; </w:t>
-      </w:r>
-      <w:r>
-        <w:rPr>
-          <w:rFonts w:ascii="Cambria" w:cs="Cambria" w:eastAsia="Cambria" w:hAnsi="Cambria"/>
-          <w:b/>
-          <w:bCs/>
-          <w:color w:val="2B2B33"/>
-          <w:sz w:val="24"/>
-          <w:szCs w:val="24"/>
-        </w:rPr>
-        <w:t xml:space="preserve">sem promessa nenhuma</w:t>
-      </w:r>
-      <w:r>
-        <w:rPr>
-          <w:rFonts w:ascii="Cambria" w:cs="Cambria" w:eastAsia="Cambria" w:hAnsi="Cambria"/>
-          <w:color w:val="2B2B33"/>
-          <w:sz w:val="24"/>
-          <w:szCs w:val="24"/>
-        </w:rPr>
-        <w:t xml:space="preserve">. Eles precisam dele.</w:t>
+          <w:sz w:val="23"/>
+          <w:szCs w:val="23"/>
+        </w:rPr>
+        <w:t xml:space="preserve">" (v. 6). Parece que ele estava procurando.</w:t>
+      </w:r>
+    </w:p>
+    <w:p>
+      <w:pPr>
+        <w:pStyle w:val="ListParagraph"/>
+        <w:numPr>
+          <w:ilvl w:val="0"/>
+          <w:numId w:val="2"/>
+        </w:numPr>
+        <w:spacing w:after="70" w:before="0" w:line="288" w:lineRule="auto"/>
+        <w:jc w:val="left"/>
+      </w:pPr>
+      <w:r>
+        <w:rPr>
+          <w:rFonts w:ascii="Cambria" w:cs="Cambria" w:eastAsia="Cambria" w:hAnsi="Cambria"/>
+          <w:b/>
+          <w:bCs/>
+          <w:color w:val="2B2B33"/>
+          <w:sz w:val="23"/>
+          <w:szCs w:val="23"/>
+        </w:rPr>
+        <w:t xml:space="preserve">Ilustração — o ponto de diária na Baixada (IL-018):</w:t>
+      </w:r>
+      <w:r>
+        <w:rPr>
+          <w:rFonts w:ascii="Cambria" w:cs="Cambria" w:eastAsia="Cambria" w:hAnsi="Cambria"/>
+          <w:color w:val="2B2B33"/>
+          <w:sz w:val="23"/>
+          <w:szCs w:val="23"/>
+        </w:rPr>
+        <w:t xml:space="preserve"> 5h, ferramenta no ombro, esperando um carro parar. Os mais fortes saem primeiro. Às 17h ainda tem um, o que ninguém quis levar, e já sabe que não vai ter pão em casa.</w:t>
+      </w:r>
+    </w:p>
+    <w:p>
+      <w:pPr>
+        <w:pStyle w:val="ListParagraph"/>
+        <w:numPr>
+          <w:ilvl w:val="0"/>
+          <w:numId w:val="2"/>
+        </w:numPr>
+        <w:spacing w:after="70" w:before="0" w:line="288" w:lineRule="auto"/>
+        <w:jc w:val="left"/>
+      </w:pPr>
+      <w:r>
+        <w:rPr>
+          <w:rFonts w:ascii="Cambria" w:cs="Cambria" w:eastAsia="Cambria" w:hAnsi="Cambria"/>
+          <w:b/>
+          <w:bCs/>
+          <w:color w:val="2B2B33"/>
+          <w:sz w:val="23"/>
+          <w:szCs w:val="23"/>
+        </w:rPr>
+        <w:t xml:space="preserve">v. 7 — "Porque ninguém nos contratou."</w:t>
+      </w:r>
+    </w:p>
+    <w:p>
+      <w:pPr>
+        <w:pStyle w:val="ListParagraph"/>
+        <w:numPr>
+          <w:ilvl w:val="1"/>
+          <w:numId w:val="2"/>
+        </w:numPr>
+        <w:spacing w:after="70" w:before="0" w:line="288" w:lineRule="auto"/>
+        <w:jc w:val="left"/>
+      </w:pPr>
+      <w:r>
+        <w:rPr>
+          <w:rFonts w:ascii="Cambria" w:cs="Cambria" w:eastAsia="Cambria" w:hAnsi="Cambria"/>
+          <w:color w:val="2B2B33"/>
+          <w:sz w:val="23"/>
+          <w:szCs w:val="23"/>
+        </w:rPr>
+        <w:t xml:space="preserve">"Desocupados" não é vagabundo; é sem trabalho;</w:t>
+      </w:r>
+    </w:p>
+    <w:p>
+      <w:pPr>
+        <w:pStyle w:val="ListParagraph"/>
+        <w:numPr>
+          <w:ilvl w:val="1"/>
+          <w:numId w:val="2"/>
+        </w:numPr>
+        <w:spacing w:after="70" w:before="0" w:line="288" w:lineRule="auto"/>
+        <w:jc w:val="left"/>
+      </w:pPr>
+      <w:r>
+        <w:rPr>
+          <w:rFonts w:ascii="Cambria" w:cs="Cambria" w:eastAsia="Cambria" w:hAnsi="Cambria"/>
+          <w:color w:val="2B2B33"/>
+          <w:sz w:val="23"/>
+          <w:szCs w:val="23"/>
+        </w:rPr>
+        <w:t xml:space="preserve">para esse grupo </w:t>
+      </w:r>
+      <w:r>
+        <w:rPr>
+          <w:rFonts w:ascii="Cambria" w:cs="Cambria" w:eastAsia="Cambria" w:hAnsi="Cambria"/>
+          <w:b/>
+          <w:bCs/>
+          <w:color w:val="2B2B33"/>
+          <w:sz w:val="23"/>
+          <w:szCs w:val="23"/>
+        </w:rPr>
+        <w:t xml:space="preserve">não há promessa nenhuma</w:t>
+      </w:r>
+      <w:r>
+        <w:rPr>
+          <w:rFonts w:ascii="Cambria" w:cs="Cambria" w:eastAsia="Cambria" w:hAnsi="Cambria"/>
+          <w:color w:val="2B2B33"/>
+          <w:sz w:val="23"/>
+          <w:szCs w:val="23"/>
+        </w:rPr>
+        <w:t xml:space="preserve">: nem denário, nem "o que for justo". Só o convite;</w:t>
+      </w:r>
+    </w:p>
+    <w:p>
+      <w:pPr>
+        <w:pStyle w:val="ListParagraph"/>
+        <w:numPr>
+          <w:ilvl w:val="1"/>
+          <w:numId w:val="2"/>
+        </w:numPr>
+        <w:spacing w:after="70" w:before="0" w:line="288" w:lineRule="auto"/>
+        <w:jc w:val="left"/>
+      </w:pPr>
+      <w:r>
+        <w:rPr>
+          <w:rFonts w:ascii="Cambria" w:cs="Cambria" w:eastAsia="Cambria" w:hAnsi="Cambria"/>
+          <w:color w:val="2B2B33"/>
+          <w:sz w:val="23"/>
+          <w:szCs w:val="23"/>
+        </w:rPr>
+        <w:t xml:space="preserve">do ponto de vista do negócio não faz sentido. Ele não precisa deles; eles precisam dele.</w:t>
       </w:r>
     </w:p>
     <w:tbl>
       <w:tblPr>
-        <w:tblW w:type="dxa" w:w="8106"/>
+        <w:tblW w:type="dxa" w:w="8706"/>
         <w:tblBorders>
           <w:top w:val="single" w:color="auto" w:sz="4"/>
           <w:left w:val="single" w:color="auto" w:sz="4"/>
@@ -1614,7 +2084,7 @@
         </w:tblBorders>
       </w:tblPr>
       <w:tblGrid>
-        <w:gridCol w:w="8106"/>
+        <w:gridCol w:w="8706"/>
       </w:tblGrid>
       <w:tr>
         <w:trPr>
@@ -1622,7 +2092,7 @@
         </w:trPr>
         <w:tc>
           <w:tcPr>
-            <w:tcW w:type="dxa" w:w="8106"/>
+            <w:tcW w:type="dxa" w:w="8706"/>
             <w:tcBorders>
               <w:top w:val="single" w:color="E6DFD2" w:sz="4"/>
               <w:left w:val="single" w:color="C8955B" w:sz="26"/>
@@ -1648,8 +2118,8 @@
                 <w:b/>
                 <w:bCs/>
                 <w:color w:val="252544"/>
-                <w:sz w:val="23"/>
-                <w:szCs w:val="23"/>
+                <w:sz w:val="22"/>
+                <w:szCs w:val="22"/>
               </w:rPr>
               <w:t xml:space="preserve">R. T. France</w:t>
             </w:r>
@@ -1657,8 +2127,8 @@
               <w:rPr>
                 <w:rFonts w:ascii="Cambria" w:cs="Cambria" w:eastAsia="Cambria" w:hAnsi="Cambria"/>
                 <w:color w:val="252544"/>
-                <w:sz w:val="23"/>
-                <w:szCs w:val="23"/>
+                <w:sz w:val="22"/>
+                <w:szCs w:val="22"/>
               </w:rPr>
               <w:t xml:space="preserve"> </w:t>
             </w:r>
@@ -1668,8 +2138,8 @@
                 <w:i/>
                 <w:iCs/>
                 <w:color w:val="252544"/>
-                <w:sz w:val="23"/>
-                <w:szCs w:val="23"/>
+                <w:sz w:val="22"/>
+                <w:szCs w:val="22"/>
               </w:rPr>
               <w:t xml:space="preserve">(opcional)</w:t>
             </w:r>
@@ -1677,8 +2147,28 @@
               <w:rPr>
                 <w:rFonts w:ascii="Cambria" w:cs="Cambria" w:eastAsia="Cambria" w:hAnsi="Cambria"/>
                 <w:color w:val="252544"/>
-                <w:sz w:val="23"/>
-                <w:szCs w:val="23"/>
+                <w:sz w:val="22"/>
+                <w:szCs w:val="22"/>
+              </w:rPr>
+              <w:t xml:space="preserve">, </w:t>
+            </w:r>
+            <w:r>
+              <w:rPr>
+                <w:rFonts w:ascii="Cambria" w:cs="Cambria" w:eastAsia="Cambria" w:hAnsi="Cambria"/>
+                <w:i/>
+                <w:iCs/>
+                <w:color w:val="252544"/>
+                <w:sz w:val="22"/>
+                <w:szCs w:val="22"/>
+              </w:rPr>
+              <w:t xml:space="preserve">The Gospel of Matthew</w:t>
+            </w:r>
+            <w:r>
+              <w:rPr>
+                <w:rFonts w:ascii="Cambria" w:cs="Cambria" w:eastAsia="Cambria" w:hAnsi="Cambria"/>
+                <w:color w:val="252544"/>
+                <w:sz w:val="22"/>
+                <w:szCs w:val="22"/>
               </w:rPr>
               <w:t xml:space="preserve">: "Comercialmente, o homem é um tolo. E Deus é tão pouco calculista assim."</w:t>
             </w:r>
@@ -1704,31 +2194,126 @@
       <w:r>
         <w:rPr>
           <w:rFonts w:ascii="Cambria" w:cs="Cambria" w:eastAsia="Cambria" w:hAnsi="Cambria"/>
-          <w:color w:val="2B2B33"/>
-          <w:sz w:val="24"/>
-          <w:szCs w:val="24"/>
-        </w:rPr>
-        <w:t xml:space="preserve">Veterano: você também estava na praça (1Co 4.7). Quem acha que é tarde: o Rei sai às 17h.</w:t>
-      </w:r>
-    </w:p>
-    <w:p>
-      <w:pPr>
-        <w:pStyle w:val="ListParagraph"/>
-        <w:numPr>
-          <w:ilvl w:val="0"/>
-          <w:numId w:val="2"/>
-        </w:numPr>
-        <w:spacing w:after="70" w:before="0" w:line="288" w:lineRule="auto"/>
-        <w:jc w:val="left"/>
-      </w:pPr>
-      <w:r>
-        <w:rPr>
-          <w:rFonts w:ascii="Cambria" w:cs="Cambria" w:eastAsia="Cambria" w:hAnsi="Cambria"/>
-          <w:i/>
-          <w:iCs/>
-          <w:color w:val="2B2B33"/>
-          <w:sz w:val="24"/>
-          <w:szCs w:val="24"/>
+          <w:b/>
+          <w:bCs/>
+          <w:color w:val="2B2B33"/>
+          <w:sz w:val="23"/>
+          <w:szCs w:val="23"/>
+        </w:rPr>
+        <w:t xml:space="preserve">A bondade de Deus começa antes do pagamento.</w:t>
+      </w:r>
+      <w:r>
+        <w:rPr>
+          <w:rFonts w:ascii="Cambria" w:cs="Cambria" w:eastAsia="Cambria" w:hAnsi="Cambria"/>
+          <w:color w:val="2B2B33"/>
+          <w:sz w:val="23"/>
+          <w:szCs w:val="23"/>
+        </w:rPr>
+        <w:t xml:space="preserve"> Começa na praça.</w:t>
+      </w:r>
+    </w:p>
+    <w:p>
+      <w:pPr>
+        <w:pStyle w:val="ListParagraph"/>
+        <w:numPr>
+          <w:ilvl w:val="0"/>
+          <w:numId w:val="2"/>
+        </w:numPr>
+        <w:spacing w:after="70" w:before="0" w:line="288" w:lineRule="auto"/>
+        <w:jc w:val="left"/>
+      </w:pPr>
+      <w:r>
+        <w:rPr>
+          <w:rFonts w:ascii="Cambria" w:cs="Cambria" w:eastAsia="Cambria" w:hAnsi="Cambria"/>
+          <w:b/>
+          <w:bCs/>
+          <w:color w:val="2B2B33"/>
+          <w:sz w:val="23"/>
+          <w:szCs w:val="23"/>
+        </w:rPr>
+        <w:t xml:space="preserve">Aplicação:</w:t>
+      </w:r>
+    </w:p>
+    <w:p>
+      <w:pPr>
+        <w:pStyle w:val="ListParagraph"/>
+        <w:numPr>
+          <w:ilvl w:val="1"/>
+          <w:numId w:val="2"/>
+        </w:numPr>
+        <w:spacing w:after="70" w:before="0" w:line="288" w:lineRule="auto"/>
+        <w:jc w:val="left"/>
+      </w:pPr>
+      <w:r>
+        <w:rPr>
+          <w:rFonts w:ascii="Cambria" w:cs="Cambria" w:eastAsia="Cambria" w:hAnsi="Cambria"/>
+          <w:b/>
+          <w:bCs/>
+          <w:color w:val="2B2B33"/>
+          <w:sz w:val="23"/>
+          <w:szCs w:val="23"/>
+        </w:rPr>
+        <w:t xml:space="preserve">veterano:</w:t>
+      </w:r>
+      <w:r>
+        <w:rPr>
+          <w:rFonts w:ascii="Cambria" w:cs="Cambria" w:eastAsia="Cambria" w:hAnsi="Cambria"/>
+          <w:color w:val="2B2B33"/>
+          <w:sz w:val="23"/>
+          <w:szCs w:val="23"/>
+        </w:rPr>
+        <w:t xml:space="preserve"> você também estava na praça. "Que tens tu que não tenhas recebido?" (1Co 4.7). Ser chamado já é recompensa. Você tinha esquecido?</w:t>
+      </w:r>
+    </w:p>
+    <w:p>
+      <w:pPr>
+        <w:pStyle w:val="ListParagraph"/>
+        <w:numPr>
+          <w:ilvl w:val="1"/>
+          <w:numId w:val="2"/>
+        </w:numPr>
+        <w:spacing w:after="70" w:before="0" w:line="288" w:lineRule="auto"/>
+        <w:jc w:val="left"/>
+      </w:pPr>
+      <w:r>
+        <w:rPr>
+          <w:rFonts w:ascii="Cambria" w:cs="Cambria" w:eastAsia="Cambria" w:hAnsi="Cambria"/>
+          <w:b/>
+          <w:bCs/>
+          <w:color w:val="2B2B33"/>
+          <w:sz w:val="23"/>
+          <w:szCs w:val="23"/>
+        </w:rPr>
+        <w:t xml:space="preserve">quem se sente na praça às 17h:</w:t>
+      </w:r>
+      <w:r>
+        <w:rPr>
+          <w:rFonts w:ascii="Cambria" w:cs="Cambria" w:eastAsia="Cambria" w:hAnsi="Cambria"/>
+          <w:color w:val="2B2B33"/>
+          <w:sz w:val="23"/>
+          <w:szCs w:val="23"/>
+        </w:rPr>
+        <w:t xml:space="preserve"> o Rei ainda sai.</w:t>
+      </w:r>
+    </w:p>
+    <w:p>
+      <w:pPr>
+        <w:pStyle w:val="ListParagraph"/>
+        <w:numPr>
+          <w:ilvl w:val="0"/>
+          <w:numId w:val="2"/>
+        </w:numPr>
+        <w:spacing w:after="70" w:before="0" w:line="288" w:lineRule="auto"/>
+        <w:jc w:val="left"/>
+      </w:pPr>
+      <w:r>
+        <w:rPr>
+          <w:rFonts w:ascii="Cambria" w:cs="Cambria" w:eastAsia="Cambria" w:hAnsi="Cambria"/>
+          <w:b/>
+          <w:bCs/>
+          <w:color w:val="2B2B33"/>
+          <w:sz w:val="23"/>
+          <w:szCs w:val="23"/>
         </w:rPr>
         <w:t xml:space="preserve">Transição:</w:t>
       </w:r>
@@ -1736,10 +2321,10 @@
         <w:rPr>
           <w:rFonts w:ascii="Cambria" w:cs="Cambria" w:eastAsia="Cambria" w:hAnsi="Cambria"/>
           <w:color w:val="2B2B33"/>
-          <w:sz w:val="24"/>
-          <w:szCs w:val="24"/>
-        </w:rPr>
-        <w:t xml:space="preserve"> "História feliz... mas chega a tarde."</w:t>
+          <w:sz w:val="23"/>
+          <w:szCs w:val="23"/>
+        </w:rPr>
+        <w:t xml:space="preserve"> "Até aqui, uma história feliz. Todo mundo vai comer. Mas chega a tarde. E chega a hora do pagamento."</w:t>
       </w:r>
     </w:p>
     <w:p>
@@ -1757,8 +2342,8 @@
           <w:b/>
           <w:bCs/>
           <w:color w:val="252544"/>
-          <w:sz w:val="33"/>
-          <w:szCs w:val="33"/>
+          <w:sz w:val="32"/>
+          <w:szCs w:val="32"/>
         </w:rPr>
         <w:t xml:space="preserve">II. Reparte como Rei, não paga como patrão (20.8-10)</w:t>
       </w:r>
@@ -1779,28 +2364,28 @@
           <w:b/>
           <w:bCs/>
           <w:color w:val="2B2B33"/>
-          <w:sz w:val="24"/>
-          <w:szCs w:val="24"/>
-        </w:rPr>
-        <w:t xml:space="preserve">v. 8:</w:t>
-      </w:r>
-      <w:r>
-        <w:rPr>
-          <w:rFonts w:ascii="Cambria" w:cs="Cambria" w:eastAsia="Cambria" w:hAnsi="Cambria"/>
-          <w:color w:val="2B2B33"/>
-          <w:sz w:val="24"/>
-          <w:szCs w:val="24"/>
-        </w:rPr>
-        <w:t xml:space="preserve"> começa pelos últimos para que os primeiros </w:t>
-      </w:r>
-      <w:r>
-        <w:rPr>
-          <w:rFonts w:ascii="Cambria" w:cs="Cambria" w:eastAsia="Cambria" w:hAnsi="Cambria"/>
-          <w:b/>
-          <w:bCs/>
-          <w:color w:val="2B2B33"/>
-          <w:sz w:val="24"/>
-          <w:szCs w:val="24"/>
+          <w:sz w:val="23"/>
+          <w:szCs w:val="23"/>
+        </w:rPr>
+        <w:t xml:space="preserve">v. 8 — começa pelos últimos.</w:t>
+      </w:r>
+      <w:r>
+        <w:rPr>
+          <w:rFonts w:ascii="Cambria" w:cs="Cambria" w:eastAsia="Cambria" w:hAnsi="Cambria"/>
+          <w:color w:val="2B2B33"/>
+          <w:sz w:val="23"/>
+          <w:szCs w:val="23"/>
+        </w:rPr>
+        <w:t xml:space="preserve"> Se pagasse os primeiros antes, iriam embora felizes sem saber de nada. A ordem invertida existe para que os primeiros </w:t>
+      </w:r>
+      <w:r>
+        <w:rPr>
+          <w:rFonts w:ascii="Cambria" w:cs="Cambria" w:eastAsia="Cambria" w:hAnsi="Cambria"/>
+          <w:b/>
+          <w:bCs/>
+          <w:color w:val="2B2B33"/>
+          <w:sz w:val="23"/>
+          <w:szCs w:val="23"/>
         </w:rPr>
         <w:t xml:space="preserve">vejam</w:t>
       </w:r>
@@ -1808,90 +2393,117 @@
         <w:rPr>
           <w:rFonts w:ascii="Cambria" w:cs="Cambria" w:eastAsia="Cambria" w:hAnsi="Cambria"/>
           <w:color w:val="2B2B33"/>
-          <w:sz w:val="24"/>
-          <w:szCs w:val="24"/>
-        </w:rPr>
-        <w:t xml:space="preserve">. </w:t>
-      </w:r>
-      <w:r>
-        <w:rPr>
-          <w:rFonts w:ascii="Cambria" w:cs="Cambria" w:eastAsia="Cambria" w:hAnsi="Cambria"/>
-          <w:b/>
-          <w:bCs/>
-          <w:color w:val="2B2B33"/>
-          <w:sz w:val="24"/>
-          <w:szCs w:val="24"/>
-        </w:rPr>
-        <w:t xml:space="preserve">v. 9:</w:t>
-      </w:r>
-      <w:r>
-        <w:rPr>
-          <w:rFonts w:ascii="Cambria" w:cs="Cambria" w:eastAsia="Cambria" w:hAnsi="Cambria"/>
-          <w:color w:val="2B2B33"/>
-          <w:sz w:val="24"/>
-          <w:szCs w:val="24"/>
-        </w:rPr>
-        <w:t xml:space="preserve"> um denário por uma hora.</w:t>
-      </w:r>
-    </w:p>
-    <w:p>
-      <w:pPr>
-        <w:pStyle w:val="ListParagraph"/>
-        <w:numPr>
-          <w:ilvl w:val="0"/>
-          <w:numId w:val="2"/>
-        </w:numPr>
-        <w:spacing w:after="70" w:before="0" w:line="288" w:lineRule="auto"/>
-        <w:jc w:val="left"/>
-      </w:pPr>
-      <w:r>
-        <w:rPr>
-          <w:rFonts w:ascii="Cambria" w:cs="Cambria" w:eastAsia="Cambria" w:hAnsi="Cambria"/>
-          <w:b/>
-          <w:bCs/>
-          <w:color w:val="2B2B33"/>
-          <w:sz w:val="24"/>
-          <w:szCs w:val="24"/>
-        </w:rPr>
-        <w:t xml:space="preserve">"Pagar" (v. 8, </w:t>
-      </w:r>
-      <w:r>
-        <w:rPr>
-          <w:rFonts w:ascii="Cambria" w:cs="Cambria" w:eastAsia="Cambria" w:hAnsi="Cambria"/>
-          <w:b/>
-          <w:bCs/>
+          <w:sz w:val="23"/>
+          <w:szCs w:val="23"/>
+        </w:rPr>
+        <w:t xml:space="preserve"> — e nós com eles.</w:t>
+      </w:r>
+    </w:p>
+    <w:p>
+      <w:pPr>
+        <w:pStyle w:val="ListParagraph"/>
+        <w:numPr>
+          <w:ilvl w:val="0"/>
+          <w:numId w:val="2"/>
+        </w:numPr>
+        <w:spacing w:after="70" w:before="0" w:line="288" w:lineRule="auto"/>
+        <w:jc w:val="left"/>
+      </w:pPr>
+      <w:r>
+        <w:rPr>
+          <w:rFonts w:ascii="Cambria" w:cs="Cambria" w:eastAsia="Cambria" w:hAnsi="Cambria"/>
+          <w:b/>
+          <w:bCs/>
+          <w:color w:val="2B2B33"/>
+          <w:sz w:val="23"/>
+          <w:szCs w:val="23"/>
+        </w:rPr>
+        <w:t xml:space="preserve">v. 9 — um denário por uma hora:</w:t>
+      </w:r>
+      <w:r>
+        <w:rPr>
+          <w:rFonts w:ascii="Cambria" w:cs="Cambria" w:eastAsia="Cambria" w:hAnsi="Cambria"/>
+          <w:color w:val="2B2B33"/>
+          <w:sz w:val="23"/>
+          <w:szCs w:val="23"/>
+        </w:rPr>
+        <w:t xml:space="preserve"> saíram sem nada, imaginavam a conversa com a mulher à noite, voltam com o pão do dia inteiro.</w:t>
+      </w:r>
+    </w:p>
+    <w:p>
+      <w:pPr>
+        <w:pStyle w:val="ListParagraph"/>
+        <w:numPr>
+          <w:ilvl w:val="0"/>
+          <w:numId w:val="2"/>
+        </w:numPr>
+        <w:spacing w:after="70" w:before="0" w:line="288" w:lineRule="auto"/>
+        <w:jc w:val="left"/>
+      </w:pPr>
+      <w:r>
+        <w:rPr>
+          <w:rFonts w:ascii="Cambria" w:cs="Cambria" w:eastAsia="Cambria" w:hAnsi="Cambria"/>
+          <w:b/>
+          <w:bCs/>
+          <w:color w:val="2B2B33"/>
+          <w:sz w:val="23"/>
+          <w:szCs w:val="23"/>
+        </w:rPr>
+        <w:t xml:space="preserve">Detalhe do grego:</w:t>
+      </w:r>
+      <w:r>
+        <w:rPr>
+          <w:rFonts w:ascii="Cambria" w:cs="Cambria" w:eastAsia="Cambria" w:hAnsi="Cambria"/>
+          <w:color w:val="2B2B33"/>
+          <w:sz w:val="23"/>
+          <w:szCs w:val="23"/>
+        </w:rPr>
+        <w:t xml:space="preserve"> v. 8 "pagar" (</w:t>
+      </w:r>
+      <w:r>
+        <w:rPr>
+          <w:rFonts w:ascii="Cambria" w:cs="Cambria" w:eastAsia="Cambria" w:hAnsi="Cambria"/>
           <w:i/>
           <w:iCs/>
           <w:color w:val="2B2B33"/>
-          <w:sz w:val="24"/>
-          <w:szCs w:val="24"/>
+          <w:sz w:val="23"/>
+          <w:szCs w:val="23"/>
         </w:rPr>
         <w:t xml:space="preserve">apodidōmi</w:t>
       </w:r>
       <w:r>
         <w:rPr>
           <w:rFonts w:ascii="Cambria" w:cs="Cambria" w:eastAsia="Cambria" w:hAnsi="Cambria"/>
-          <w:b/>
-          <w:bCs/>
-          <w:color w:val="2B2B33"/>
-          <w:sz w:val="24"/>
-          <w:szCs w:val="24"/>
-        </w:rPr>
-        <w:t xml:space="preserve">) → "quero dar" (v. 14):</w:t>
-      </w:r>
-      <w:r>
-        <w:rPr>
-          <w:rFonts w:ascii="Cambria" w:cs="Cambria" w:eastAsia="Cambria" w:hAnsi="Cambria"/>
-          <w:color w:val="2B2B33"/>
-          <w:sz w:val="24"/>
-          <w:szCs w:val="24"/>
-        </w:rPr>
-        <w:t xml:space="preserve"> do salário ao presente.</w:t>
+          <w:color w:val="2B2B33"/>
+          <w:sz w:val="23"/>
+          <w:szCs w:val="23"/>
+        </w:rPr>
+        <w:t xml:space="preserve">, devolver o devido); v. 14 "</w:t>
+      </w:r>
+      <w:r>
+        <w:rPr>
+          <w:rFonts w:ascii="Cambria" w:cs="Cambria" w:eastAsia="Cambria" w:hAnsi="Cambria"/>
+          <w:b/>
+          <w:bCs/>
+          <w:color w:val="2B2B33"/>
+          <w:sz w:val="23"/>
+          <w:szCs w:val="23"/>
+        </w:rPr>
+        <w:t xml:space="preserve">quero dar</w:t>
+      </w:r>
+      <w:r>
+        <w:rPr>
+          <w:rFonts w:ascii="Cambria" w:cs="Cambria" w:eastAsia="Cambria" w:hAnsi="Cambria"/>
+          <w:color w:val="2B2B33"/>
+          <w:sz w:val="23"/>
+          <w:szCs w:val="23"/>
+        </w:rPr>
+        <w:t xml:space="preserve">". Do salário ao presente. O que os últimos receberam foi presente.</w:t>
       </w:r>
     </w:p>
     <w:tbl>
       <w:tblPr>
-        <w:tblW w:type="dxa" w:w="8106"/>
+        <w:tblW w:type="dxa" w:w="8706"/>
         <w:tblBorders>
           <w:top w:val="single" w:color="auto" w:sz="4"/>
           <w:left w:val="single" w:color="auto" w:sz="4"/>
@@ -1902,7 +2514,7 @@
         </w:tblBorders>
       </w:tblPr>
       <w:tblGrid>
-        <w:gridCol w:w="8106"/>
+        <w:gridCol w:w="8706"/>
       </w:tblGrid>
       <w:tr>
         <w:trPr>
@@ -1910,7 +2522,7 @@
         </w:trPr>
         <w:tc>
           <w:tcPr>
-            <w:tcW w:type="dxa" w:w="8106"/>
+            <w:tcW w:type="dxa" w:w="8706"/>
             <w:tcBorders>
               <w:top w:val="single" w:color="E6DFD2" w:sz="4"/>
               <w:left w:val="single" w:color="C8955B" w:sz="26"/>
@@ -1936,8 +2548,8 @@
                 <w:b/>
                 <w:bCs/>
                 <w:color w:val="252544"/>
-                <w:sz w:val="23"/>
-                <w:szCs w:val="23"/>
+                <w:sz w:val="22"/>
+                <w:szCs w:val="22"/>
               </w:rPr>
               <w:t xml:space="preserve">T. W. Manson</w:t>
             </w:r>
@@ -1945,10 +2557,30 @@
               <w:rPr>
                 <w:rFonts w:ascii="Cambria" w:cs="Cambria" w:eastAsia="Cambria" w:hAnsi="Cambria"/>
                 <w:color w:val="252544"/>
-                <w:sz w:val="23"/>
-                <w:szCs w:val="23"/>
-              </w:rPr>
-              <w:t xml:space="preserve">: "Existe a duodécima parte de um denário — chamava-se pôndio. Mas não existe a duodécima parte do amor de Deus."</w:t>
+                <w:sz w:val="22"/>
+                <w:szCs w:val="22"/>
+              </w:rPr>
+              <w:t xml:space="preserve">, </w:t>
+            </w:r>
+            <w:r>
+              <w:rPr>
+                <w:rFonts w:ascii="Cambria" w:cs="Cambria" w:eastAsia="Cambria" w:hAnsi="Cambria"/>
+                <w:i/>
+                <w:iCs/>
+                <w:color w:val="252544"/>
+                <w:sz w:val="22"/>
+                <w:szCs w:val="22"/>
+              </w:rPr>
+              <w:t xml:space="preserve">The Sayings of Jesus</w:t>
+            </w:r>
+            <w:r>
+              <w:rPr>
+                <w:rFonts w:ascii="Cambria" w:cs="Cambria" w:eastAsia="Cambria" w:hAnsi="Cambria"/>
+                <w:color w:val="252544"/>
+                <w:sz w:val="22"/>
+                <w:szCs w:val="22"/>
+              </w:rPr>
+              <w:t xml:space="preserve">: "O amor de Deus não pode ser repartido em quantidades ajustadas ao mérito de cada um. Existe a duodécima parte de um denário — chamava-se pôndio. Mas não existe a duodécima parte do amor de Deus."</w:t>
             </w:r>
           </w:p>
         </w:tc>
@@ -1975,44 +2607,146 @@
           <w:b/>
           <w:bCs/>
           <w:color w:val="2B2B33"/>
-          <w:sz w:val="24"/>
-          <w:szCs w:val="24"/>
-        </w:rPr>
-        <w:t xml:space="preserve">v. 10 "pensaram que receberiam mais":</w:t>
-      </w:r>
-      <w:r>
-        <w:rPr>
-          <w:rFonts w:ascii="Cambria" w:cs="Cambria" w:eastAsia="Cambria" w:hAnsi="Cambria"/>
-          <w:color w:val="2B2B33"/>
-          <w:sz w:val="24"/>
-          <w:szCs w:val="24"/>
-        </w:rPr>
-        <w:t xml:space="preserve"> não eram mercenários; a conta abriu ao ver o outro. Alívio às 6h, ofensa às 18h.</w:t>
-      </w:r>
-    </w:p>
-    <w:p>
-      <w:pPr>
-        <w:pStyle w:val="ListParagraph"/>
-        <w:numPr>
-          <w:ilvl w:val="0"/>
-          <w:numId w:val="2"/>
-        </w:numPr>
-        <w:spacing w:after="70" w:before="0" w:line="288" w:lineRule="auto"/>
-        <w:jc w:val="left"/>
-      </w:pPr>
-      <w:r>
-        <w:rPr>
-          <w:rFonts w:ascii="Cambria" w:cs="Cambria" w:eastAsia="Cambria" w:hAnsi="Cambria"/>
-          <w:color w:val="2B2B33"/>
-          <w:sz w:val="24"/>
-          <w:szCs w:val="24"/>
-        </w:rPr>
-        <w:t xml:space="preserve">A recompensa é real (19.28-29), com outro molde.</w:t>
+          <w:sz w:val="23"/>
+          <w:szCs w:val="23"/>
+        </w:rPr>
+        <w:t xml:space="preserve">O patrão paga por hora. O Rei reparte do que é dele.</w:t>
+      </w:r>
+      <w:r>
+        <w:rPr>
+          <w:rFonts w:ascii="Cambria" w:cs="Cambria" w:eastAsia="Cambria" w:hAnsi="Cambria"/>
+          <w:color w:val="2B2B33"/>
+          <w:sz w:val="23"/>
+          <w:szCs w:val="23"/>
+        </w:rPr>
+        <w:t xml:space="preserve"> E o que ele reparte não se divide em fração.</w:t>
+      </w:r>
+    </w:p>
+    <w:p>
+      <w:pPr>
+        <w:pStyle w:val="ListParagraph"/>
+        <w:numPr>
+          <w:ilvl w:val="0"/>
+          <w:numId w:val="2"/>
+        </w:numPr>
+        <w:spacing w:after="70" w:before="0" w:line="288" w:lineRule="auto"/>
+        <w:jc w:val="left"/>
+      </w:pPr>
+      <w:r>
+        <w:rPr>
+          <w:rFonts w:ascii="Cambria" w:cs="Cambria" w:eastAsia="Cambria" w:hAnsi="Cambria"/>
+          <w:b/>
+          <w:bCs/>
+          <w:color w:val="2B2B33"/>
+          <w:sz w:val="23"/>
+          <w:szCs w:val="23"/>
+        </w:rPr>
+        <w:t xml:space="preserve">v. 10 — "pensaram que receberiam mais":</w:t>
+      </w:r>
+      <w:r>
+        <w:rPr>
+          <w:rFonts w:ascii="Cambria" w:cs="Cambria" w:eastAsia="Cambria" w:hAnsi="Cambria"/>
+          <w:color w:val="2B2B33"/>
+          <w:sz w:val="23"/>
+          <w:szCs w:val="23"/>
+        </w:rPr>
+        <w:t xml:space="preserve"> aqui nasce o problema.</w:t>
+      </w:r>
+    </w:p>
+    <w:p>
+      <w:pPr>
+        <w:pStyle w:val="ListParagraph"/>
+        <w:numPr>
+          <w:ilvl w:val="1"/>
+          <w:numId w:val="2"/>
+        </w:numPr>
+        <w:spacing w:after="70" w:before="0" w:line="288" w:lineRule="auto"/>
+        <w:jc w:val="left"/>
+      </w:pPr>
+      <w:r>
+        <w:rPr>
+          <w:rFonts w:ascii="Cambria" w:cs="Cambria" w:eastAsia="Cambria" w:hAnsi="Cambria"/>
+          <w:color w:val="2B2B33"/>
+          <w:sz w:val="23"/>
+          <w:szCs w:val="23"/>
+        </w:rPr>
+        <w:t xml:space="preserve">De manhã não eram mercenários: trabalhadores dispostos, felizes com o contrato;</w:t>
+      </w:r>
+    </w:p>
+    <w:p>
+      <w:pPr>
+        <w:pStyle w:val="ListParagraph"/>
+        <w:numPr>
+          <w:ilvl w:val="1"/>
+          <w:numId w:val="2"/>
+        </w:numPr>
+        <w:spacing w:after="70" w:before="0" w:line="288" w:lineRule="auto"/>
+        <w:jc w:val="left"/>
+      </w:pPr>
+      <w:r>
+        <w:rPr>
+          <w:rFonts w:ascii="Cambria" w:cs="Cambria" w:eastAsia="Cambria" w:hAnsi="Cambria"/>
+          <w:color w:val="2B2B33"/>
+          <w:sz w:val="23"/>
+          <w:szCs w:val="23"/>
+        </w:rPr>
+        <w:t xml:space="preserve">ao ver o outro, a conta abriu: "se ele ganhou um por uma hora, a gente ganha doze";</w:t>
+      </w:r>
+    </w:p>
+    <w:p>
+      <w:pPr>
+        <w:pStyle w:val="ListParagraph"/>
+        <w:numPr>
+          <w:ilvl w:val="1"/>
+          <w:numId w:val="2"/>
+        </w:numPr>
+        <w:spacing w:after="70" w:before="0" w:line="288" w:lineRule="auto"/>
+        <w:jc w:val="left"/>
+      </w:pPr>
+      <w:r>
+        <w:rPr>
+          <w:rFonts w:ascii="Cambria" w:cs="Cambria" w:eastAsia="Cambria" w:hAnsi="Cambria"/>
+          <w:color w:val="2B2B33"/>
+          <w:sz w:val="23"/>
+          <w:szCs w:val="23"/>
+        </w:rPr>
+        <w:t xml:space="preserve">o denário que às 6h era alívio ("hoje tem pão") às 18h virou ofensa. Não mudou um centavo; mudou a comparação.</w:t>
+      </w:r>
+    </w:p>
+    <w:p>
+      <w:pPr>
+        <w:pStyle w:val="ListParagraph"/>
+        <w:numPr>
+          <w:ilvl w:val="0"/>
+          <w:numId w:val="2"/>
+        </w:numPr>
+        <w:spacing w:after="70" w:before="0" w:line="288" w:lineRule="auto"/>
+        <w:jc w:val="left"/>
+      </w:pPr>
+      <w:r>
+        <w:rPr>
+          <w:rFonts w:ascii="Cambria" w:cs="Cambria" w:eastAsia="Cambria" w:hAnsi="Cambria"/>
+          <w:b/>
+          <w:bCs/>
+          <w:color w:val="2B2B33"/>
+          <w:sz w:val="23"/>
+          <w:szCs w:val="23"/>
+        </w:rPr>
+        <w:t xml:space="preserve">A recompensa é real</w:t>
+      </w:r>
+      <w:r>
+        <w:rPr>
+          <w:rFonts w:ascii="Cambria" w:cs="Cambria" w:eastAsia="Cambria" w:hAnsi="Cambria"/>
+          <w:color w:val="2B2B33"/>
+          <w:sz w:val="23"/>
+          <w:szCs w:val="23"/>
+        </w:rPr>
+        <w:t xml:space="preserve"> (19.28-29), mas tem outro molde: o do Reino, não o do mercado.</w:t>
       </w:r>
     </w:p>
     <w:tbl>
       <w:tblPr>
-        <w:tblW w:type="dxa" w:w="8106"/>
+        <w:tblW w:type="dxa" w:w="8706"/>
         <w:tblBorders>
           <w:top w:val="single" w:color="auto" w:sz="4"/>
           <w:left w:val="single" w:color="auto" w:sz="4"/>
@@ -2023,7 +2757,7 @@
         </w:tblBorders>
       </w:tblPr>
       <w:tblGrid>
-        <w:gridCol w:w="8106"/>
+        <w:gridCol w:w="8706"/>
       </w:tblGrid>
       <w:tr>
         <w:trPr>
@@ -2031,7 +2765,7 @@
         </w:trPr>
         <w:tc>
           <w:tcPr>
-            <w:tcW w:type="dxa" w:w="8106"/>
+            <w:tcW w:type="dxa" w:w="8706"/>
             <w:tcBorders>
               <w:top w:val="single" w:color="E6DFD2" w:sz="4"/>
               <w:left w:val="single" w:color="C8955B" w:sz="26"/>
@@ -2057,8 +2791,8 @@
                 <w:b/>
                 <w:bCs/>
                 <w:color w:val="252544"/>
-                <w:sz w:val="23"/>
-                <w:szCs w:val="23"/>
+                <w:sz w:val="22"/>
+                <w:szCs w:val="22"/>
               </w:rPr>
               <w:t xml:space="preserve">Fritz Rienecker</w:t>
             </w:r>
@@ -2066,8 +2800,28 @@
               <w:rPr>
                 <w:rFonts w:ascii="Cambria" w:cs="Cambria" w:eastAsia="Cambria" w:hAnsi="Cambria"/>
                 <w:color w:val="252544"/>
-                <w:sz w:val="23"/>
-                <w:szCs w:val="23"/>
+                <w:sz w:val="22"/>
+                <w:szCs w:val="22"/>
+              </w:rPr>
+              <w:t xml:space="preserve">, </w:t>
+            </w:r>
+            <w:r>
+              <w:rPr>
+                <w:rFonts w:ascii="Cambria" w:cs="Cambria" w:eastAsia="Cambria" w:hAnsi="Cambria"/>
+                <w:i/>
+                <w:iCs/>
+                <w:color w:val="252544"/>
+                <w:sz w:val="22"/>
+                <w:szCs w:val="22"/>
+              </w:rPr>
+              <w:t xml:space="preserve">Comentário Esperança — Mateus</w:t>
+            </w:r>
+            <w:r>
+              <w:rPr>
+                <w:rFonts w:ascii="Cambria" w:cs="Cambria" w:eastAsia="Cambria" w:hAnsi="Cambria"/>
+                <w:color w:val="252544"/>
+                <w:sz w:val="22"/>
+                <w:szCs w:val="22"/>
               </w:rPr>
               <w:t xml:space="preserve">: "Quem realiza boas obras por causa da recompensa somente se irritará com a bondade de Deus."</w:t>
             </w:r>
@@ -2093,16 +2847,80 @@
       <w:r>
         <w:rPr>
           <w:rFonts w:ascii="Cambria" w:cs="Cambria" w:eastAsia="Cambria" w:hAnsi="Cambria"/>
-          <w:color w:val="2B2B33"/>
-          <w:sz w:val="24"/>
-          <w:szCs w:val="24"/>
-        </w:rPr>
-        <w:t xml:space="preserve">Contrato grosseiro (prosperidade) e sutil (buscar a Deus para se sentir bem).</w:t>
+          <w:b/>
+          <w:bCs/>
+          <w:color w:val="2B2B33"/>
+          <w:sz w:val="23"/>
+          <w:szCs w:val="23"/>
+        </w:rPr>
+        <w:t xml:space="preserve">Dois jeitos do contrato com Deus:</w:t>
+      </w:r>
+    </w:p>
+    <w:p>
+      <w:pPr>
+        <w:pStyle w:val="ListParagraph"/>
+        <w:numPr>
+          <w:ilvl w:val="1"/>
+          <w:numId w:val="2"/>
+        </w:numPr>
+        <w:spacing w:after="70" w:before="0" w:line="288" w:lineRule="auto"/>
+        <w:jc w:val="left"/>
+      </w:pPr>
+      <w:r>
+        <w:rPr>
+          <w:rFonts w:ascii="Cambria" w:cs="Cambria" w:eastAsia="Cambria" w:hAnsi="Cambria"/>
+          <w:b/>
+          <w:bCs/>
+          <w:color w:val="2B2B33"/>
+          <w:sz w:val="23"/>
+          <w:szCs w:val="23"/>
+        </w:rPr>
+        <w:t xml:space="preserve">grosseiro:</w:t>
+      </w:r>
+      <w:r>
+        <w:rPr>
+          <w:rFonts w:ascii="Cambria" w:cs="Cambria" w:eastAsia="Cambria" w:hAnsi="Cambria"/>
+          <w:color w:val="2B2B33"/>
+          <w:sz w:val="23"/>
+          <w:szCs w:val="23"/>
+        </w:rPr>
+        <w:t xml:space="preserve"> teologia da prosperidade, que a gente conhece bem na Baixada: dízimo, campanha, sacrifício, "Deus vai ser obrigado a devolver". Deus como patrão que paga hora extra;</w:t>
+      </w:r>
+    </w:p>
+    <w:p>
+      <w:pPr>
+        <w:pStyle w:val="ListParagraph"/>
+        <w:numPr>
+          <w:ilvl w:val="1"/>
+          <w:numId w:val="2"/>
+        </w:numPr>
+        <w:spacing w:after="70" w:before="0" w:line="288" w:lineRule="auto"/>
+        <w:jc w:val="left"/>
+      </w:pPr>
+      <w:r>
+        <w:rPr>
+          <w:rFonts w:ascii="Cambria" w:cs="Cambria" w:eastAsia="Cambria" w:hAnsi="Cambria"/>
+          <w:b/>
+          <w:bCs/>
+          <w:color w:val="2B2B33"/>
+          <w:sz w:val="23"/>
+          <w:szCs w:val="23"/>
+        </w:rPr>
+        <w:t xml:space="preserve">sutil, o nosso:</w:t>
+      </w:r>
+      <w:r>
+        <w:rPr>
+          <w:rFonts w:ascii="Cambria" w:cs="Cambria" w:eastAsia="Cambria" w:hAnsi="Cambria"/>
+          <w:color w:val="2B2B33"/>
+          <w:sz w:val="23"/>
+          <w:szCs w:val="23"/>
+        </w:rPr>
+        <w:t xml:space="preserve"> buscar a Deus para se sentir bem. Orar porque traz paz, culto porque faz bem, Bíblia porque organiza a cabeça. Deus continua patrão, só que agora paga em paz, autoestima e equilíbrio emocional.</w:t>
       </w:r>
     </w:p>
     <w:tbl>
       <w:tblPr>
-        <w:tblW w:type="dxa" w:w="8106"/>
+        <w:tblW w:type="dxa" w:w="8706"/>
         <w:tblBorders>
           <w:top w:val="single" w:color="auto" w:sz="4"/>
           <w:left w:val="single" w:color="auto" w:sz="4"/>
@@ -2113,7 +2931,7 @@
         </w:tblBorders>
       </w:tblPr>
       <w:tblGrid>
-        <w:gridCol w:w="8106"/>
+        <w:gridCol w:w="8706"/>
       </w:tblGrid>
       <w:tr>
         <w:trPr>
@@ -2121,7 +2939,7 @@
         </w:trPr>
         <w:tc>
           <w:tcPr>
-            <w:tcW w:type="dxa" w:w="8106"/>
+            <w:tcW w:type="dxa" w:w="8706"/>
             <w:tcBorders>
               <w:top w:val="single" w:color="E6DFD2" w:sz="4"/>
               <w:left w:val="single" w:color="C8955B" w:sz="26"/>
@@ -2147,8 +2965,8 @@
                 <w:b/>
                 <w:bCs/>
                 <w:color w:val="252544"/>
-                <w:sz w:val="23"/>
-                <w:szCs w:val="23"/>
+                <w:sz w:val="22"/>
+                <w:szCs w:val="22"/>
               </w:rPr>
               <w:t xml:space="preserve">N. T. Wright</w:t>
             </w:r>
@@ -2156,10 +2974,30 @@
               <w:rPr>
                 <w:rFonts w:ascii="Cambria" w:cs="Cambria" w:eastAsia="Cambria" w:hAnsi="Cambria"/>
                 <w:color w:val="252544"/>
-                <w:sz w:val="23"/>
-                <w:szCs w:val="23"/>
-              </w:rPr>
-              <w:t xml:space="preserve">: "Deus não faz contratos conosco [...]. Ele faz alianças, segundo as quais ele nos promete tudo e nos pede tudo em retorno."</w:t>
+                <w:sz w:val="22"/>
+                <w:szCs w:val="22"/>
+              </w:rPr>
+              <w:t xml:space="preserve">, </w:t>
+            </w:r>
+            <w:r>
+              <w:rPr>
+                <w:rFonts w:ascii="Cambria" w:cs="Cambria" w:eastAsia="Cambria" w:hAnsi="Cambria"/>
+                <w:i/>
+                <w:iCs/>
+                <w:color w:val="252544"/>
+                <w:sz w:val="22"/>
+                <w:szCs w:val="22"/>
+              </w:rPr>
+              <w:t xml:space="preserve">Mateus para Todos</w:t>
+            </w:r>
+            <w:r>
+              <w:rPr>
+                <w:rFonts w:ascii="Cambria" w:cs="Cambria" w:eastAsia="Cambria" w:hAnsi="Cambria"/>
+                <w:color w:val="252544"/>
+                <w:sz w:val="22"/>
+                <w:szCs w:val="22"/>
+              </w:rPr>
+              <w:t xml:space="preserve">: "Deus não faz contratos conosco, como se pudéssemos negociar um acordo melhor. Ele faz alianças, segundo as quais ele nos promete tudo e nos pede tudo em retorno."</w:t>
             </w:r>
           </w:p>
         </w:tc>
@@ -2170,236 +3008,9 @@
         <w:spacing w:after="120"/>
       </w:pPr>
     </w:p>
-    <w:p>
-      <w:pPr>
-        <w:pStyle w:val="ListParagraph"/>
-        <w:numPr>
-          <w:ilvl w:val="0"/>
-          <w:numId w:val="2"/>
-        </w:numPr>
-        <w:spacing w:after="70" w:before="0" w:line="288" w:lineRule="auto"/>
-        <w:jc w:val="left"/>
-      </w:pPr>
-      <w:r>
-        <w:rPr>
-          <w:rFonts w:ascii="Cambria" w:cs="Cambria" w:eastAsia="Cambria" w:hAnsi="Cambria"/>
-          <w:i/>
-          <w:iCs/>
-          <w:color w:val="2B2B33"/>
-          <w:sz w:val="24"/>
-          <w:szCs w:val="24"/>
-        </w:rPr>
-        <w:t xml:space="preserve">[Spurgeon, opcional, conferir antes: "Pagou na escala da graça, e não na tabela do mérito."]</w:t>
-      </w:r>
-    </w:p>
-    <w:p>
-      <w:pPr>
-        <w:pStyle w:val="ListParagraph"/>
-        <w:numPr>
-          <w:ilvl w:val="0"/>
-          <w:numId w:val="2"/>
-        </w:numPr>
-        <w:spacing w:after="70" w:before="0" w:line="288" w:lineRule="auto"/>
-        <w:jc w:val="left"/>
-      </w:pPr>
-      <w:r>
-        <w:rPr>
-          <w:rFonts w:ascii="Cambria" w:cs="Cambria" w:eastAsia="Cambria" w:hAnsi="Cambria"/>
-          <w:b/>
-          <w:bCs/>
-          <w:color w:val="2B2B33"/>
-          <w:sz w:val="24"/>
-          <w:szCs w:val="24"/>
-        </w:rPr>
-        <w:t xml:space="preserve">Ilustração — Torrey e o presbítero (IL-019):</w:t>
-      </w:r>
-      <w:r>
-        <w:rPr>
-          <w:rFonts w:ascii="Cambria" w:cs="Cambria" w:eastAsia="Cambria" w:hAnsi="Cambria"/>
-          <w:color w:val="2B2B33"/>
-          <w:sz w:val="24"/>
-          <w:szCs w:val="24"/>
-        </w:rPr>
-        <w:t xml:space="preserve"> 30 anos de igreja e "por que Deus não responde?" → "orando em seu próprio nome". "Quantos têm esse bilhete no bolso?"</w:t>
-      </w:r>
-    </w:p>
-    <w:p>
-      <w:pPr>
-        <w:pStyle w:val="ListParagraph"/>
-        <w:numPr>
-          <w:ilvl w:val="0"/>
-          <w:numId w:val="2"/>
-        </w:numPr>
-        <w:spacing w:after="70" w:before="0" w:line="288" w:lineRule="auto"/>
-        <w:jc w:val="left"/>
-      </w:pPr>
-      <w:r>
-        <w:rPr>
-          <w:rFonts w:ascii="Cambria" w:cs="Cambria" w:eastAsia="Cambria" w:hAnsi="Cambria"/>
-          <w:i/>
-          <w:iCs/>
-          <w:color w:val="2B2B33"/>
-          <w:sz w:val="24"/>
-          <w:szCs w:val="24"/>
-        </w:rPr>
-        <w:t xml:space="preserve">Transição:</w:t>
-      </w:r>
-      <w:r>
-        <w:rPr>
-          <w:rFonts w:ascii="Cambria" w:cs="Cambria" w:eastAsia="Cambria" w:hAnsi="Cambria"/>
-          <w:color w:val="2B2B33"/>
-          <w:sz w:val="24"/>
-          <w:szCs w:val="24"/>
-        </w:rPr>
-        <w:t xml:space="preserve"> "Quando o Rei reparte como Rei, alguém sempre reclama."</w:t>
-      </w:r>
-    </w:p>
-    <w:p>
-      <w:pPr>
-        <w:keepNext/>
-        <w:pBdr>
-          <w:bottom w:val="single" w:color="C8955B" w:sz="10" w:space="6"/>
-        </w:pBdr>
-        <w:spacing w:after="140" w:before="280" w:line="300" w:lineRule="auto"/>
-        <w:jc w:val="left"/>
-      </w:pPr>
-      <w:r>
-        <w:rPr>
-          <w:rFonts w:ascii="Constantia" w:cs="Constantia" w:eastAsia="Constantia" w:hAnsi="Constantia"/>
-          <w:b/>
-          <w:bCs/>
-          <w:color w:val="252544"/>
-          <w:sz w:val="33"/>
-          <w:szCs w:val="33"/>
-        </w:rPr>
-        <w:t xml:space="preserve">III. "O teu olho é mau porque eu sou bom?" (20.11-15; 20.20-24)</w:t>
-      </w:r>
-    </w:p>
-    <w:p>
-      <w:pPr>
-        <w:pStyle w:val="ListParagraph"/>
-        <w:numPr>
-          <w:ilvl w:val="0"/>
-          <w:numId w:val="2"/>
-        </w:numPr>
-        <w:spacing w:after="70" w:before="0" w:line="288" w:lineRule="auto"/>
-        <w:jc w:val="left"/>
-      </w:pPr>
-      <w:r>
-        <w:rPr>
-          <w:rFonts w:ascii="Cambria" w:cs="Cambria" w:eastAsia="Cambria" w:hAnsi="Cambria"/>
-          <w:b/>
-          <w:bCs/>
-          <w:color w:val="2B2B33"/>
-          <w:sz w:val="24"/>
-          <w:szCs w:val="24"/>
-        </w:rPr>
-        <w:t xml:space="preserve">v. 11:</w:t>
-      </w:r>
-      <w:r>
-        <w:rPr>
-          <w:rFonts w:ascii="Cambria" w:cs="Cambria" w:eastAsia="Cambria" w:hAnsi="Cambria"/>
-          <w:color w:val="2B2B33"/>
-          <w:sz w:val="24"/>
-          <w:szCs w:val="24"/>
-        </w:rPr>
-        <w:t xml:space="preserve"> murmurar (deserto, Êx 16; Nm 14) </w:t>
-      </w:r>
-      <w:r>
-        <w:rPr>
-          <w:rFonts w:ascii="Cambria" w:cs="Cambria" w:eastAsia="Cambria" w:hAnsi="Cambria"/>
-          <w:b/>
-          <w:bCs/>
-          <w:color w:val="2B2B33"/>
-          <w:sz w:val="24"/>
-          <w:szCs w:val="24"/>
-        </w:rPr>
-        <w:t xml:space="preserve">contra o dono</w:t>
-      </w:r>
-      <w:r>
-        <w:rPr>
-          <w:rFonts w:ascii="Cambria" w:cs="Cambria" w:eastAsia="Cambria" w:hAnsi="Cambria"/>
-          <w:color w:val="2B2B33"/>
-          <w:sz w:val="24"/>
-          <w:szCs w:val="24"/>
-        </w:rPr>
-        <w:t xml:space="preserve">.</w:t>
-      </w:r>
-    </w:p>
-    <w:p>
-      <w:pPr>
-        <w:pStyle w:val="ListParagraph"/>
-        <w:numPr>
-          <w:ilvl w:val="0"/>
-          <w:numId w:val="2"/>
-        </w:numPr>
-        <w:spacing w:after="70" w:before="0" w:line="288" w:lineRule="auto"/>
-        <w:jc w:val="left"/>
-      </w:pPr>
-      <w:r>
-        <w:rPr>
-          <w:rFonts w:ascii="Cambria" w:cs="Cambria" w:eastAsia="Cambria" w:hAnsi="Cambria"/>
-          <w:b/>
-          <w:bCs/>
-          <w:color w:val="2B2B33"/>
-          <w:sz w:val="24"/>
-          <w:szCs w:val="24"/>
-        </w:rPr>
-        <w:t xml:space="preserve">v. 12:</w:t>
-      </w:r>
-      <w:r>
-        <w:rPr>
-          <w:rFonts w:ascii="Cambria" w:cs="Cambria" w:eastAsia="Cambria" w:hAnsi="Cambria"/>
-          <w:color w:val="2B2B33"/>
-          <w:sz w:val="24"/>
-          <w:szCs w:val="24"/>
-        </w:rPr>
-        <w:t xml:space="preserve"> "tu </w:t>
-      </w:r>
-      <w:r>
-        <w:rPr>
-          <w:rFonts w:ascii="Cambria" w:cs="Cambria" w:eastAsia="Cambria" w:hAnsi="Cambria"/>
-          <w:b/>
-          <w:bCs/>
-          <w:color w:val="2B2B33"/>
-          <w:sz w:val="24"/>
-          <w:szCs w:val="24"/>
-        </w:rPr>
-        <w:t xml:space="preserve">os</w:t>
-      </w:r>
-      <w:r>
-        <w:rPr>
-          <w:rFonts w:ascii="Cambria" w:cs="Cambria" w:eastAsia="Cambria" w:hAnsi="Cambria"/>
-          <w:color w:val="2B2B33"/>
-          <w:sz w:val="24"/>
-          <w:szCs w:val="24"/>
-        </w:rPr>
-        <w:t xml:space="preserve"> fizeste iguais a </w:t>
-      </w:r>
-      <w:r>
-        <w:rPr>
-          <w:rFonts w:ascii="Cambria" w:cs="Cambria" w:eastAsia="Cambria" w:hAnsi="Cambria"/>
-          <w:b/>
-          <w:bCs/>
-          <w:color w:val="2B2B33"/>
-          <w:sz w:val="24"/>
-          <w:szCs w:val="24"/>
-        </w:rPr>
-        <w:t xml:space="preserve">nós</w:t>
-      </w:r>
-      <w:r>
-        <w:rPr>
-          <w:rFonts w:ascii="Cambria" w:cs="Cambria" w:eastAsia="Cambria" w:hAnsi="Cambria"/>
-          <w:color w:val="2B2B33"/>
-          <w:sz w:val="24"/>
-          <w:szCs w:val="24"/>
-        </w:rPr>
-        <w:t xml:space="preserve">" — o foco no que o outro recebeu; o sofrimento como fatura.</w:t>
-      </w:r>
-    </w:p>
     <w:tbl>
       <w:tblPr>
-        <w:tblW w:type="dxa" w:w="8106"/>
+        <w:tblW w:type="dxa" w:w="8706"/>
         <w:tblBorders>
           <w:top w:val="single" w:color="auto" w:sz="4"/>
           <w:left w:val="single" w:color="auto" w:sz="4"/>
@@ -2410,7 +3021,7 @@
         </w:tblBorders>
       </w:tblPr>
       <w:tblGrid>
-        <w:gridCol w:w="8106"/>
+        <w:gridCol w:w="8706"/>
       </w:tblGrid>
       <w:tr>
         <w:trPr>
@@ -2418,7 +3029,7 @@
         </w:trPr>
         <w:tc>
           <w:tcPr>
-            <w:tcW w:type="dxa" w:w="8106"/>
+            <w:tcW w:type="dxa" w:w="8706"/>
             <w:tcBorders>
               <w:top w:val="single" w:color="E6DFD2" w:sz="4"/>
               <w:left w:val="single" w:color="C8955B" w:sz="26"/>
@@ -2444,19 +3055,39 @@
                 <w:b/>
                 <w:bCs/>
                 <w:color w:val="252544"/>
-                <w:sz w:val="23"/>
-                <w:szCs w:val="23"/>
-              </w:rPr>
-              <w:t xml:space="preserve">C. S. Lewis</w:t>
+                <w:sz w:val="22"/>
+                <w:szCs w:val="22"/>
+              </w:rPr>
+              <w:t xml:space="preserve">Spurgeon</w:t>
             </w:r>
             <w:r>
               <w:rPr>
                 <w:rFonts w:ascii="Cambria" w:cs="Cambria" w:eastAsia="Cambria" w:hAnsi="Cambria"/>
                 <w:color w:val="252544"/>
-                <w:sz w:val="23"/>
-                <w:szCs w:val="23"/>
-              </w:rPr>
-              <w:t xml:space="preserve">: "O orgulho não sente prazer em ter algo, só em ter mais do que o vizinho. [...] É a comparação que nos torna orgulhosos: o prazer de estar acima dos outros."</w:t>
+                <w:sz w:val="22"/>
+                <w:szCs w:val="22"/>
+              </w:rPr>
+              <w:t xml:space="preserve"> </w:t>
+            </w:r>
+            <w:r>
+              <w:rPr>
+                <w:rFonts w:ascii="Cambria" w:cs="Cambria" w:eastAsia="Cambria" w:hAnsi="Cambria"/>
+                <w:i/>
+                <w:iCs/>
+                <w:color w:val="252544"/>
+                <w:sz w:val="22"/>
+                <w:szCs w:val="22"/>
+              </w:rPr>
+              <w:t xml:space="preserve">(opcional — só usar depois de conferir a fonte)</w:t>
+            </w:r>
+            <w:r>
+              <w:rPr>
+                <w:rFonts w:ascii="Cambria" w:cs="Cambria" w:eastAsia="Cambria" w:hAnsi="Cambria"/>
+                <w:color w:val="252544"/>
+                <w:sz w:val="22"/>
+                <w:szCs w:val="22"/>
+              </w:rPr>
+              <w:t xml:space="preserve">: "O pagamento do nosso Senhor não é salário por merecimento, mas dádiva de generosidade. Ele pagou na escala da graça, e não na tabela do mérito."</w:t>
             </w:r>
           </w:p>
         </w:tc>
@@ -2472,55 +3103,251 @@
         <w:pStyle w:val="ListParagraph"/>
         <w:numPr>
           <w:ilvl w:val="0"/>
-          <w:numId w:val="3"/>
-        </w:numPr>
-        <w:spacing w:after="70" w:before="0" w:line="288" w:lineRule="auto"/>
-        <w:jc w:val="left"/>
-      </w:pPr>
-      <w:r>
-        <w:rPr>
-          <w:rFonts w:ascii="Cambria" w:cs="Cambria" w:eastAsia="Cambria" w:hAnsi="Cambria"/>
-          <w:b/>
-          <w:bCs/>
-          <w:color w:val="2B2B33"/>
-          <w:sz w:val="24"/>
-          <w:szCs w:val="24"/>
-        </w:rPr>
-        <w:t xml:space="preserve">Justiça (v. 13):</w:t>
-      </w:r>
-      <w:r>
-        <w:rPr>
-          <w:rFonts w:ascii="Cambria" w:cs="Cambria" w:eastAsia="Cambria" w:hAnsi="Cambria"/>
-          <w:color w:val="2B2B33"/>
-          <w:sz w:val="24"/>
-          <w:szCs w:val="24"/>
-        </w:rPr>
-        <w:t xml:space="preserve"> "Amigo..." — </w:t>
-      </w:r>
-      <w:r>
-        <w:rPr>
-          <w:rFonts w:ascii="Cambria" w:cs="Cambria" w:eastAsia="Cambria" w:hAnsi="Cambria"/>
-          <w:i/>
-          <w:iCs/>
-          <w:color w:val="2B2B33"/>
-          <w:sz w:val="24"/>
-          <w:szCs w:val="24"/>
-        </w:rPr>
-        <w:t xml:space="preserve">hetaire</w:t>
-      </w:r>
-      <w:r>
-        <w:rPr>
-          <w:rFonts w:ascii="Cambria" w:cs="Cambria" w:eastAsia="Cambria" w:hAnsi="Cambria"/>
-          <w:color w:val="2B2B33"/>
-          <w:sz w:val="24"/>
-          <w:szCs w:val="24"/>
-        </w:rPr>
-        <w:t xml:space="preserve"> só em 20.13; 22.12; 26.50 (Judas). Repreensão gentil.</w:t>
+          <w:numId w:val="2"/>
+        </w:numPr>
+        <w:spacing w:after="70" w:before="0" w:line="288" w:lineRule="auto"/>
+        <w:jc w:val="left"/>
+      </w:pPr>
+      <w:r>
+        <w:rPr>
+          <w:rFonts w:ascii="Cambria" w:cs="Cambria" w:eastAsia="Cambria" w:hAnsi="Cambria"/>
+          <w:b/>
+          <w:bCs/>
+          <w:color w:val="2B2B33"/>
+          <w:sz w:val="23"/>
+          <w:szCs w:val="23"/>
+        </w:rPr>
+        <w:t xml:space="preserve">Ilustração — Torrey e o presbítero (IL-019, via Boice):</w:t>
+      </w:r>
+      <w:r>
+        <w:rPr>
+          <w:rFonts w:ascii="Cambria" w:cs="Cambria" w:eastAsia="Cambria" w:hAnsi="Cambria"/>
+          <w:color w:val="2B2B33"/>
+          <w:sz w:val="23"/>
+          <w:szCs w:val="23"/>
+        </w:rPr>
+        <w:t xml:space="preserve"> bilhete numa série sobre oração na Austrália: 30 anos de igreja, 25 de escola dominical, 20 de presbiterato, e "Deus não responde à minha oração". Torrey: "Ele acha que Deus tem a obrigação de responder. Está orando em seu próprio nome." No fim: "O senhor acertou".</w:t>
+      </w:r>
+    </w:p>
+    <w:p>
+      <w:pPr>
+        <w:pStyle w:val="ListParagraph"/>
+        <w:numPr>
+          <w:ilvl w:val="0"/>
+          <w:numId w:val="2"/>
+        </w:numPr>
+        <w:spacing w:after="70" w:before="0" w:line="288" w:lineRule="auto"/>
+        <w:jc w:val="left"/>
+      </w:pPr>
+      <w:r>
+        <w:rPr>
+          <w:rFonts w:ascii="Cambria" w:cs="Cambria" w:eastAsia="Cambria" w:hAnsi="Cambria"/>
+          <w:b/>
+          <w:bCs/>
+          <w:color w:val="2B2B33"/>
+          <w:sz w:val="23"/>
+          <w:szCs w:val="23"/>
+        </w:rPr>
+        <w:t xml:space="preserve">Pergunta:</w:t>
+      </w:r>
+      <w:r>
+        <w:rPr>
+          <w:rFonts w:ascii="Cambria" w:cs="Cambria" w:eastAsia="Cambria" w:hAnsi="Cambria"/>
+          <w:color w:val="2B2B33"/>
+          <w:sz w:val="23"/>
+          <w:szCs w:val="23"/>
+        </w:rPr>
+        <w:t xml:space="preserve"> "Quantos de nós temos um bilhete desses guardado no bolso?" Isso é o patrão; o Rei não funciona assim.</w:t>
+      </w:r>
+    </w:p>
+    <w:p>
+      <w:pPr>
+        <w:pStyle w:val="ListParagraph"/>
+        <w:numPr>
+          <w:ilvl w:val="0"/>
+          <w:numId w:val="2"/>
+        </w:numPr>
+        <w:spacing w:after="70" w:before="0" w:line="288" w:lineRule="auto"/>
+        <w:jc w:val="left"/>
+      </w:pPr>
+      <w:r>
+        <w:rPr>
+          <w:rFonts w:ascii="Cambria" w:cs="Cambria" w:eastAsia="Cambria" w:hAnsi="Cambria"/>
+          <w:b/>
+          <w:bCs/>
+          <w:color w:val="2B2B33"/>
+          <w:sz w:val="23"/>
+          <w:szCs w:val="23"/>
+        </w:rPr>
+        <w:t xml:space="preserve">Transição:</w:t>
+      </w:r>
+      <w:r>
+        <w:rPr>
+          <w:rFonts w:ascii="Cambria" w:cs="Cambria" w:eastAsia="Cambria" w:hAnsi="Cambria"/>
+          <w:color w:val="2B2B33"/>
+          <w:sz w:val="23"/>
+          <w:szCs w:val="23"/>
+        </w:rPr>
+        <w:t xml:space="preserve"> "E quando o Rei reparte como Rei, alguém sempre reclama."</w:t>
+      </w:r>
+    </w:p>
+    <w:p>
+      <w:pPr>
+        <w:keepNext/>
+        <w:pBdr>
+          <w:bottom w:val="single" w:color="C8955B" w:sz="10" w:space="6"/>
+        </w:pBdr>
+        <w:spacing w:after="140" w:before="280" w:line="300" w:lineRule="auto"/>
+        <w:jc w:val="left"/>
+      </w:pPr>
+      <w:r>
+        <w:rPr>
+          <w:rFonts w:ascii="Constantia" w:cs="Constantia" w:eastAsia="Constantia" w:hAnsi="Constantia"/>
+          <w:b/>
+          <w:bCs/>
+          <w:color w:val="252544"/>
+          <w:sz w:val="32"/>
+          <w:szCs w:val="32"/>
+        </w:rPr>
+        <w:t xml:space="preserve">III. "O teu olho é mau porque eu sou bom?" (20.11-15; 20.20-24)</w:t>
+      </w:r>
+    </w:p>
+    <w:p>
+      <w:pPr>
+        <w:pStyle w:val="ListParagraph"/>
+        <w:numPr>
+          <w:ilvl w:val="0"/>
+          <w:numId w:val="2"/>
+        </w:numPr>
+        <w:spacing w:after="70" w:before="0" w:line="288" w:lineRule="auto"/>
+        <w:jc w:val="left"/>
+      </w:pPr>
+      <w:r>
+        <w:rPr>
+          <w:rFonts w:ascii="Cambria" w:cs="Cambria" w:eastAsia="Cambria" w:hAnsi="Cambria"/>
+          <w:b/>
+          <w:bCs/>
+          <w:color w:val="2B2B33"/>
+          <w:sz w:val="23"/>
+          <w:szCs w:val="23"/>
+        </w:rPr>
+        <w:t xml:space="preserve">v. 11 — "murmuravam":</w:t>
+      </w:r>
+      <w:r>
+        <w:rPr>
+          <w:rFonts w:ascii="Cambria" w:cs="Cambria" w:eastAsia="Cambria" w:hAnsi="Cambria"/>
+          <w:color w:val="2B2B33"/>
+          <w:sz w:val="23"/>
+          <w:szCs w:val="23"/>
+        </w:rPr>
+        <w:t xml:space="preserve"> verbo do deserto (Êx 16; Nm 14), comendo maná e reclamando. </w:t>
+      </w:r>
+      <w:r>
+        <w:rPr>
+          <w:rFonts w:ascii="Cambria" w:cs="Cambria" w:eastAsia="Cambria" w:hAnsi="Cambria"/>
+          <w:b/>
+          <w:bCs/>
+          <w:color w:val="2B2B33"/>
+          <w:sz w:val="23"/>
+          <w:szCs w:val="23"/>
+        </w:rPr>
+        <w:t xml:space="preserve">Contra o dono</w:t>
+      </w:r>
+      <w:r>
+        <w:rPr>
+          <w:rFonts w:ascii="Cambria" w:cs="Cambria" w:eastAsia="Cambria" w:hAnsi="Cambria"/>
+          <w:color w:val="2B2B33"/>
+          <w:sz w:val="23"/>
+          <w:szCs w:val="23"/>
+        </w:rPr>
+        <w:t xml:space="preserve">, não contra os colegas: no fundo, o ressentimento é contra o Senhor.</w:t>
+      </w:r>
+    </w:p>
+    <w:p>
+      <w:pPr>
+        <w:pStyle w:val="ListParagraph"/>
+        <w:numPr>
+          <w:ilvl w:val="0"/>
+          <w:numId w:val="2"/>
+        </w:numPr>
+        <w:spacing w:after="70" w:before="0" w:line="288" w:lineRule="auto"/>
+        <w:jc w:val="left"/>
+      </w:pPr>
+      <w:r>
+        <w:rPr>
+          <w:rFonts w:ascii="Cambria" w:cs="Cambria" w:eastAsia="Cambria" w:hAnsi="Cambria"/>
+          <w:b/>
+          <w:bCs/>
+          <w:color w:val="2B2B33"/>
+          <w:sz w:val="23"/>
+          <w:szCs w:val="23"/>
+        </w:rPr>
+        <w:t xml:space="preserve">v. 12 — "tu os fizeste iguais a nós":</w:t>
+      </w:r>
+    </w:p>
+    <w:p>
+      <w:pPr>
+        <w:pStyle w:val="ListParagraph"/>
+        <w:numPr>
+          <w:ilvl w:val="1"/>
+          <w:numId w:val="2"/>
+        </w:numPr>
+        <w:spacing w:after="70" w:before="0" w:line="288" w:lineRule="auto"/>
+        <w:jc w:val="left"/>
+      </w:pPr>
+      <w:r>
+        <w:rPr>
+          <w:rFonts w:ascii="Cambria" w:cs="Cambria" w:eastAsia="Cambria" w:hAnsi="Cambria"/>
+          <w:color w:val="2B2B33"/>
+          <w:sz w:val="23"/>
+          <w:szCs w:val="23"/>
+        </w:rPr>
+        <w:t xml:space="preserve">não reclamam do pagamento; receberam o combinado;</w:t>
+      </w:r>
+    </w:p>
+    <w:p>
+      <w:pPr>
+        <w:pStyle w:val="ListParagraph"/>
+        <w:numPr>
+          <w:ilvl w:val="1"/>
+          <w:numId w:val="2"/>
+        </w:numPr>
+        <w:spacing w:after="70" w:before="0" w:line="288" w:lineRule="auto"/>
+        <w:jc w:val="left"/>
+      </w:pPr>
+      <w:r>
+        <w:rPr>
+          <w:rFonts w:ascii="Cambria" w:cs="Cambria" w:eastAsia="Cambria" w:hAnsi="Cambria"/>
+          <w:color w:val="2B2B33"/>
+          <w:sz w:val="23"/>
+          <w:szCs w:val="23"/>
+        </w:rPr>
+        <w:t xml:space="preserve">não é "tu nos fizeste iguais a eles"; o foco está no que o outro recebeu;</w:t>
+      </w:r>
+    </w:p>
+    <w:p>
+      <w:pPr>
+        <w:pStyle w:val="ListParagraph"/>
+        <w:numPr>
+          <w:ilvl w:val="1"/>
+          <w:numId w:val="2"/>
+        </w:numPr>
+        <w:spacing w:after="70" w:before="0" w:line="288" w:lineRule="auto"/>
+        <w:jc w:val="left"/>
+      </w:pPr>
+      <w:r>
+        <w:rPr>
+          <w:rFonts w:ascii="Cambria" w:cs="Cambria" w:eastAsia="Cambria" w:hAnsi="Cambria"/>
+          <w:color w:val="2B2B33"/>
+          <w:sz w:val="23"/>
+          <w:szCs w:val="23"/>
+        </w:rPr>
+        <w:t xml:space="preserve">"suportamos a fadiga e o calor do dia": o sofrimento apresentado como fatura.</w:t>
       </w:r>
     </w:p>
     <w:tbl>
       <w:tblPr>
-        <w:tblW w:type="dxa" w:w="8106"/>
+        <w:tblW w:type="dxa" w:w="8706"/>
         <w:tblBorders>
           <w:top w:val="single" w:color="auto" w:sz="4"/>
           <w:left w:val="single" w:color="auto" w:sz="4"/>
@@ -2531,7 +3358,7 @@
         </w:tblBorders>
       </w:tblPr>
       <w:tblGrid>
-        <w:gridCol w:w="8106"/>
+        <w:gridCol w:w="8706"/>
       </w:tblGrid>
       <w:tr>
         <w:trPr>
@@ -2539,7 +3366,7 @@
         </w:trPr>
         <w:tc>
           <w:tcPr>
-            <w:tcW w:type="dxa" w:w="8106"/>
+            <w:tcW w:type="dxa" w:w="8706"/>
             <w:tcBorders>
               <w:top w:val="single" w:color="E6DFD2" w:sz="4"/>
               <w:left w:val="single" w:color="C8955B" w:sz="26"/>
@@ -2565,19 +3392,39 @@
                 <w:b/>
                 <w:bCs/>
                 <w:color w:val="252544"/>
-                <w:sz w:val="23"/>
-                <w:szCs w:val="23"/>
-              </w:rPr>
-              <w:t xml:space="preserve">R. C. Sproul</w:t>
+                <w:sz w:val="22"/>
+                <w:szCs w:val="22"/>
+              </w:rPr>
+              <w:t xml:space="preserve">C. S. Lewis</w:t>
             </w:r>
             <w:r>
               <w:rPr>
                 <w:rFonts w:ascii="Cambria" w:cs="Cambria" w:eastAsia="Cambria" w:hAnsi="Cambria"/>
                 <w:color w:val="252544"/>
-                <w:sz w:val="23"/>
-                <w:szCs w:val="23"/>
-              </w:rPr>
-              <w:t xml:space="preserve">: "O primeiro grupo recebeu justiça. Todos os grupos que vieram depois receberam graça e misericórdia. Aqueles, entretanto, que receberam justiça queixaram-se de ter sido vítimas de injustiça."</w:t>
+                <w:sz w:val="22"/>
+                <w:szCs w:val="22"/>
+              </w:rPr>
+              <w:t xml:space="preserve">, </w:t>
+            </w:r>
+            <w:r>
+              <w:rPr>
+                <w:rFonts w:ascii="Cambria" w:cs="Cambria" w:eastAsia="Cambria" w:hAnsi="Cambria"/>
+                <w:i/>
+                <w:iCs/>
+                <w:color w:val="252544"/>
+                <w:sz w:val="22"/>
+                <w:szCs w:val="22"/>
+              </w:rPr>
+              <w:t xml:space="preserve">Cristianismo Puro e Simples</w:t>
+            </w:r>
+            <w:r>
+              <w:rPr>
+                <w:rFonts w:ascii="Cambria" w:cs="Cambria" w:eastAsia="Cambria" w:hAnsi="Cambria"/>
+                <w:color w:val="252544"/>
+                <w:sz w:val="22"/>
+                <w:szCs w:val="22"/>
+              </w:rPr>
+              <w:t xml:space="preserve">: "O orgulho não sente prazer em ter algo, só em ter mais do que o vizinho. [...] É a comparação que nos torna orgulhosos: o prazer de estar acima dos outros."</w:t>
             </w:r>
           </w:p>
         </w:tc>
@@ -2588,9 +3435,113 @@
         <w:spacing w:after="120"/>
       </w:pPr>
     </w:p>
+    <w:p>
+      <w:pPr>
+        <w:pStyle w:val="ListParagraph"/>
+        <w:numPr>
+          <w:ilvl w:val="0"/>
+          <w:numId w:val="2"/>
+        </w:numPr>
+        <w:spacing w:after="70" w:before="0" w:line="288" w:lineRule="auto"/>
+        <w:jc w:val="left"/>
+      </w:pPr>
+      <w:r>
+        <w:rPr>
+          <w:rFonts w:ascii="Cambria" w:cs="Cambria" w:eastAsia="Cambria" w:hAnsi="Cambria"/>
+          <w:color w:val="2B2B33"/>
+          <w:sz w:val="23"/>
+          <w:szCs w:val="23"/>
+        </w:rPr>
+        <w:t xml:space="preserve">Não perderam nada; perderam a vantagem, a distância. Quando a identidade depende da distância, basta o outro subir.</w:t>
+      </w:r>
+    </w:p>
+    <w:p>
+      <w:pPr>
+        <w:pStyle w:val="ListParagraph"/>
+        <w:numPr>
+          <w:ilvl w:val="0"/>
+          <w:numId w:val="2"/>
+        </w:numPr>
+        <w:spacing w:after="70" w:before="0" w:line="288" w:lineRule="auto"/>
+        <w:jc w:val="left"/>
+      </w:pPr>
+      <w:r>
+        <w:rPr>
+          <w:rFonts w:ascii="Cambria" w:cs="Cambria" w:eastAsia="Cambria" w:hAnsi="Cambria"/>
+          <w:b/>
+          <w:bCs/>
+          <w:color w:val="2B2B33"/>
+          <w:sz w:val="23"/>
+          <w:szCs w:val="23"/>
+        </w:rPr>
+        <w:t xml:space="preserve">A resposta do dono, a um deles, olho no olho, em três tempos:</w:t>
+      </w:r>
+    </w:p>
+    <w:p>
+      <w:pPr>
+        <w:pStyle w:val="ListParagraph"/>
+        <w:numPr>
+          <w:ilvl w:val="0"/>
+          <w:numId w:val="3"/>
+        </w:numPr>
+        <w:spacing w:after="70" w:before="0" w:line="288" w:lineRule="auto"/>
+        <w:jc w:val="left"/>
+      </w:pPr>
+      <w:r>
+        <w:rPr>
+          <w:rFonts w:ascii="Cambria" w:cs="Cambria" w:eastAsia="Cambria" w:hAnsi="Cambria"/>
+          <w:b/>
+          <w:bCs/>
+          <w:color w:val="2B2B33"/>
+          <w:sz w:val="23"/>
+          <w:szCs w:val="23"/>
+        </w:rPr>
+        <w:t xml:space="preserve">Justiça (v. 13):</w:t>
+      </w:r>
+      <w:r>
+        <w:rPr>
+          <w:rFonts w:ascii="Cambria" w:cs="Cambria" w:eastAsia="Cambria" w:hAnsi="Cambria"/>
+          <w:color w:val="2B2B33"/>
+          <w:sz w:val="23"/>
+          <w:szCs w:val="23"/>
+        </w:rPr>
+        <w:t xml:space="preserve"> "Amigo, não te faço injustiça; não combinaste comigo um denário?" Ninguém foi lesado.</w:t>
+      </w:r>
+    </w:p>
+    <w:p>
+      <w:pPr>
+        <w:pStyle w:val="ListParagraph"/>
+        <w:numPr>
+          <w:ilvl w:val="1"/>
+          <w:numId w:val="2"/>
+        </w:numPr>
+        <w:spacing w:after="70" w:before="0" w:line="288" w:lineRule="auto"/>
+        <w:jc w:val="left"/>
+      </w:pPr>
+      <w:r>
+        <w:rPr>
+          <w:rFonts w:ascii="Cambria" w:cs="Cambria" w:eastAsia="Cambria" w:hAnsi="Cambria"/>
+          <w:i/>
+          <w:iCs/>
+          <w:color w:val="2B2B33"/>
+          <w:sz w:val="23"/>
+          <w:szCs w:val="23"/>
+        </w:rPr>
+        <w:t xml:space="preserve">Hetaire</w:t>
+      </w:r>
+      <w:r>
+        <w:rPr>
+          <w:rFonts w:ascii="Cambria" w:cs="Cambria" w:eastAsia="Cambria" w:hAnsi="Cambria"/>
+          <w:color w:val="2B2B33"/>
+          <w:sz w:val="23"/>
+          <w:szCs w:val="23"/>
+        </w:rPr>
+        <w:t xml:space="preserve">: só 3× em Mateus — o murmurador (20.13), o homem sem veste nupcial (22.12), Judas no Getsêmani (26.50). Sempre alguém de dentro e errado. Repreensão gentil; a porta não é batida.</w:t>
+      </w:r>
+    </w:p>
     <w:tbl>
       <w:tblPr>
-        <w:tblW w:type="dxa" w:w="8106"/>
+        <w:tblW w:type="dxa" w:w="8706"/>
         <w:tblBorders>
           <w:top w:val="single" w:color="auto" w:sz="4"/>
           <w:left w:val="single" w:color="auto" w:sz="4"/>
@@ -2601,7 +3552,7 @@
         </w:tblBorders>
       </w:tblPr>
       <w:tblGrid>
-        <w:gridCol w:w="8106"/>
+        <w:gridCol w:w="8706"/>
       </w:tblGrid>
       <w:tr>
         <w:trPr>
@@ -2609,7 +3560,7 @@
         </w:trPr>
         <w:tc>
           <w:tcPr>
-            <w:tcW w:type="dxa" w:w="8106"/>
+            <w:tcW w:type="dxa" w:w="8706"/>
             <w:tcBorders>
               <w:top w:val="single" w:color="E6DFD2" w:sz="4"/>
               <w:left w:val="single" w:color="C8955B" w:sz="26"/>
@@ -2635,19 +3586,39 @@
                 <w:b/>
                 <w:bCs/>
                 <w:color w:val="252544"/>
-                <w:sz w:val="23"/>
-                <w:szCs w:val="23"/>
-              </w:rPr>
-              <w:t xml:space="preserve">D. A. Carson</w:t>
+                <w:sz w:val="22"/>
+                <w:szCs w:val="22"/>
+              </w:rPr>
+              <w:t xml:space="preserve">R. C. Sproul</w:t>
             </w:r>
             <w:r>
               <w:rPr>
                 <w:rFonts w:ascii="Cambria" w:cs="Cambria" w:eastAsia="Cambria" w:hAnsi="Cambria"/>
                 <w:color w:val="252544"/>
-                <w:sz w:val="23"/>
-                <w:szCs w:val="23"/>
-              </w:rPr>
-              <w:t xml:space="preserve">: "Você realmente não quer nada além de justiça totalmente eficaz e instantânea? Então vá para o inferno."</w:t>
+                <w:sz w:val="22"/>
+                <w:szCs w:val="22"/>
+              </w:rPr>
+              <w:t xml:space="preserve">, </w:t>
+            </w:r>
+            <w:r>
+              <w:rPr>
+                <w:rFonts w:ascii="Cambria" w:cs="Cambria" w:eastAsia="Cambria" w:hAnsi="Cambria"/>
+                <w:i/>
+                <w:iCs/>
+                <w:color w:val="252544"/>
+                <w:sz w:val="22"/>
+                <w:szCs w:val="22"/>
+              </w:rPr>
+              <w:t xml:space="preserve">Estudos Bíblicos Expositivos em Mateus</w:t>
+            </w:r>
+            <w:r>
+              <w:rPr>
+                <w:rFonts w:ascii="Cambria" w:cs="Cambria" w:eastAsia="Cambria" w:hAnsi="Cambria"/>
+                <w:color w:val="252544"/>
+                <w:sz w:val="22"/>
+                <w:szCs w:val="22"/>
+              </w:rPr>
+              <w:t xml:space="preserve">: "O primeiro grupo recebeu justiça. Todos os grupos que vieram depois receberam graça e misericórdia. Aqueles, entretanto, que receberam justiça queixaram-se de ter sido vítimas de injustiça."</w:t>
             </w:r>
           </w:p>
         </w:tc>
@@ -2658,202 +3629,9 @@
         <w:spacing w:after="120"/>
       </w:pPr>
     </w:p>
-    <w:p>
-      <w:pPr>
-        <w:pStyle w:val="ListParagraph"/>
-        <w:numPr>
-          <w:ilvl w:val="0"/>
-          <w:numId w:val="2"/>
-        </w:numPr>
-        <w:spacing w:after="70" w:before="0" w:line="288" w:lineRule="auto"/>
-        <w:jc w:val="left"/>
-      </w:pPr>
-      <w:r>
-        <w:rPr>
-          <w:rFonts w:ascii="Cambria" w:cs="Cambria" w:eastAsia="Cambria" w:hAnsi="Cambria"/>
-          <w:b/>
-          <w:bCs/>
-          <w:color w:val="2B2B33"/>
-          <w:sz w:val="24"/>
-          <w:szCs w:val="24"/>
-        </w:rPr>
-        <w:t xml:space="preserve">Logo depois:</w:t>
-      </w:r>
-      <w:r>
-        <w:rPr>
-          <w:rFonts w:ascii="Cambria" w:cs="Cambria" w:eastAsia="Cambria" w:hAnsi="Cambria"/>
-          <w:color w:val="2B2B33"/>
-          <w:sz w:val="24"/>
-          <w:szCs w:val="24"/>
-        </w:rPr>
-        <w:t xml:space="preserve"> "Não é xingamento; é a conta até o fim" (Rm 6.23).</w:t>
-      </w:r>
-    </w:p>
-    <w:p>
-      <w:pPr>
-        <w:pStyle w:val="ListParagraph"/>
-        <w:numPr>
-          <w:ilvl w:val="0"/>
-          <w:numId w:val="3"/>
-        </w:numPr>
-        <w:spacing w:after="70" w:before="0" w:line="288" w:lineRule="auto"/>
-        <w:jc w:val="left"/>
-      </w:pPr>
-      <w:r>
-        <w:rPr>
-          <w:rFonts w:ascii="Cambria" w:cs="Cambria" w:eastAsia="Cambria" w:hAnsi="Cambria"/>
-          <w:b/>
-          <w:bCs/>
-          <w:color w:val="2B2B33"/>
-          <w:sz w:val="24"/>
-          <w:szCs w:val="24"/>
-        </w:rPr>
-        <w:t xml:space="preserve">Soberania (vv. 14-15a):</w:t>
-      </w:r>
-      <w:r>
-        <w:rPr>
-          <w:rFonts w:ascii="Cambria" w:cs="Cambria" w:eastAsia="Cambria" w:hAnsi="Cambria"/>
-          <w:color w:val="2B2B33"/>
-          <w:sz w:val="24"/>
-          <w:szCs w:val="24"/>
-        </w:rPr>
-        <w:t xml:space="preserve"> moldura 19.3 "</w:t>
-      </w:r>
-      <w:r>
-        <w:rPr>
-          <w:rFonts w:ascii="Cambria" w:cs="Cambria" w:eastAsia="Cambria" w:hAnsi="Cambria"/>
-          <w:b/>
-          <w:bCs/>
-          <w:color w:val="2B2B33"/>
-          <w:sz w:val="24"/>
-          <w:szCs w:val="24"/>
-        </w:rPr>
-        <w:t xml:space="preserve">é lícito?</w:t>
-      </w:r>
-      <w:r>
-        <w:rPr>
-          <w:rFonts w:ascii="Cambria" w:cs="Cambria" w:eastAsia="Cambria" w:hAnsi="Cambria"/>
-          <w:color w:val="2B2B33"/>
-          <w:sz w:val="24"/>
-          <w:szCs w:val="24"/>
-        </w:rPr>
-        <w:t xml:space="preserve">" → 20.15 "</w:t>
-      </w:r>
-      <w:r>
-        <w:rPr>
-          <w:rFonts w:ascii="Cambria" w:cs="Cambria" w:eastAsia="Cambria" w:hAnsi="Cambria"/>
-          <w:b/>
-          <w:bCs/>
-          <w:color w:val="2B2B33"/>
-          <w:sz w:val="24"/>
-          <w:szCs w:val="24"/>
-        </w:rPr>
-        <w:t xml:space="preserve">não me é lícito?</w:t>
-      </w:r>
-      <w:r>
-        <w:rPr>
-          <w:rFonts w:ascii="Cambria" w:cs="Cambria" w:eastAsia="Cambria" w:hAnsi="Cambria"/>
-          <w:color w:val="2B2B33"/>
-          <w:sz w:val="24"/>
-          <w:szCs w:val="24"/>
-        </w:rPr>
-        <w:t xml:space="preserve">". Quem tenta ser dono de quê?</w:t>
-      </w:r>
-    </w:p>
-    <w:p>
-      <w:pPr>
-        <w:pStyle w:val="ListParagraph"/>
-        <w:numPr>
-          <w:ilvl w:val="0"/>
-          <w:numId w:val="3"/>
-        </w:numPr>
-        <w:spacing w:after="70" w:before="0" w:line="288" w:lineRule="auto"/>
-        <w:jc w:val="left"/>
-      </w:pPr>
-      <w:r>
-        <w:rPr>
-          <w:rFonts w:ascii="Cambria" w:cs="Cambria" w:eastAsia="Cambria" w:hAnsi="Cambria"/>
-          <w:b/>
-          <w:bCs/>
-          <w:color w:val="2B2B33"/>
-          <w:sz w:val="24"/>
-          <w:szCs w:val="24"/>
-        </w:rPr>
-        <w:t xml:space="preserve">Diagnóstico (v. 15b):</w:t>
-      </w:r>
-      <w:r>
-        <w:rPr>
-          <w:rFonts w:ascii="Cambria" w:cs="Cambria" w:eastAsia="Cambria" w:hAnsi="Cambria"/>
-          <w:color w:val="2B2B33"/>
-          <w:sz w:val="24"/>
-          <w:szCs w:val="24"/>
-        </w:rPr>
-        <w:t xml:space="preserve"> "</w:t>
-      </w:r>
-      <w:r>
-        <w:rPr>
-          <w:rFonts w:ascii="Cambria" w:cs="Cambria" w:eastAsia="Cambria" w:hAnsi="Cambria"/>
-          <w:b/>
-          <w:bCs/>
-          <w:color w:val="2B2B33"/>
-          <w:sz w:val="24"/>
-          <w:szCs w:val="24"/>
-        </w:rPr>
-        <w:t xml:space="preserve">bom</w:t>
-      </w:r>
-      <w:r>
-        <w:rPr>
-          <w:rFonts w:ascii="Cambria" w:cs="Cambria" w:eastAsia="Cambria" w:hAnsi="Cambria"/>
-          <w:color w:val="2B2B33"/>
-          <w:sz w:val="24"/>
-          <w:szCs w:val="24"/>
-        </w:rPr>
-        <w:t xml:space="preserve">" volta a 19.17. Pv 22.9: o de olho bom dá pão ao pobre. </w:t>
-      </w:r>
-      <w:r>
-        <w:rPr>
-          <w:rFonts w:ascii="Cambria" w:cs="Cambria" w:eastAsia="Cambria" w:hAnsi="Cambria"/>
-          <w:i/>
-          <w:iCs/>
-          <w:color w:val="2B2B33"/>
-          <w:sz w:val="24"/>
-          <w:szCs w:val="24"/>
-        </w:rPr>
-        <w:t xml:space="preserve">Invidia</w:t>
-      </w:r>
-      <w:r>
-        <w:rPr>
-          <w:rFonts w:ascii="Cambria" w:cs="Cambria" w:eastAsia="Cambria" w:hAnsi="Cambria"/>
-          <w:color w:val="2B2B33"/>
-          <w:sz w:val="24"/>
-          <w:szCs w:val="24"/>
-        </w:rPr>
-        <w:t xml:space="preserve"> = "olhar contra" </w:t>
-      </w:r>
-      <w:r>
-        <w:rPr>
-          <w:rFonts w:ascii="Cambria" w:cs="Cambria" w:eastAsia="Cambria" w:hAnsi="Cambria"/>
-          <w:i/>
-          <w:iCs/>
-          <w:color w:val="2B2B33"/>
-          <w:sz w:val="24"/>
-          <w:szCs w:val="24"/>
-        </w:rPr>
-        <w:t xml:space="preserve">(opcional)</w:t>
-      </w:r>
-      <w:r>
-        <w:rPr>
-          <w:rFonts w:ascii="Cambria" w:cs="Cambria" w:eastAsia="Cambria" w:hAnsi="Cambria"/>
-          <w:color w:val="2B2B33"/>
-          <w:sz w:val="24"/>
-          <w:szCs w:val="24"/>
-        </w:rPr>
-        <w:t xml:space="preserve">.</w:t>
-      </w:r>
-    </w:p>
     <w:tbl>
       <w:tblPr>
-        <w:tblW w:type="dxa" w:w="8106"/>
+        <w:tblW w:type="dxa" w:w="8706"/>
         <w:tblBorders>
           <w:top w:val="single" w:color="auto" w:sz="4"/>
           <w:left w:val="single" w:color="auto" w:sz="4"/>
@@ -2864,7 +3642,7 @@
         </w:tblBorders>
       </w:tblPr>
       <w:tblGrid>
-        <w:gridCol w:w="8106"/>
+        <w:gridCol w:w="8706"/>
       </w:tblGrid>
       <w:tr>
         <w:trPr>
@@ -2872,7 +3650,7 @@
         </w:trPr>
         <w:tc>
           <w:tcPr>
-            <w:tcW w:type="dxa" w:w="8106"/>
+            <w:tcW w:type="dxa" w:w="8706"/>
             <w:tcBorders>
               <w:top w:val="single" w:color="E6DFD2" w:sz="4"/>
               <w:left w:val="single" w:color="C8955B" w:sz="26"/>
@@ -2898,19 +3676,19 @@
                 <w:b/>
                 <w:bCs/>
                 <w:color w:val="252544"/>
-                <w:sz w:val="23"/>
-                <w:szCs w:val="23"/>
-              </w:rPr>
-              <w:t xml:space="preserve">Tomás de Aquino</w:t>
+                <w:sz w:val="22"/>
+                <w:szCs w:val="22"/>
+              </w:rPr>
+              <w:t xml:space="preserve">D. A. Carson</w:t>
             </w:r>
             <w:r>
               <w:rPr>
                 <w:rFonts w:ascii="Cambria" w:cs="Cambria" w:eastAsia="Cambria" w:hAnsi="Cambria"/>
                 <w:color w:val="252544"/>
-                <w:sz w:val="23"/>
-                <w:szCs w:val="23"/>
-              </w:rPr>
-              <w:t xml:space="preserve"> </w:t>
+                <w:sz w:val="22"/>
+                <w:szCs w:val="22"/>
+              </w:rPr>
+              <w:t xml:space="preserve">, </w:t>
             </w:r>
             <w:r>
               <w:rPr>
@@ -2918,19 +3696,19 @@
                 <w:i/>
                 <w:iCs/>
                 <w:color w:val="252544"/>
-                <w:sz w:val="23"/>
-                <w:szCs w:val="23"/>
-              </w:rPr>
-              <w:t xml:space="preserve">(opcional)</w:t>
+                <w:sz w:val="22"/>
+                <w:szCs w:val="22"/>
+              </w:rPr>
+              <w:t xml:space="preserve">How Long, O Lord?</w:t>
             </w:r>
             <w:r>
               <w:rPr>
                 <w:rFonts w:ascii="Cambria" w:cs="Cambria" w:eastAsia="Cambria" w:hAnsi="Cambria"/>
                 <w:color w:val="252544"/>
-                <w:sz w:val="23"/>
-                <w:szCs w:val="23"/>
-              </w:rPr>
-              <w:t xml:space="preserve">: "A inveja é tristeza pelo bem alheio."</w:t>
+                <w:sz w:val="22"/>
+                <w:szCs w:val="22"/>
+              </w:rPr>
+              <w:t xml:space="preserve">: "Você realmente não quer nada além de justiça totalmente eficaz e instantânea? Então vá para o inferno."</w:t>
             </w:r>
           </w:p>
         </w:tc>
@@ -2945,96 +3723,309 @@
       <w:pPr>
         <w:pStyle w:val="ListParagraph"/>
         <w:numPr>
-          <w:ilvl w:val="0"/>
-          <w:numId w:val="2"/>
-        </w:numPr>
-        <w:spacing w:after="70" w:before="0" w:line="288" w:lineRule="auto"/>
-        <w:jc w:val="left"/>
-      </w:pPr>
-      <w:r>
-        <w:rPr>
-          <w:rFonts w:ascii="Cambria" w:cs="Cambria" w:eastAsia="Cambria" w:hAnsi="Cambria"/>
-          <w:b/>
-          <w:bCs/>
-          <w:color w:val="2B2B33"/>
-          <w:sz w:val="24"/>
-          <w:szCs w:val="24"/>
-        </w:rPr>
-        <w:t xml:space="preserve">Mentira antiga:</w:t>
-      </w:r>
-      <w:r>
-        <w:rPr>
-          <w:rFonts w:ascii="Cambria" w:cs="Cambria" w:eastAsia="Cambria" w:hAnsi="Cambria"/>
-          <w:color w:val="2B2B33"/>
-          <w:sz w:val="24"/>
-          <w:szCs w:val="24"/>
-        </w:rPr>
-        <w:t xml:space="preserve"> "de toda árvore" (Gn 2.16) → "não comereis de toda árvore?" (Gn 3.1).</w:t>
-      </w:r>
-    </w:p>
-    <w:p>
-      <w:pPr>
-        <w:pStyle w:val="ListParagraph"/>
-        <w:numPr>
-          <w:ilvl w:val="0"/>
-          <w:numId w:val="2"/>
-        </w:numPr>
-        <w:spacing w:after="70" w:before="0" w:line="288" w:lineRule="auto"/>
-        <w:jc w:val="left"/>
-      </w:pPr>
-      <w:r>
-        <w:rPr>
-          <w:rFonts w:ascii="Cambria" w:cs="Cambria" w:eastAsia="Cambria" w:hAnsi="Cambria"/>
-          <w:color w:val="2B2B33"/>
-          <w:sz w:val="24"/>
-          <w:szCs w:val="24"/>
-        </w:rPr>
-        <w:t xml:space="preserve">Sem resposta, como Jonas 4. </w:t>
-      </w:r>
-      <w:r>
-        <w:rPr>
-          <w:rFonts w:ascii="Cambria" w:cs="Cambria" w:eastAsia="Cambria" w:hAnsi="Cambria"/>
-          <w:b/>
-          <w:bCs/>
-          <w:color w:val="2B2B33"/>
-          <w:sz w:val="24"/>
-          <w:szCs w:val="24"/>
-        </w:rPr>
-        <w:t xml:space="preserve">20.20-24:</w:t>
-      </w:r>
-      <w:r>
-        <w:rPr>
-          <w:rFonts w:ascii="Cambria" w:cs="Cambria" w:eastAsia="Cambria" w:hAnsi="Cambria"/>
-          <w:color w:val="2B2B33"/>
-          <w:sz w:val="24"/>
-          <w:szCs w:val="24"/>
-        </w:rPr>
-        <w:t xml:space="preserve"> "Que queres?" → tronos; os dez </w:t>
-      </w:r>
-      <w:r>
-        <w:rPr>
-          <w:rFonts w:ascii="Cambria" w:cs="Cambria" w:eastAsia="Cambria" w:hAnsi="Cambria"/>
-          <w:b/>
-          <w:bCs/>
-          <w:color w:val="2B2B33"/>
-          <w:sz w:val="24"/>
-          <w:szCs w:val="24"/>
-        </w:rPr>
-        <w:t xml:space="preserve">indignados</w:t>
-      </w:r>
-      <w:r>
-        <w:rPr>
-          <w:rFonts w:ascii="Cambria" w:cs="Cambria" w:eastAsia="Cambria" w:hAnsi="Cambria"/>
-          <w:color w:val="2B2B33"/>
-          <w:sz w:val="24"/>
-          <w:szCs w:val="24"/>
+          <w:ilvl w:val="1"/>
+          <w:numId w:val="2"/>
+        </w:numPr>
+        <w:spacing w:after="70" w:before="0" w:line="288" w:lineRule="auto"/>
+        <w:jc w:val="left"/>
+      </w:pPr>
+      <w:r>
+        <w:rPr>
+          <w:rFonts w:ascii="Cambria" w:cs="Cambria" w:eastAsia="Cambria" w:hAnsi="Cambria"/>
+          <w:b/>
+          <w:bCs/>
+          <w:color w:val="2B2B33"/>
+          <w:sz w:val="23"/>
+          <w:szCs w:val="23"/>
+        </w:rPr>
+        <w:t xml:space="preserve">Logo em seguida:</w:t>
+      </w:r>
+      <w:r>
+        <w:rPr>
+          <w:rFonts w:ascii="Cambria" w:cs="Cambria" w:eastAsia="Cambria" w:hAnsi="Cambria"/>
+          <w:color w:val="2B2B33"/>
+          <w:sz w:val="23"/>
+          <w:szCs w:val="23"/>
+        </w:rPr>
+        <w:t xml:space="preserve"> "Ele não está xingando ninguém. Está fazendo a conta até o fim." Quem quer só justiça pede o inferno; o único salário que conquistamos é a morte (Rm 6.23). A gente precisa desesperadamente de graça.</w:t>
+      </w:r>
+    </w:p>
+    <w:p>
+      <w:pPr>
+        <w:pStyle w:val="ListParagraph"/>
+        <w:numPr>
+          <w:ilvl w:val="0"/>
+          <w:numId w:val="3"/>
+        </w:numPr>
+        <w:spacing w:after="70" w:before="0" w:line="288" w:lineRule="auto"/>
+        <w:jc w:val="left"/>
+      </w:pPr>
+      <w:r>
+        <w:rPr>
+          <w:rFonts w:ascii="Cambria" w:cs="Cambria" w:eastAsia="Cambria" w:hAnsi="Cambria"/>
+          <w:b/>
+          <w:bCs/>
+          <w:color w:val="2B2B33"/>
+          <w:sz w:val="23"/>
+          <w:szCs w:val="23"/>
+        </w:rPr>
+        <w:t xml:space="preserve">Soberania (vv. 14-15a):</w:t>
+      </w:r>
+      <w:r>
+        <w:rPr>
+          <w:rFonts w:ascii="Cambria" w:cs="Cambria" w:eastAsia="Cambria" w:hAnsi="Cambria"/>
+          <w:color w:val="2B2B33"/>
+          <w:sz w:val="23"/>
+          <w:szCs w:val="23"/>
+        </w:rPr>
+        <w:t xml:space="preserve"> "quero dar... Não me é lícito fazer o que quero com o que é meu?"</w:t>
+      </w:r>
+    </w:p>
+    <w:p>
+      <w:pPr>
+        <w:pStyle w:val="ListParagraph"/>
+        <w:numPr>
+          <w:ilvl w:val="1"/>
+          <w:numId w:val="2"/>
+        </w:numPr>
+        <w:spacing w:after="70" w:before="0" w:line="288" w:lineRule="auto"/>
+        <w:jc w:val="left"/>
+      </w:pPr>
+      <w:r>
+        <w:rPr>
+          <w:rFonts w:ascii="Cambria" w:cs="Cambria" w:eastAsia="Cambria" w:hAnsi="Cambria"/>
+          <w:color w:val="2B2B33"/>
+          <w:sz w:val="23"/>
+          <w:szCs w:val="23"/>
+        </w:rPr>
+        <w:t xml:space="preserve">A moldura de Mateus: 19.3, os fariseus perguntam "</w:t>
+      </w:r>
+      <w:r>
+        <w:rPr>
+          <w:rFonts w:ascii="Cambria" w:cs="Cambria" w:eastAsia="Cambria" w:hAnsi="Cambria"/>
+          <w:b/>
+          <w:bCs/>
+          <w:color w:val="2B2B33"/>
+          <w:sz w:val="23"/>
+          <w:szCs w:val="23"/>
+        </w:rPr>
+        <w:t xml:space="preserve">é lícito</w:t>
+      </w:r>
+      <w:r>
+        <w:rPr>
+          <w:rFonts w:ascii="Cambria" w:cs="Cambria" w:eastAsia="Cambria" w:hAnsi="Cambria"/>
+          <w:color w:val="2B2B33"/>
+          <w:sz w:val="23"/>
+          <w:szCs w:val="23"/>
+        </w:rPr>
+        <w:t xml:space="preserve"> repudiar a mulher?" (o mínimo a cumprir) → 20.15, o dono: "</w:t>
+      </w:r>
+      <w:r>
+        <w:rPr>
+          <w:rFonts w:ascii="Cambria" w:cs="Cambria" w:eastAsia="Cambria" w:hAnsi="Cambria"/>
+          <w:b/>
+          <w:bCs/>
+          <w:color w:val="2B2B33"/>
+          <w:sz w:val="23"/>
+          <w:szCs w:val="23"/>
+        </w:rPr>
+        <w:t xml:space="preserve">não me é lícito</w:t>
+      </w:r>
+      <w:r>
+        <w:rPr>
+          <w:rFonts w:ascii="Cambria" w:cs="Cambria" w:eastAsia="Cambria" w:hAnsi="Cambria"/>
+          <w:color w:val="2B2B33"/>
+          <w:sz w:val="23"/>
+          <w:szCs w:val="23"/>
+        </w:rPr>
+        <w:t xml:space="preserve">?";</w:t>
+      </w:r>
+    </w:p>
+    <w:p>
+      <w:pPr>
+        <w:pStyle w:val="ListParagraph"/>
+        <w:numPr>
+          <w:ilvl w:val="1"/>
+          <w:numId w:val="2"/>
+        </w:numPr>
+        <w:spacing w:after="70" w:before="0" w:line="288" w:lineRule="auto"/>
+        <w:jc w:val="left"/>
+      </w:pPr>
+      <w:r>
+        <w:rPr>
+          <w:rFonts w:ascii="Cambria" w:cs="Cambria" w:eastAsia="Cambria" w:hAnsi="Cambria"/>
+          <w:color w:val="2B2B33"/>
+          <w:sz w:val="23"/>
+          <w:szCs w:val="23"/>
+        </w:rPr>
+        <w:t xml:space="preserve">começa com o homem perguntando o que Deus exige; termina com o homem tentando dizer a Deus o que ele pode fazer. Quem estava tentando ser dono do quê?</w:t>
+      </w:r>
+    </w:p>
+    <w:p>
+      <w:pPr>
+        <w:pStyle w:val="ListParagraph"/>
+        <w:numPr>
+          <w:ilvl w:val="0"/>
+          <w:numId w:val="3"/>
+        </w:numPr>
+        <w:spacing w:after="70" w:before="0" w:line="288" w:lineRule="auto"/>
+        <w:jc w:val="left"/>
+      </w:pPr>
+      <w:r>
+        <w:rPr>
+          <w:rFonts w:ascii="Cambria" w:cs="Cambria" w:eastAsia="Cambria" w:hAnsi="Cambria"/>
+          <w:b/>
+          <w:bCs/>
+          <w:color w:val="2B2B33"/>
+          <w:sz w:val="23"/>
+          <w:szCs w:val="23"/>
+        </w:rPr>
+        <w:t xml:space="preserve">Diagnóstico (v. 15b):</w:t>
+      </w:r>
+      <w:r>
+        <w:rPr>
+          <w:rFonts w:ascii="Cambria" w:cs="Cambria" w:eastAsia="Cambria" w:hAnsi="Cambria"/>
+          <w:color w:val="2B2B33"/>
+          <w:sz w:val="23"/>
+          <w:szCs w:val="23"/>
+        </w:rPr>
+        <w:t xml:space="preserve"> "O teu olho é mau porque eu sou </w:t>
+      </w:r>
+      <w:r>
+        <w:rPr>
+          <w:rFonts w:ascii="Cambria" w:cs="Cambria" w:eastAsia="Cambria" w:hAnsi="Cambria"/>
+          <w:b/>
+          <w:bCs/>
+          <w:color w:val="2B2B33"/>
+          <w:sz w:val="23"/>
+          <w:szCs w:val="23"/>
+        </w:rPr>
+        <w:t xml:space="preserve">bom</w:t>
+      </w:r>
+      <w:r>
+        <w:rPr>
+          <w:rFonts w:ascii="Cambria" w:cs="Cambria" w:eastAsia="Cambria" w:hAnsi="Cambria"/>
+          <w:color w:val="2B2B33"/>
+          <w:sz w:val="23"/>
+          <w:szCs w:val="23"/>
+        </w:rPr>
+        <w:t xml:space="preserve">?"</w:t>
+      </w:r>
+    </w:p>
+    <w:p>
+      <w:pPr>
+        <w:pStyle w:val="ListParagraph"/>
+        <w:numPr>
+          <w:ilvl w:val="1"/>
+          <w:numId w:val="2"/>
+        </w:numPr>
+        <w:spacing w:after="70" w:before="0" w:line="288" w:lineRule="auto"/>
+        <w:jc w:val="left"/>
+      </w:pPr>
+      <w:r>
+        <w:rPr>
+          <w:rFonts w:ascii="Cambria" w:cs="Cambria" w:eastAsia="Cambria" w:hAnsi="Cambria"/>
+          <w:color w:val="2B2B33"/>
+          <w:sz w:val="23"/>
+          <w:szCs w:val="23"/>
+        </w:rPr>
+        <w:t xml:space="preserve">"Bom" volta de 19.17: o dono diz quem ele é;</w:t>
+      </w:r>
+    </w:p>
+    <w:p>
+      <w:pPr>
+        <w:pStyle w:val="ListParagraph"/>
+        <w:numPr>
+          <w:ilvl w:val="1"/>
+          <w:numId w:val="2"/>
+        </w:numPr>
+        <w:spacing w:after="70" w:before="0" w:line="288" w:lineRule="auto"/>
+        <w:jc w:val="left"/>
+      </w:pPr>
+      <w:r>
+        <w:rPr>
+          <w:rFonts w:ascii="Cambria" w:cs="Cambria" w:eastAsia="Cambria" w:hAnsi="Cambria"/>
+          <w:color w:val="2B2B33"/>
+          <w:sz w:val="23"/>
+          <w:szCs w:val="23"/>
+        </w:rPr>
+        <w:t xml:space="preserve">"olho mau" = inveja, mesquinharia. Pv 22.9: "o de olhos bons... dá do seu pão ao pobre". O jovem rico não deu; o dono deu a quem ninguém contratou. Os primeiros descobrem em si o olho do homem que não quis deixar nada;</w:t>
+      </w:r>
+    </w:p>
+    <w:p>
+      <w:pPr>
+        <w:pStyle w:val="ListParagraph"/>
+        <w:numPr>
+          <w:ilvl w:val="1"/>
+          <w:numId w:val="2"/>
+        </w:numPr>
+        <w:spacing w:after="70" w:before="0" w:line="288" w:lineRule="auto"/>
+        <w:jc w:val="left"/>
+      </w:pPr>
+      <w:r>
+        <w:rPr>
+          <w:rFonts w:ascii="Cambria" w:cs="Cambria" w:eastAsia="Cambria" w:hAnsi="Cambria"/>
+          <w:i/>
+          <w:iCs/>
+          <w:color w:val="2B2B33"/>
+          <w:sz w:val="23"/>
+          <w:szCs w:val="23"/>
+        </w:rPr>
+        <w:t xml:space="preserve">invidia</w:t>
+      </w:r>
+      <w:r>
+        <w:rPr>
+          <w:rFonts w:ascii="Cambria" w:cs="Cambria" w:eastAsia="Cambria" w:hAnsi="Cambria"/>
+          <w:color w:val="2B2B33"/>
+          <w:sz w:val="23"/>
+          <w:szCs w:val="23"/>
+        </w:rPr>
+        <w:t xml:space="preserve">, de </w:t>
+      </w:r>
+      <w:r>
+        <w:rPr>
+          <w:rFonts w:ascii="Cambria" w:cs="Cambria" w:eastAsia="Cambria" w:hAnsi="Cambria"/>
+          <w:i/>
+          <w:iCs/>
+          <w:color w:val="2B2B33"/>
+          <w:sz w:val="23"/>
+          <w:szCs w:val="23"/>
+        </w:rPr>
+        <w:t xml:space="preserve">in-videre</w:t>
+      </w:r>
+      <w:r>
+        <w:rPr>
+          <w:rFonts w:ascii="Cambria" w:cs="Cambria" w:eastAsia="Cambria" w:hAnsi="Cambria"/>
+          <w:color w:val="2B2B33"/>
+          <w:sz w:val="23"/>
+          <w:szCs w:val="23"/>
+        </w:rPr>
+        <w:t xml:space="preserve">, "olhar contra" </w:t>
+      </w:r>
+      <w:r>
+        <w:rPr>
+          <w:rFonts w:ascii="Cambria" w:cs="Cambria" w:eastAsia="Cambria" w:hAnsi="Cambria"/>
+          <w:i/>
+          <w:iCs/>
+          <w:color w:val="2B2B33"/>
+          <w:sz w:val="23"/>
+          <w:szCs w:val="23"/>
+        </w:rPr>
+        <w:t xml:space="preserve">(opcional)</w:t>
+      </w:r>
+      <w:r>
+        <w:rPr>
+          <w:rFonts w:ascii="Cambria" w:cs="Cambria" w:eastAsia="Cambria" w:hAnsi="Cambria"/>
+          <w:color w:val="2B2B33"/>
+          <w:sz w:val="23"/>
+          <w:szCs w:val="23"/>
         </w:rPr>
         <w:t xml:space="preserve">.</w:t>
       </w:r>
     </w:p>
     <w:tbl>
       <w:tblPr>
-        <w:tblW w:type="dxa" w:w="8106"/>
+        <w:tblW w:type="dxa" w:w="8706"/>
         <w:tblBorders>
           <w:top w:val="single" w:color="auto" w:sz="4"/>
           <w:left w:val="single" w:color="auto" w:sz="4"/>
@@ -3045,7 +4036,7 @@
         </w:tblBorders>
       </w:tblPr>
       <w:tblGrid>
-        <w:gridCol w:w="8106"/>
+        <w:gridCol w:w="8706"/>
       </w:tblGrid>
       <w:tr>
         <w:trPr>
@@ -3053,7 +4044,7 @@
         </w:trPr>
         <w:tc>
           <w:tcPr>
-            <w:tcW w:type="dxa" w:w="8106"/>
+            <w:tcW w:type="dxa" w:w="8706"/>
             <w:tcBorders>
               <w:top w:val="single" w:color="E6DFD2" w:sz="4"/>
               <w:left w:val="single" w:color="C8955B" w:sz="26"/>
@@ -3079,19 +4070,59 @@
                 <w:b/>
                 <w:bCs/>
                 <w:color w:val="252544"/>
-                <w:sz w:val="23"/>
-                <w:szCs w:val="23"/>
-              </w:rPr>
-              <w:t xml:space="preserve">Dietrich Bonhoeffer</w:t>
+                <w:sz w:val="22"/>
+                <w:szCs w:val="22"/>
+              </w:rPr>
+              <w:t xml:space="preserve">Tomás de Aquino</w:t>
             </w:r>
             <w:r>
               <w:rPr>
                 <w:rFonts w:ascii="Cambria" w:cs="Cambria" w:eastAsia="Cambria" w:hAnsi="Cambria"/>
                 <w:color w:val="252544"/>
-                <w:sz w:val="23"/>
-                <w:szCs w:val="23"/>
-              </w:rPr>
-              <w:t xml:space="preserve">: "Nenhuma comunidade cristã se reúne sem que esse pensamento brote imediatamente como semente de discórdia."</w:t>
+                <w:sz w:val="22"/>
+                <w:szCs w:val="22"/>
+              </w:rPr>
+              <w:t xml:space="preserve"> </w:t>
+            </w:r>
+            <w:r>
+              <w:rPr>
+                <w:rFonts w:ascii="Cambria" w:cs="Cambria" w:eastAsia="Cambria" w:hAnsi="Cambria"/>
+                <w:i/>
+                <w:iCs/>
+                <w:color w:val="252544"/>
+                <w:sz w:val="22"/>
+                <w:szCs w:val="22"/>
+              </w:rPr>
+              <w:t xml:space="preserve">(opcional)</w:t>
+            </w:r>
+            <w:r>
+              <w:rPr>
+                <w:rFonts w:ascii="Cambria" w:cs="Cambria" w:eastAsia="Cambria" w:hAnsi="Cambria"/>
+                <w:color w:val="252544"/>
+                <w:sz w:val="22"/>
+                <w:szCs w:val="22"/>
+              </w:rPr>
+              <w:t xml:space="preserve">, </w:t>
+            </w:r>
+            <w:r>
+              <w:rPr>
+                <w:rFonts w:ascii="Cambria" w:cs="Cambria" w:eastAsia="Cambria" w:hAnsi="Cambria"/>
+                <w:i/>
+                <w:iCs/>
+                <w:color w:val="252544"/>
+                <w:sz w:val="22"/>
+                <w:szCs w:val="22"/>
+              </w:rPr>
+              <w:t xml:space="preserve">Suma Teológica</w:t>
+            </w:r>
+            <w:r>
+              <w:rPr>
+                <w:rFonts w:ascii="Cambria" w:cs="Cambria" w:eastAsia="Cambria" w:hAnsi="Cambria"/>
+                <w:color w:val="252544"/>
+                <w:sz w:val="22"/>
+                <w:szCs w:val="22"/>
+              </w:rPr>
+              <w:t xml:space="preserve"> II-II, q. 36: "A inveja é tristeza pelo bem alheio." [...] "O bem do outro pode ser contado como mal próprio, na medida em que diminui a própria fama ou excelência."</w:t>
             </w:r>
           </w:p>
         </w:tc>
@@ -3118,64 +4149,146 @@
           <w:b/>
           <w:bCs/>
           <w:color w:val="2B2B33"/>
-          <w:sz w:val="24"/>
-          <w:szCs w:val="24"/>
-        </w:rPr>
-        <w:t xml:space="preserve">Autoimplicação [personalizar]:</w:t>
-      </w:r>
-      <w:r>
-        <w:rPr>
-          <w:rFonts w:ascii="Cambria" w:cs="Cambria" w:eastAsia="Cambria" w:hAnsi="Cambria"/>
-          <w:color w:val="2B2B33"/>
-          <w:sz w:val="24"/>
-          <w:szCs w:val="24"/>
-        </w:rPr>
-        <w:t xml:space="preserve"> "pastor, trabalhador da primeira hora profissional, me pego fazendo conta..."</w:t>
-      </w:r>
-    </w:p>
-    <w:p>
-      <w:pPr>
-        <w:pStyle w:val="ListParagraph"/>
-        <w:numPr>
-          <w:ilvl w:val="0"/>
-          <w:numId w:val="2"/>
-        </w:numPr>
-        <w:spacing w:after="70" w:before="0" w:line="288" w:lineRule="auto"/>
-        <w:jc w:val="left"/>
-      </w:pPr>
-      <w:r>
-        <w:rPr>
-          <w:rFonts w:ascii="Cambria" w:cs="Cambria" w:eastAsia="Cambria" w:hAnsi="Cambria"/>
-          <w:color w:val="2B2B33"/>
-          <w:sz w:val="24"/>
-          <w:szCs w:val="24"/>
-        </w:rPr>
-        <w:t xml:space="preserve">"Eu oro mais. Sirvo mais. Estou há mais tempo. Sofri mais." → "Por que Deus é tão bondoso com eles?"</w:t>
-      </w:r>
-    </w:p>
-    <w:p>
-      <w:pPr>
-        <w:pStyle w:val="ListParagraph"/>
-        <w:numPr>
-          <w:ilvl w:val="0"/>
-          <w:numId w:val="2"/>
-        </w:numPr>
-        <w:spacing w:after="70" w:before="0" w:line="288" w:lineRule="auto"/>
-        <w:jc w:val="left"/>
-      </w:pPr>
-      <w:r>
-        <w:rPr>
-          <w:rFonts w:ascii="Cambria" w:cs="Cambria" w:eastAsia="Cambria" w:hAnsi="Cambria"/>
-          <w:color w:val="2B2B33"/>
-          <w:sz w:val="24"/>
-          <w:szCs w:val="24"/>
-        </w:rPr>
-        <w:t xml:space="preserve">Recém-convertido celebrado; quem serve há anos (implícito); inventário da família; o celular.</w:t>
+          <w:sz w:val="23"/>
+          <w:szCs w:val="23"/>
+        </w:rPr>
+        <w:t xml:space="preserve">A mentira antiga:</w:t>
+      </w:r>
+      <w:r>
+        <w:rPr>
+          <w:rFonts w:ascii="Cambria" w:cs="Cambria" w:eastAsia="Cambria" w:hAnsi="Cambria"/>
+          <w:color w:val="2B2B33"/>
+          <w:sz w:val="23"/>
+          <w:szCs w:val="23"/>
+        </w:rPr>
+        <w:t xml:space="preserve"> "de </w:t>
+      </w:r>
+      <w:r>
+        <w:rPr>
+          <w:rFonts w:ascii="Cambria" w:cs="Cambria" w:eastAsia="Cambria" w:hAnsi="Cambria"/>
+          <w:b/>
+          <w:bCs/>
+          <w:color w:val="2B2B33"/>
+          <w:sz w:val="23"/>
+          <w:szCs w:val="23"/>
+        </w:rPr>
+        <w:t xml:space="preserve">toda</w:t>
+      </w:r>
+      <w:r>
+        <w:rPr>
+          <w:rFonts w:ascii="Cambria" w:cs="Cambria" w:eastAsia="Cambria" w:hAnsi="Cambria"/>
+          <w:color w:val="2B2B33"/>
+          <w:sz w:val="23"/>
+          <w:szCs w:val="23"/>
+        </w:rPr>
+        <w:t xml:space="preserve"> árvore comerás livremente" (Gn 2.16) → "não comereis de toda árvore?" (Gn 3.1). A serpente pinta a generosidade de mesquinhez. Olhar para a bondade de Deus e chamar de injustiça: "Deus não é bom de verdade".</w:t>
+      </w:r>
+    </w:p>
+    <w:p>
+      <w:pPr>
+        <w:pStyle w:val="ListParagraph"/>
+        <w:numPr>
+          <w:ilvl w:val="0"/>
+          <w:numId w:val="2"/>
+        </w:numPr>
+        <w:spacing w:after="70" w:before="0" w:line="288" w:lineRule="auto"/>
+        <w:jc w:val="left"/>
+      </w:pPr>
+      <w:r>
+        <w:rPr>
+          <w:rFonts w:ascii="Cambria" w:cs="Cambria" w:eastAsia="Cambria" w:hAnsi="Cambria"/>
+          <w:b/>
+          <w:bCs/>
+          <w:color w:val="2B2B33"/>
+          <w:sz w:val="23"/>
+          <w:szCs w:val="23"/>
+        </w:rPr>
+        <w:t xml:space="preserve">Sem resposta</w:t>
+      </w:r>
+      <w:r>
+        <w:rPr>
+          <w:rFonts w:ascii="Cambria" w:cs="Cambria" w:eastAsia="Cambria" w:hAnsi="Cambria"/>
+          <w:color w:val="2B2B33"/>
+          <w:sz w:val="23"/>
+          <w:szCs w:val="23"/>
+        </w:rPr>
+        <w:t xml:space="preserve">, como Jonas 4. Jesus deixa a pergunta no ar.</w:t>
+      </w:r>
+    </w:p>
+    <w:p>
+      <w:pPr>
+        <w:pStyle w:val="ListParagraph"/>
+        <w:numPr>
+          <w:ilvl w:val="0"/>
+          <w:numId w:val="2"/>
+        </w:numPr>
+        <w:spacing w:after="70" w:before="0" w:line="288" w:lineRule="auto"/>
+        <w:jc w:val="left"/>
+      </w:pPr>
+      <w:r>
+        <w:rPr>
+          <w:rFonts w:ascii="Cambria" w:cs="Cambria" w:eastAsia="Cambria" w:hAnsi="Cambria"/>
+          <w:b/>
+          <w:bCs/>
+          <w:color w:val="2B2B33"/>
+          <w:sz w:val="23"/>
+          <w:szCs w:val="23"/>
+        </w:rPr>
+        <w:t xml:space="preserve">20.20-24 — a resposta errada, minutos depois, na mesma estrada:</w:t>
+      </w:r>
+      <w:r>
+        <w:rPr>
+          <w:rFonts w:ascii="Cambria" w:cs="Cambria" w:eastAsia="Cambria" w:hAnsi="Cambria"/>
+          <w:color w:val="2B2B33"/>
+          <w:sz w:val="23"/>
+          <w:szCs w:val="23"/>
+        </w:rPr>
+        <w:t xml:space="preserve"> a mãe dos filhos de Zebedeu se ajoelha; "</w:t>
+      </w:r>
+      <w:r>
+        <w:rPr>
+          <w:rFonts w:ascii="Cambria" w:cs="Cambria" w:eastAsia="Cambria" w:hAnsi="Cambria"/>
+          <w:b/>
+          <w:bCs/>
+          <w:color w:val="2B2B33"/>
+          <w:sz w:val="23"/>
+          <w:szCs w:val="23"/>
+        </w:rPr>
+        <w:t xml:space="preserve">Que queres?</w:t>
+      </w:r>
+      <w:r>
+        <w:rPr>
+          <w:rFonts w:ascii="Cambria" w:cs="Cambria" w:eastAsia="Cambria" w:hAnsi="Cambria"/>
+          <w:color w:val="2B2B33"/>
+          <w:sz w:val="23"/>
+          <w:szCs w:val="23"/>
+        </w:rPr>
+        <w:t xml:space="preserve">" → um à direita, outro à esquerda (20.21); os dez </w:t>
+      </w:r>
+      <w:r>
+        <w:rPr>
+          <w:rFonts w:ascii="Cambria" w:cs="Cambria" w:eastAsia="Cambria" w:hAnsi="Cambria"/>
+          <w:b/>
+          <w:bCs/>
+          <w:color w:val="2B2B33"/>
+          <w:sz w:val="23"/>
+          <w:szCs w:val="23"/>
+        </w:rPr>
+        <w:t xml:space="preserve">indignados</w:t>
+      </w:r>
+      <w:r>
+        <w:rPr>
+          <w:rFonts w:ascii="Cambria" w:cs="Cambria" w:eastAsia="Cambria" w:hAnsi="Cambria"/>
+          <w:color w:val="2B2B33"/>
+          <w:sz w:val="23"/>
+          <w:szCs w:val="23"/>
+        </w:rPr>
+        <w:t xml:space="preserve"> (20.24). O olho mau em ação.</w:t>
       </w:r>
     </w:p>
     <w:tbl>
       <w:tblPr>
-        <w:tblW w:type="dxa" w:w="8106"/>
+        <w:tblW w:type="dxa" w:w="8706"/>
         <w:tblBorders>
           <w:top w:val="single" w:color="auto" w:sz="4"/>
           <w:left w:val="single" w:color="auto" w:sz="4"/>
@@ -3186,7 +4299,7 @@
         </w:tblBorders>
       </w:tblPr>
       <w:tblGrid>
-        <w:gridCol w:w="8106"/>
+        <w:gridCol w:w="8706"/>
       </w:tblGrid>
       <w:tr>
         <w:trPr>
@@ -3194,7 +4307,7 @@
         </w:trPr>
         <w:tc>
           <w:tcPr>
-            <w:tcW w:type="dxa" w:w="8106"/>
+            <w:tcW w:type="dxa" w:w="8706"/>
             <w:tcBorders>
               <w:top w:val="single" w:color="E6DFD2" w:sz="4"/>
               <w:left w:val="single" w:color="C8955B" w:sz="26"/>
@@ -3220,19 +4333,19 @@
                 <w:b/>
                 <w:bCs/>
                 <w:color w:val="252544"/>
-                <w:sz w:val="23"/>
-                <w:szCs w:val="23"/>
-              </w:rPr>
-              <w:t xml:space="preserve">Søren Kierkegaard</w:t>
+                <w:sz w:val="22"/>
+                <w:szCs w:val="22"/>
+              </w:rPr>
+              <w:t xml:space="preserve">Dietrich Bonhoeffer</w:t>
             </w:r>
             <w:r>
               <w:rPr>
                 <w:rFonts w:ascii="Cambria" w:cs="Cambria" w:eastAsia="Cambria" w:hAnsi="Cambria"/>
                 <w:color w:val="252544"/>
-                <w:sz w:val="23"/>
-                <w:szCs w:val="23"/>
-              </w:rPr>
-              <w:t xml:space="preserve"> </w:t>
+                <w:sz w:val="22"/>
+                <w:szCs w:val="22"/>
+              </w:rPr>
+              <w:t xml:space="preserve">, </w:t>
             </w:r>
             <w:r>
               <w:rPr>
@@ -3240,19 +4353,19 @@
                 <w:i/>
                 <w:iCs/>
                 <w:color w:val="252544"/>
-                <w:sz w:val="23"/>
-                <w:szCs w:val="23"/>
-              </w:rPr>
-              <w:t xml:space="preserve">(opcional)</w:t>
+                <w:sz w:val="22"/>
+                <w:szCs w:val="22"/>
+              </w:rPr>
+              <w:t xml:space="preserve">Vida em Comunhão</w:t>
             </w:r>
             <w:r>
               <w:rPr>
                 <w:rFonts w:ascii="Cambria" w:cs="Cambria" w:eastAsia="Cambria" w:hAnsi="Cambria"/>
                 <w:color w:val="252544"/>
-                <w:sz w:val="23"/>
-                <w:szCs w:val="23"/>
-              </w:rPr>
-              <w:t xml:space="preserve">: "A preocupação mundana sempre procura levar o ser humano à inquietação mesquinha das comparações."</w:t>
+                <w:sz w:val="22"/>
+                <w:szCs w:val="22"/>
+              </w:rPr>
+              <w:t xml:space="preserve">: "Nenhuma comunidade cristã se reúne sem que esse pensamento brote imediatamente como semente de discórdia. Assim, no próprio início da comunhão cristã, há [...] uma disputa invisível, muitas vezes inconsciente, de vida ou morte."</w:t>
             </w:r>
           </w:p>
         </w:tc>
@@ -3277,191 +4390,168 @@
         <w:rPr>
           <w:rFonts w:ascii="Cambria" w:cs="Cambria" w:eastAsia="Cambria" w:hAnsi="Cambria"/>
           <w:color w:val="2B2B33"/>
-          <w:sz w:val="24"/>
-          <w:szCs w:val="24"/>
-        </w:rPr>
-        <w:t xml:space="preserve">Eco do irmão mais velho (IL-007): agora dentro da vinha. O alvo é o olho, não o sacrifício (19.28-29).</w:t>
-      </w:r>
-    </w:p>
-    <w:p>
-      <w:pPr>
-        <w:pStyle w:val="ListParagraph"/>
-        <w:numPr>
-          <w:ilvl w:val="0"/>
-          <w:numId w:val="2"/>
-        </w:numPr>
-        <w:spacing w:after="70" w:before="0" w:line="288" w:lineRule="auto"/>
-        <w:jc w:val="left"/>
-      </w:pPr>
-      <w:r>
-        <w:rPr>
-          <w:rFonts w:ascii="Cambria" w:cs="Cambria" w:eastAsia="Cambria" w:hAnsi="Cambria"/>
-          <w:b/>
-          <w:bCs/>
-          <w:color w:val="2B2B33"/>
-          <w:sz w:val="24"/>
-          <w:szCs w:val="24"/>
-        </w:rPr>
-        <w:t xml:space="preserve">Virada:</w:t>
-      </w:r>
-      <w:r>
-        <w:rPr>
-          <w:rFonts w:ascii="Cambria" w:cs="Cambria" w:eastAsia="Cambria" w:hAnsi="Cambria"/>
-          <w:color w:val="2B2B33"/>
-          <w:sz w:val="24"/>
-          <w:szCs w:val="24"/>
-        </w:rPr>
-        <w:t xml:space="preserve"> "A graça que alegra o último expõe o coração que calcula."</w:t>
-      </w:r>
-    </w:p>
-    <w:p>
-      <w:pPr>
-        <w:pStyle w:val="ListParagraph"/>
-        <w:numPr>
-          <w:ilvl w:val="0"/>
-          <w:numId w:val="2"/>
-        </w:numPr>
-        <w:spacing w:after="70" w:before="0" w:line="288" w:lineRule="auto"/>
-        <w:jc w:val="left"/>
-      </w:pPr>
-      <w:r>
-        <w:rPr>
-          <w:rFonts w:ascii="Cambria" w:cs="Cambria" w:eastAsia="Cambria" w:hAnsi="Cambria"/>
-          <w:i/>
-          <w:iCs/>
-          <w:color w:val="2B2B33"/>
-          <w:sz w:val="24"/>
-          <w:szCs w:val="24"/>
-        </w:rPr>
-        <w:t xml:space="preserve">Transição:</w:t>
-      </w:r>
-      <w:r>
-        <w:rPr>
-          <w:rFonts w:ascii="Cambria" w:cs="Cambria" w:eastAsia="Cambria" w:hAnsi="Cambria"/>
-          <w:color w:val="2B2B33"/>
-          <w:sz w:val="24"/>
-          <w:szCs w:val="24"/>
-        </w:rPr>
-        <w:t xml:space="preserve"> "Não se fabrica olho bom. Como se cura um olho mau?"</w:t>
-      </w:r>
-    </w:p>
-    <w:p>
-      <w:pPr>
-        <w:keepNext/>
-        <w:pBdr>
-          <w:bottom w:val="single" w:color="C8955B" w:sz="10" w:space="6"/>
-        </w:pBdr>
-        <w:spacing w:after="140" w:before="280" w:line="300" w:lineRule="auto"/>
-        <w:jc w:val="left"/>
-      </w:pPr>
-      <w:r>
-        <w:rPr>
-          <w:rFonts w:ascii="Constantia" w:cs="Constantia" w:eastAsia="Constantia" w:hAnsi="Constantia"/>
-          <w:b/>
-          <w:bCs/>
-          <w:color w:val="252544"/>
-          <w:sz w:val="33"/>
-          <w:szCs w:val="33"/>
-        </w:rPr>
-        <w:t xml:space="preserve">IV. "Que se abram os nossos olhos" (20.15, 17-19, 28-34)</w:t>
-      </w:r>
-    </w:p>
-    <w:p>
-      <w:pPr>
-        <w:pStyle w:val="ListParagraph"/>
-        <w:numPr>
-          <w:ilvl w:val="0"/>
-          <w:numId w:val="2"/>
-        </w:numPr>
-        <w:spacing w:after="70" w:before="0" w:line="288" w:lineRule="auto"/>
-        <w:jc w:val="left"/>
-      </w:pPr>
-      <w:r>
-        <w:rPr>
-          <w:rFonts w:ascii="Cambria" w:cs="Cambria" w:eastAsia="Cambria" w:hAnsi="Cambria"/>
-          <w:b/>
-          <w:bCs/>
-          <w:color w:val="2B2B33"/>
-          <w:sz w:val="24"/>
-          <w:szCs w:val="24"/>
-        </w:rPr>
-        <w:t xml:space="preserve">"Do que é meu" (v. 15)</w:t>
-      </w:r>
-      <w:r>
-        <w:rPr>
-          <w:rFonts w:ascii="Cambria" w:cs="Cambria" w:eastAsia="Cambria" w:hAnsi="Cambria"/>
-          <w:color w:val="2B2B33"/>
-          <w:sz w:val="24"/>
-          <w:szCs w:val="24"/>
-        </w:rPr>
-        <w:t xml:space="preserve"> → entregue e crucificado (17-19) → "</w:t>
-      </w:r>
-      <w:r>
-        <w:rPr>
-          <w:rFonts w:ascii="Cambria" w:cs="Cambria" w:eastAsia="Cambria" w:hAnsi="Cambria"/>
-          <w:b/>
-          <w:bCs/>
-          <w:color w:val="2B2B33"/>
-          <w:sz w:val="24"/>
-          <w:szCs w:val="24"/>
-        </w:rPr>
-        <w:t xml:space="preserve">resgate</w:t>
-      </w:r>
-      <w:r>
-        <w:rPr>
-          <w:rFonts w:ascii="Cambria" w:cs="Cambria" w:eastAsia="Cambria" w:hAnsi="Cambria"/>
-          <w:color w:val="2B2B33"/>
-          <w:sz w:val="24"/>
-          <w:szCs w:val="24"/>
-        </w:rPr>
-        <w:t xml:space="preserve"> por muitos" (28). A bondade custa ao Rei. Rm 3.26.</w:t>
-      </w:r>
-    </w:p>
-    <w:p>
-      <w:pPr>
-        <w:pStyle w:val="ListParagraph"/>
-        <w:numPr>
-          <w:ilvl w:val="0"/>
-          <w:numId w:val="2"/>
-        </w:numPr>
-        <w:spacing w:after="70" w:before="0" w:line="288" w:lineRule="auto"/>
-        <w:jc w:val="left"/>
-      </w:pPr>
-      <w:r>
-        <w:rPr>
-          <w:rFonts w:ascii="Cambria" w:cs="Cambria" w:eastAsia="Cambria" w:hAnsi="Cambria"/>
-          <w:b/>
-          <w:bCs/>
-          <w:color w:val="2B2B33"/>
-          <w:sz w:val="24"/>
-          <w:szCs w:val="24"/>
-        </w:rPr>
-        <w:t xml:space="preserve">"Jesus é o único trabalhador que suportou o peso do dia inteiro — e repartiu conosco o salário que não ganhamos."</w:t>
-      </w:r>
-    </w:p>
-    <w:p>
-      <w:pPr>
-        <w:pStyle w:val="ListParagraph"/>
-        <w:numPr>
-          <w:ilvl w:val="0"/>
-          <w:numId w:val="2"/>
-        </w:numPr>
-        <w:spacing w:after="70" w:before="0" w:line="288" w:lineRule="auto"/>
-        <w:jc w:val="left"/>
-      </w:pPr>
-      <w:r>
-        <w:rPr>
-          <w:rFonts w:ascii="Cambria" w:cs="Cambria" w:eastAsia="Cambria" w:hAnsi="Cambria"/>
-          <w:color w:val="2B2B33"/>
-          <w:sz w:val="24"/>
-          <w:szCs w:val="24"/>
-        </w:rPr>
-        <w:t xml:space="preserve">Imagem (não código): trevas da hora sexta à nona (27.45).</w:t>
+          <w:sz w:val="23"/>
+          <w:szCs w:val="23"/>
+        </w:rPr>
+        <w:t xml:space="preserve">Não é coisa de outra igreja. É coisa de toda igreja. É coisa da nossa.</w:t>
+      </w:r>
+    </w:p>
+    <w:p>
+      <w:pPr>
+        <w:pStyle w:val="ListParagraph"/>
+        <w:numPr>
+          <w:ilvl w:val="0"/>
+          <w:numId w:val="2"/>
+        </w:numPr>
+        <w:spacing w:after="70" w:before="0" w:line="288" w:lineRule="auto"/>
+        <w:jc w:val="left"/>
+      </w:pPr>
+      <w:r>
+        <w:rPr>
+          <w:rFonts w:ascii="Cambria" w:cs="Cambria" w:eastAsia="Cambria" w:hAnsi="Cambria"/>
+          <w:b/>
+          <w:bCs/>
+          <w:color w:val="2B2B33"/>
+          <w:sz w:val="23"/>
+          <w:szCs w:val="23"/>
+        </w:rPr>
+        <w:t xml:space="preserve">[Momento de autoimplicação — oral, ao vivo.]</w:t>
+      </w:r>
+    </w:p>
+    <w:p>
+      <w:pPr>
+        <w:pStyle w:val="ListParagraph"/>
+        <w:numPr>
+          <w:ilvl w:val="0"/>
+          <w:numId w:val="2"/>
+        </w:numPr>
+        <w:spacing w:after="70" w:before="0" w:line="288" w:lineRule="auto"/>
+        <w:jc w:val="left"/>
+      </w:pPr>
+      <w:r>
+        <w:rPr>
+          <w:rFonts w:ascii="Cambria" w:cs="Cambria" w:eastAsia="Cambria" w:hAnsi="Cambria"/>
+          <w:b/>
+          <w:bCs/>
+          <w:color w:val="2B2B33"/>
+          <w:sz w:val="23"/>
+          <w:szCs w:val="23"/>
+        </w:rPr>
+        <w:t xml:space="preserve">Como aparece:</w:t>
+      </w:r>
+      <w:r>
+        <w:rPr>
+          <w:rFonts w:ascii="Cambria" w:cs="Cambria" w:eastAsia="Cambria" w:hAnsi="Cambria"/>
+          <w:color w:val="2B2B33"/>
+          <w:sz w:val="23"/>
+          <w:szCs w:val="23"/>
+        </w:rPr>
+        <w:t xml:space="preserve"> "Eu oro mais. Conheço mais Bíblia. Sirvo mais. Estou há mais tempo. Sofri mais. Fiz mais sacrifícios." → "Por que Deus está sendo tão bondoso com eles?"</w:t>
+      </w:r>
+    </w:p>
+    <w:p>
+      <w:pPr>
+        <w:pStyle w:val="ListParagraph"/>
+        <w:numPr>
+          <w:ilvl w:val="1"/>
+          <w:numId w:val="2"/>
+        </w:numPr>
+        <w:spacing w:after="70" w:before="0" w:line="288" w:lineRule="auto"/>
+        <w:jc w:val="left"/>
+      </w:pPr>
+      <w:r>
+        <w:rPr>
+          <w:rFonts w:ascii="Cambria" w:cs="Cambria" w:eastAsia="Cambria" w:hAnsi="Cambria"/>
+          <w:color w:val="2B2B33"/>
+          <w:sz w:val="23"/>
+          <w:szCs w:val="23"/>
+        </w:rPr>
+        <w:t xml:space="preserve">o serviço continua correto por fora; o coração já trata a graça como salário;</w:t>
+      </w:r>
+    </w:p>
+    <w:p>
+      <w:pPr>
+        <w:pStyle w:val="ListParagraph"/>
+        <w:numPr>
+          <w:ilvl w:val="1"/>
+          <w:numId w:val="2"/>
+        </w:numPr>
+        <w:spacing w:after="70" w:before="0" w:line="288" w:lineRule="auto"/>
+        <w:jc w:val="left"/>
+      </w:pPr>
+      <w:r>
+        <w:rPr>
+          <w:rFonts w:ascii="Cambria" w:cs="Cambria" w:eastAsia="Cambria" w:hAnsi="Cambria"/>
+          <w:color w:val="2B2B33"/>
+          <w:sz w:val="23"/>
+          <w:szCs w:val="23"/>
+        </w:rPr>
+        <w:t xml:space="preserve">o testemunho do recém-convertido ("e eu, que nunca dei trabalho?"); quem serve há anos e vê gente nova celebrada (implícito, sem nomear grupos);</w:t>
+      </w:r>
+    </w:p>
+    <w:p>
+      <w:pPr>
+        <w:pStyle w:val="ListParagraph"/>
+        <w:numPr>
+          <w:ilvl w:val="1"/>
+          <w:numId w:val="2"/>
+        </w:numPr>
+        <w:spacing w:after="70" w:before="0" w:line="288" w:lineRule="auto"/>
+        <w:jc w:val="left"/>
+      </w:pPr>
+      <w:r>
+        <w:rPr>
+          <w:rFonts w:ascii="Cambria" w:cs="Cambria" w:eastAsia="Cambria" w:hAnsi="Cambria"/>
+          <w:color w:val="2B2B33"/>
+          <w:sz w:val="23"/>
+          <w:szCs w:val="23"/>
+        </w:rPr>
+        <w:t xml:space="preserve">o inventário: "cuidei da mãe dez anos; meu irmão aparecia no Natal e herdou igual";</w:t>
+      </w:r>
+    </w:p>
+    <w:p>
+      <w:pPr>
+        <w:pStyle w:val="ListParagraph"/>
+        <w:numPr>
+          <w:ilvl w:val="1"/>
+          <w:numId w:val="2"/>
+        </w:numPr>
+        <w:spacing w:after="70" w:before="0" w:line="288" w:lineRule="auto"/>
+        <w:jc w:val="left"/>
+      </w:pPr>
+      <w:r>
+        <w:rPr>
+          <w:rFonts w:ascii="Cambria" w:cs="Cambria" w:eastAsia="Cambria" w:hAnsi="Cambria"/>
+          <w:color w:val="2B2B33"/>
+          <w:sz w:val="23"/>
+          <w:szCs w:val="23"/>
+        </w:rPr>
+        <w:t xml:space="preserve">o celular: o pagamento dos outros nas redes, e o denário que de manhã era alívio vira ofensa à noite.</w:t>
+      </w:r>
+    </w:p>
+    <w:p>
+      <w:pPr>
+        <w:pStyle w:val="ListParagraph"/>
+        <w:numPr>
+          <w:ilvl w:val="0"/>
+          <w:numId w:val="2"/>
+        </w:numPr>
+        <w:spacing w:after="70" w:before="0" w:line="288" w:lineRule="auto"/>
+        <w:jc w:val="left"/>
+      </w:pPr>
+      <w:r>
+        <w:rPr>
+          <w:rFonts w:ascii="Cambria" w:cs="Cambria" w:eastAsia="Cambria" w:hAnsi="Cambria"/>
+          <w:color w:val="2B2B33"/>
+          <w:sz w:val="23"/>
+          <w:szCs w:val="23"/>
+        </w:rPr>
+        <w:t xml:space="preserve">Ninguém foi lesado. Mas o olho ficou mau.</w:t>
       </w:r>
     </w:p>
     <w:tbl>
       <w:tblPr>
-        <w:tblW w:type="dxa" w:w="8106"/>
+        <w:tblW w:type="dxa" w:w="8706"/>
         <w:tblBorders>
           <w:top w:val="single" w:color="auto" w:sz="4"/>
           <w:left w:val="single" w:color="auto" w:sz="4"/>
@@ -3472,7 +4562,7 @@
         </w:tblBorders>
       </w:tblPr>
       <w:tblGrid>
-        <w:gridCol w:w="8106"/>
+        <w:gridCol w:w="8706"/>
       </w:tblGrid>
       <w:tr>
         <w:trPr>
@@ -3480,7 +4570,7 @@
         </w:trPr>
         <w:tc>
           <w:tcPr>
-            <w:tcW w:type="dxa" w:w="8106"/>
+            <w:tcW w:type="dxa" w:w="8706"/>
             <w:tcBorders>
               <w:top w:val="single" w:color="E6DFD2" w:sz="4"/>
               <w:left w:val="single" w:color="C8955B" w:sz="26"/>
@@ -3506,19 +4596,59 @@
                 <w:b/>
                 <w:bCs/>
                 <w:color w:val="252544"/>
-                <w:sz w:val="23"/>
-                <w:szCs w:val="23"/>
-              </w:rPr>
-              <w:t xml:space="preserve">Heidelberg, P. 60</w:t>
+                <w:sz w:val="22"/>
+                <w:szCs w:val="22"/>
+              </w:rPr>
+              <w:t xml:space="preserve">Søren Kierkegaard</w:t>
             </w:r>
             <w:r>
               <w:rPr>
                 <w:rFonts w:ascii="Cambria" w:cs="Cambria" w:eastAsia="Cambria" w:hAnsi="Cambria"/>
                 <w:color w:val="252544"/>
-                <w:sz w:val="23"/>
-                <w:szCs w:val="23"/>
-              </w:rPr>
-              <w:t xml:space="preserve">: Deus me imputa a justiça de Cristo "como se eu mesmo tivesse cumprido toda a obediência que Cristo cumpriu por mim".</w:t>
+                <w:sz w:val="22"/>
+                <w:szCs w:val="22"/>
+              </w:rPr>
+              <w:t xml:space="preserve"> </w:t>
+            </w:r>
+            <w:r>
+              <w:rPr>
+                <w:rFonts w:ascii="Cambria" w:cs="Cambria" w:eastAsia="Cambria" w:hAnsi="Cambria"/>
+                <w:i/>
+                <w:iCs/>
+                <w:color w:val="252544"/>
+                <w:sz w:val="22"/>
+                <w:szCs w:val="22"/>
+              </w:rPr>
+              <w:t xml:space="preserve">(opcional)</w:t>
+            </w:r>
+            <w:r>
+              <w:rPr>
+                <w:rFonts w:ascii="Cambria" w:cs="Cambria" w:eastAsia="Cambria" w:hAnsi="Cambria"/>
+                <w:color w:val="252544"/>
+                <w:sz w:val="22"/>
+                <w:szCs w:val="22"/>
+              </w:rPr>
+              <w:t xml:space="preserve">, </w:t>
+            </w:r>
+            <w:r>
+              <w:rPr>
+                <w:rFonts w:ascii="Cambria" w:cs="Cambria" w:eastAsia="Cambria" w:hAnsi="Cambria"/>
+                <w:i/>
+                <w:iCs/>
+                <w:color w:val="252544"/>
+                <w:sz w:val="22"/>
+                <w:szCs w:val="22"/>
+              </w:rPr>
+              <w:t xml:space="preserve">Discursos Edificantes em Diversos Espíritos</w:t>
+            </w:r>
+            <w:r>
+              <w:rPr>
+                <w:rFonts w:ascii="Cambria" w:cs="Cambria" w:eastAsia="Cambria" w:hAnsi="Cambria"/>
+                <w:color w:val="252544"/>
+                <w:sz w:val="22"/>
+                <w:szCs w:val="22"/>
+              </w:rPr>
+              <w:t xml:space="preserve">: "A preocupação mundana sempre procura levar o ser humano à inquietação mesquinha das comparações, longe da calma elevada dos pensamentos simples."</w:t>
             </w:r>
           </w:p>
         </w:tc>
@@ -3542,133 +4672,104 @@
       <w:r>
         <w:rPr>
           <w:rFonts w:ascii="Cambria" w:cs="Cambria" w:eastAsia="Cambria" w:hAnsi="Cambria"/>
-          <w:i/>
-          <w:iCs/>
-          <w:color w:val="2B2B33"/>
-          <w:sz w:val="24"/>
-          <w:szCs w:val="24"/>
-        </w:rPr>
-        <w:t xml:space="preserve">Opcional:</w:t>
-      </w:r>
-      <w:r>
-        <w:rPr>
-          <w:rFonts w:ascii="Cambria" w:cs="Cambria" w:eastAsia="Cambria" w:hAnsi="Cambria"/>
-          <w:color w:val="2B2B33"/>
-          <w:sz w:val="24"/>
-          <w:szCs w:val="24"/>
-        </w:rPr>
-        <w:t xml:space="preserve"> 1Sm 30.24 — "igualmente repartirão". O Filho de Davi reparte o despojo.</w:t>
-      </w:r>
-    </w:p>
-    <w:p>
-      <w:pPr>
-        <w:pStyle w:val="ListParagraph"/>
-        <w:numPr>
-          <w:ilvl w:val="0"/>
-          <w:numId w:val="2"/>
-        </w:numPr>
-        <w:spacing w:after="70" w:before="0" w:line="288" w:lineRule="auto"/>
-        <w:jc w:val="left"/>
-      </w:pPr>
-      <w:r>
-        <w:rPr>
-          <w:rFonts w:ascii="Cambria" w:cs="Cambria" w:eastAsia="Cambria" w:hAnsi="Cambria"/>
-          <w:b/>
-          <w:bCs/>
-          <w:color w:val="2B2B33"/>
-          <w:sz w:val="24"/>
-          <w:szCs w:val="24"/>
-        </w:rPr>
-        <w:t xml:space="preserve">[Ler Mt 20.29-34]</w:t>
-      </w:r>
-      <w:r>
-        <w:rPr>
-          <w:rFonts w:ascii="Cambria" w:cs="Cambria" w:eastAsia="Cambria" w:hAnsi="Cambria"/>
-          <w:color w:val="2B2B33"/>
-          <w:sz w:val="24"/>
-          <w:szCs w:val="24"/>
-        </w:rPr>
-        <w:t xml:space="preserve"> "Filho de Davi, tem compaixão!" → "</w:t>
-      </w:r>
-      <w:r>
-        <w:rPr>
-          <w:rFonts w:ascii="Cambria" w:cs="Cambria" w:eastAsia="Cambria" w:hAnsi="Cambria"/>
-          <w:b/>
-          <w:bCs/>
-          <w:color w:val="2B2B33"/>
-          <w:sz w:val="24"/>
-          <w:szCs w:val="24"/>
-        </w:rPr>
-        <w:t xml:space="preserve">Que quereis?</w:t>
-      </w:r>
-      <w:r>
-        <w:rPr>
-          <w:rFonts w:ascii="Cambria" w:cs="Cambria" w:eastAsia="Cambria" w:hAnsi="Cambria"/>
-          <w:color w:val="2B2B33"/>
-          <w:sz w:val="24"/>
-          <w:szCs w:val="24"/>
-        </w:rPr>
-        <w:t xml:space="preserve">" (= à mãe) → "</w:t>
-      </w:r>
-      <w:r>
-        <w:rPr>
-          <w:rFonts w:ascii="Cambria" w:cs="Cambria" w:eastAsia="Cambria" w:hAnsi="Cambria"/>
-          <w:b/>
-          <w:bCs/>
-          <w:color w:val="2B2B33"/>
-          <w:sz w:val="24"/>
-          <w:szCs w:val="24"/>
-        </w:rPr>
-        <w:t xml:space="preserve">que se nos abram os olhos</w:t>
-      </w:r>
-      <w:r>
-        <w:rPr>
-          <w:rFonts w:ascii="Cambria" w:cs="Cambria" w:eastAsia="Cambria" w:hAnsi="Cambria"/>
-          <w:color w:val="2B2B33"/>
-          <w:sz w:val="24"/>
-          <w:szCs w:val="24"/>
-        </w:rPr>
-        <w:t xml:space="preserve">" → toca, veem, </w:t>
-      </w:r>
-      <w:r>
-        <w:rPr>
-          <w:rFonts w:ascii="Cambria" w:cs="Cambria" w:eastAsia="Cambria" w:hAnsi="Cambria"/>
-          <w:b/>
-          <w:bCs/>
-          <w:color w:val="2B2B33"/>
-          <w:sz w:val="24"/>
-          <w:szCs w:val="24"/>
-        </w:rPr>
-        <w:t xml:space="preserve">seguem</w:t>
-      </w:r>
-      <w:r>
-        <w:rPr>
-          <w:rFonts w:ascii="Cambria" w:cs="Cambria" w:eastAsia="Cambria" w:hAnsi="Cambria"/>
-          <w:color w:val="2B2B33"/>
-          <w:sz w:val="24"/>
-          <w:szCs w:val="24"/>
-        </w:rPr>
-        <w:t xml:space="preserve">.</w:t>
-      </w:r>
-    </w:p>
-    <w:p>
-      <w:pPr>
-        <w:pStyle w:val="ListParagraph"/>
-        <w:numPr>
-          <w:ilvl w:val="0"/>
-          <w:numId w:val="2"/>
-        </w:numPr>
-        <w:spacing w:after="70" w:before="0" w:line="288" w:lineRule="auto"/>
-        <w:jc w:val="left"/>
-      </w:pPr>
-      <w:r>
-        <w:rPr>
-          <w:rFonts w:ascii="Cambria" w:cs="Cambria" w:eastAsia="Cambria" w:hAnsi="Cambria"/>
-          <w:color w:val="2B2B33"/>
-          <w:sz w:val="24"/>
-          <w:szCs w:val="24"/>
-        </w:rPr>
-        <w:t xml:space="preserve">Pedem misericórdia, não recompensa. O fruto é seguir, não status. Gn 15.1: o galardão é ele mesmo.</w:t>
+          <w:b/>
+          <w:bCs/>
+          <w:color w:val="2B2B33"/>
+          <w:sz w:val="23"/>
+          <w:szCs w:val="23"/>
+        </w:rPr>
+        <w:t xml:space="preserve">Eco do irmão mais velho (IL-007):</w:t>
+      </w:r>
+      <w:r>
+        <w:rPr>
+          <w:rFonts w:ascii="Cambria" w:cs="Cambria" w:eastAsia="Cambria" w:hAnsi="Cambria"/>
+          <w:color w:val="2B2B33"/>
+          <w:sz w:val="23"/>
+          <w:szCs w:val="23"/>
+        </w:rPr>
+        <w:t xml:space="preserve"> do lado de fora da festa lá; aqui, dentro da vinha desde as 6h. Mesmo olho.</w:t>
+      </w:r>
+    </w:p>
+    <w:p>
+      <w:pPr>
+        <w:pStyle w:val="ListParagraph"/>
+        <w:numPr>
+          <w:ilvl w:val="0"/>
+          <w:numId w:val="2"/>
+        </w:numPr>
+        <w:spacing w:after="70" w:before="0" w:line="288" w:lineRule="auto"/>
+        <w:jc w:val="left"/>
+      </w:pPr>
+      <w:r>
+        <w:rPr>
+          <w:rFonts w:ascii="Cambria" w:cs="Cambria" w:eastAsia="Cambria" w:hAnsi="Cambria"/>
+          <w:color w:val="2B2B33"/>
+          <w:sz w:val="23"/>
+          <w:szCs w:val="23"/>
+        </w:rPr>
+        <w:t xml:space="preserve">A igreja não é associação de veteranos espirituais, mas também não despreza quem carregou o peso do dia. Jesus honra quem deixou tudo (19.28-29). O alvo é o olho, não o sacrifício.</w:t>
+      </w:r>
+    </w:p>
+    <w:p>
+      <w:pPr>
+        <w:pStyle w:val="ListParagraph"/>
+        <w:numPr>
+          <w:ilvl w:val="0"/>
+          <w:numId w:val="2"/>
+        </w:numPr>
+        <w:spacing w:after="70" w:before="0" w:line="288" w:lineRule="auto"/>
+        <w:jc w:val="left"/>
+      </w:pPr>
+      <w:r>
+        <w:rPr>
+          <w:rFonts w:ascii="Cambria" w:cs="Cambria" w:eastAsia="Cambria" w:hAnsi="Cambria"/>
+          <w:b/>
+          <w:bCs/>
+          <w:color w:val="2B2B33"/>
+          <w:sz w:val="23"/>
+          <w:szCs w:val="23"/>
+        </w:rPr>
+        <w:t xml:space="preserve">Virada:</w:t>
+      </w:r>
+      <w:r>
+        <w:rPr>
+          <w:rFonts w:ascii="Cambria" w:cs="Cambria" w:eastAsia="Cambria" w:hAnsi="Cambria"/>
+          <w:color w:val="2B2B33"/>
+          <w:sz w:val="23"/>
+          <w:szCs w:val="23"/>
+        </w:rPr>
+        <w:t xml:space="preserve"> "A graça que alegra o último expõe o coração que calcula."</w:t>
+      </w:r>
+    </w:p>
+    <w:p>
+      <w:pPr>
+        <w:pStyle w:val="ListParagraph"/>
+        <w:numPr>
+          <w:ilvl w:val="0"/>
+          <w:numId w:val="2"/>
+        </w:numPr>
+        <w:spacing w:after="70" w:before="0" w:line="288" w:lineRule="auto"/>
+        <w:jc w:val="left"/>
+      </w:pPr>
+      <w:r>
+        <w:rPr>
+          <w:rFonts w:ascii="Cambria" w:cs="Cambria" w:eastAsia="Cambria" w:hAnsi="Cambria"/>
+          <w:b/>
+          <w:bCs/>
+          <w:color w:val="2B2B33"/>
+          <w:sz w:val="23"/>
+          <w:szCs w:val="23"/>
+        </w:rPr>
+        <w:t xml:space="preserve">Transição:</w:t>
+      </w:r>
+      <w:r>
+        <w:rPr>
+          <w:rFonts w:ascii="Cambria" w:cs="Cambria" w:eastAsia="Cambria" w:hAnsi="Cambria"/>
+          <w:color w:val="2B2B33"/>
+          <w:sz w:val="23"/>
+          <w:szCs w:val="23"/>
+        </w:rPr>
+        <w:t xml:space="preserve"> o dono não consertou o olho mudando o salário. Não se fabrica olho bom; dá para engolir a murmuração e sorrir amarelo. "Então, como se cura um olho mau?"</w:t>
       </w:r>
     </w:p>
     <w:p>
@@ -3686,134 +4787,1385 @@
           <w:b/>
           <w:bCs/>
           <w:color w:val="252544"/>
-          <w:sz w:val="33"/>
-          <w:szCs w:val="33"/>
-        </w:rPr>
-        <w:t xml:space="preserve">E agora? · Conclusão</w:t>
-      </w:r>
-    </w:p>
-    <w:p>
-      <w:pPr>
-        <w:pStyle w:val="ListParagraph"/>
-        <w:numPr>
-          <w:ilvl w:val="0"/>
-          <w:numId w:val="2"/>
-        </w:numPr>
-        <w:spacing w:after="70" w:before="0" w:line="288" w:lineRule="auto"/>
-        <w:jc w:val="left"/>
-      </w:pPr>
-      <w:r>
-        <w:rPr>
-          <w:rFonts w:ascii="Cambria" w:cs="Cambria" w:eastAsia="Cambria" w:hAnsi="Cambria"/>
-          <w:b/>
-          <w:bCs/>
-          <w:color w:val="2B2B33"/>
-          <w:sz w:val="24"/>
-          <w:szCs w:val="24"/>
+          <w:sz w:val="32"/>
+          <w:szCs w:val="32"/>
+        </w:rPr>
+        <w:t xml:space="preserve">IV. "Que se abram os nossos olhos" (20.15, 17-19, 28; 20.29-34)</w:t>
+      </w:r>
+    </w:p>
+    <w:p>
+      <w:pPr>
+        <w:pStyle w:val="ListParagraph"/>
+        <w:numPr>
+          <w:ilvl w:val="0"/>
+          <w:numId w:val="2"/>
+        </w:numPr>
+        <w:spacing w:after="70" w:before="0" w:line="288" w:lineRule="auto"/>
+        <w:jc w:val="left"/>
+      </w:pPr>
+      <w:r>
+        <w:rPr>
+          <w:rFonts w:ascii="Cambria" w:cs="Cambria" w:eastAsia="Cambria" w:hAnsi="Cambria"/>
+          <w:b/>
+          <w:bCs/>
+          <w:color w:val="2B2B33"/>
+          <w:sz w:val="23"/>
+          <w:szCs w:val="23"/>
+        </w:rPr>
+        <w:t xml:space="preserve">"Do que é meu" (v. 15):</w:t>
+      </w:r>
+      <w:r>
+        <w:rPr>
+          <w:rFonts w:ascii="Cambria" w:cs="Cambria" w:eastAsia="Cambria" w:hAnsi="Cambria"/>
+          <w:color w:val="2B2B33"/>
+          <w:sz w:val="23"/>
+          <w:szCs w:val="23"/>
+        </w:rPr>
+        <w:t xml:space="preserve"> o denário dos últimos saiu do bolso do dono. A generosidade custa a quem dá.</w:t>
+      </w:r>
+    </w:p>
+    <w:p>
+      <w:pPr>
+        <w:pStyle w:val="ListParagraph"/>
+        <w:numPr>
+          <w:ilvl w:val="0"/>
+          <w:numId w:val="2"/>
+        </w:numPr>
+        <w:spacing w:after="70" w:before="0" w:line="288" w:lineRule="auto"/>
+        <w:jc w:val="left"/>
+      </w:pPr>
+      <w:r>
+        <w:rPr>
+          <w:rFonts w:ascii="Cambria" w:cs="Cambria" w:eastAsia="Cambria" w:hAnsi="Cambria"/>
+          <w:b/>
+          <w:bCs/>
+          <w:color w:val="2B2B33"/>
+          <w:sz w:val="23"/>
+          <w:szCs w:val="23"/>
+        </w:rPr>
+        <w:t xml:space="preserve">20.17-19:</w:t>
+      </w:r>
+      <w:r>
+        <w:rPr>
+          <w:rFonts w:ascii="Cambria" w:cs="Cambria" w:eastAsia="Cambria" w:hAnsi="Cambria"/>
+          <w:color w:val="2B2B33"/>
+          <w:sz w:val="23"/>
+          <w:szCs w:val="23"/>
+        </w:rPr>
+        <w:t xml:space="preserve"> entregue, condenado, escarnecido, açoitado, crucificado. </w:t>
+      </w:r>
+      <w:r>
+        <w:rPr>
+          <w:rFonts w:ascii="Cambria" w:cs="Cambria" w:eastAsia="Cambria" w:hAnsi="Cambria"/>
+          <w:b/>
+          <w:bCs/>
+          <w:color w:val="2B2B33"/>
+          <w:sz w:val="23"/>
+          <w:szCs w:val="23"/>
+        </w:rPr>
+        <w:t xml:space="preserve">20.28:</w:t>
+      </w:r>
+      <w:r>
+        <w:rPr>
+          <w:rFonts w:ascii="Cambria" w:cs="Cambria" w:eastAsia="Cambria" w:hAnsi="Cambria"/>
+          <w:color w:val="2B2B33"/>
+          <w:sz w:val="23"/>
+          <w:szCs w:val="23"/>
+        </w:rPr>
+        <w:t xml:space="preserve"> "dar a sua vida em </w:t>
+      </w:r>
+      <w:r>
+        <w:rPr>
+          <w:rFonts w:ascii="Cambria" w:cs="Cambria" w:eastAsia="Cambria" w:hAnsi="Cambria"/>
+          <w:b/>
+          <w:bCs/>
+          <w:color w:val="2B2B33"/>
+          <w:sz w:val="23"/>
+          <w:szCs w:val="23"/>
+        </w:rPr>
+        <w:t xml:space="preserve">resgate</w:t>
+      </w:r>
+      <w:r>
+        <w:rPr>
+          <w:rFonts w:ascii="Cambria" w:cs="Cambria" w:eastAsia="Cambria" w:hAnsi="Cambria"/>
+          <w:color w:val="2B2B33"/>
+          <w:sz w:val="23"/>
+          <w:szCs w:val="23"/>
+        </w:rPr>
+        <w:t xml:space="preserve"> por muitos". A bondade do Rei custa ao próprio Rei.</w:t>
+      </w:r>
+    </w:p>
+    <w:p>
+      <w:pPr>
+        <w:pStyle w:val="ListParagraph"/>
+        <w:numPr>
+          <w:ilvl w:val="0"/>
+          <w:numId w:val="2"/>
+        </w:numPr>
+        <w:spacing w:after="70" w:before="0" w:line="288" w:lineRule="auto"/>
+        <w:jc w:val="left"/>
+      </w:pPr>
+      <w:r>
+        <w:rPr>
+          <w:rFonts w:ascii="Cambria" w:cs="Cambria" w:eastAsia="Cambria" w:hAnsi="Cambria"/>
+          <w:b/>
+          <w:bCs/>
+          <w:color w:val="2B2B33"/>
+          <w:sz w:val="23"/>
+          <w:szCs w:val="23"/>
+        </w:rPr>
+        <w:t xml:space="preserve">Rm 3.26:</w:t>
+      </w:r>
+      <w:r>
+        <w:rPr>
+          <w:rFonts w:ascii="Cambria" w:cs="Cambria" w:eastAsia="Cambria" w:hAnsi="Cambria"/>
+          <w:color w:val="2B2B33"/>
+          <w:sz w:val="23"/>
+          <w:szCs w:val="23"/>
+        </w:rPr>
+        <w:t xml:space="preserve"> "justo e justificador". A graça não significa que Deus deixou de ser justo; em Cristo, pecadores recebem misericórdia sem que a justiça seja comprometida.</w:t>
+      </w:r>
+    </w:p>
+    <w:p>
+      <w:pPr>
+        <w:pStyle w:val="ListParagraph"/>
+        <w:numPr>
+          <w:ilvl w:val="0"/>
+          <w:numId w:val="2"/>
+        </w:numPr>
+        <w:spacing w:after="70" w:before="0" w:line="288" w:lineRule="auto"/>
+        <w:jc w:val="left"/>
+      </w:pPr>
+      <w:r>
+        <w:rPr>
+          <w:rFonts w:ascii="Cambria" w:cs="Cambria" w:eastAsia="Cambria" w:hAnsi="Cambria"/>
+          <w:b/>
+          <w:bCs/>
+          <w:color w:val="2B2B33"/>
+          <w:sz w:val="23"/>
+          <w:szCs w:val="23"/>
+        </w:rPr>
+        <w:t xml:space="preserve">Frase-tese:</w:t>
+      </w:r>
+      <w:r>
+        <w:rPr>
+          <w:rFonts w:ascii="Cambria" w:cs="Cambria" w:eastAsia="Cambria" w:hAnsi="Cambria"/>
+          <w:color w:val="2B2B33"/>
+          <w:sz w:val="23"/>
+          <w:szCs w:val="23"/>
+        </w:rPr>
+        <w:t xml:space="preserve"> "Jesus é o único trabalhador que suportou o peso do dia inteiro — e repartiu conosco o salário que não ganhamos."</w:t>
+      </w:r>
+    </w:p>
+    <w:p>
+      <w:pPr>
+        <w:pStyle w:val="ListParagraph"/>
+        <w:numPr>
+          <w:ilvl w:val="0"/>
+          <w:numId w:val="2"/>
+        </w:numPr>
+        <w:spacing w:after="70" w:before="0" w:line="288" w:lineRule="auto"/>
+        <w:jc w:val="left"/>
+      </w:pPr>
+      <w:r>
+        <w:rPr>
+          <w:rFonts w:ascii="Cambria" w:cs="Cambria" w:eastAsia="Cambria" w:hAnsi="Cambria"/>
+          <w:b/>
+          <w:bCs/>
+          <w:color w:val="2B2B33"/>
+          <w:sz w:val="23"/>
+          <w:szCs w:val="23"/>
+        </w:rPr>
+        <w:t xml:space="preserve">Imagem:</w:t>
+      </w:r>
+      <w:r>
+        <w:rPr>
+          <w:rFonts w:ascii="Cambria" w:cs="Cambria" w:eastAsia="Cambria" w:hAnsi="Cambria"/>
+          <w:color w:val="2B2B33"/>
+          <w:sz w:val="23"/>
+          <w:szCs w:val="23"/>
+        </w:rPr>
+        <w:t xml:space="preserve"> "desde a hora sexta até a hora nona, houve trevas" (27.45). Ali ele suportou o calor do juízo que era nosso. A parábola não é código das horas da cruz, mas a cruz mostra quem aguentou o peso do dia.</w:t>
+      </w:r>
+    </w:p>
+    <w:tbl>
+      <w:tblPr>
+        <w:tblW w:type="dxa" w:w="8706"/>
+        <w:tblBorders>
+          <w:top w:val="single" w:color="auto" w:sz="4"/>
+          <w:left w:val="single" w:color="auto" w:sz="4"/>
+          <w:bottom w:val="single" w:color="auto" w:sz="4"/>
+          <w:right w:val="single" w:color="auto" w:sz="4"/>
+          <w:insideH w:val="single" w:color="auto" w:sz="4"/>
+          <w:insideV w:val="single" w:color="auto" w:sz="4"/>
+        </w:tblBorders>
+      </w:tblPr>
+      <w:tblGrid>
+        <w:gridCol w:w="8706"/>
+      </w:tblGrid>
+      <w:tr>
+        <w:trPr>
+          <w:cantSplit/>
+        </w:trPr>
+        <w:tc>
+          <w:tcPr>
+            <w:tcW w:type="dxa" w:w="8706"/>
+            <w:tcBorders>
+              <w:top w:val="single" w:color="E6DFD2" w:sz="4"/>
+              <w:left w:val="single" w:color="C8955B" w:sz="26"/>
+              <w:bottom w:val="single" w:color="E6DFD2" w:sz="4"/>
+              <w:right w:val="single" w:color="E6DFD2" w:sz="4"/>
+            </w:tcBorders>
+            <w:shd w:fill="F4F1EA" w:val="clear"/>
+            <w:tcMar>
+              <w:top w:type="dxa" w:w="140"/>
+              <w:left w:type="dxa" w:w="230"/>
+              <w:bottom w:type="dxa" w:w="140"/>
+              <w:right w:type="dxa" w:w="230"/>
+            </w:tcMar>
+          </w:tcPr>
+          <w:p>
+            <w:pPr>
+              <w:spacing w:after="0" w:before="0" w:line="288" w:lineRule="auto"/>
+              <w:jc w:val="left"/>
+            </w:pPr>
+            <w:r>
+              <w:rPr>
+                <w:rFonts w:ascii="Cambria" w:cs="Cambria" w:eastAsia="Cambria" w:hAnsi="Cambria"/>
+                <w:b/>
+                <w:bCs/>
+                <w:color w:val="252544"/>
+                <w:sz w:val="22"/>
+                <w:szCs w:val="22"/>
+              </w:rPr>
+              <w:t xml:space="preserve">Catecismo de Heidelberg</w:t>
+            </w:r>
+            <w:r>
+              <w:rPr>
+                <w:rFonts w:ascii="Cambria" w:cs="Cambria" w:eastAsia="Cambria" w:hAnsi="Cambria"/>
+                <w:color w:val="252544"/>
+                <w:sz w:val="22"/>
+                <w:szCs w:val="22"/>
+              </w:rPr>
+              <w:t xml:space="preserve">, pergunta 60: Deus, "sem nenhum mérito meu, por pura graça, me concede e imputa a perfeita satisfação, justiça e santidade de Cristo, como se eu nunca tivesse tido nem cometido pecado algum, e como se eu mesmo tivesse cumprido toda a obediência que Cristo cumpriu por mim".</w:t>
+            </w:r>
+          </w:p>
+        </w:tc>
+      </w:tr>
+    </w:tbl>
+    <w:p>
+      <w:pPr>
+        <w:spacing w:after="120"/>
+      </w:pPr>
+    </w:p>
+    <w:p>
+      <w:pPr>
+        <w:pStyle w:val="ListParagraph"/>
+        <w:numPr>
+          <w:ilvl w:val="0"/>
+          <w:numId w:val="2"/>
+        </w:numPr>
+        <w:spacing w:after="70" w:before="0" w:line="288" w:lineRule="auto"/>
+        <w:jc w:val="left"/>
+      </w:pPr>
+      <w:r>
+        <w:rPr>
+          <w:rFonts w:ascii="Cambria" w:cs="Cambria" w:eastAsia="Cambria" w:hAnsi="Cambria"/>
+          <w:b/>
+          <w:bCs/>
+          <w:color w:val="2B2B33"/>
+          <w:sz w:val="23"/>
+          <w:szCs w:val="23"/>
+        </w:rPr>
+        <w:t xml:space="preserve">2Co 5.21:</w:t>
+      </w:r>
+      <w:r>
+        <w:rPr>
+          <w:rFonts w:ascii="Cambria" w:cs="Cambria" w:eastAsia="Cambria" w:hAnsi="Cambria"/>
+          <w:color w:val="2B2B33"/>
+          <w:sz w:val="23"/>
+          <w:szCs w:val="23"/>
+        </w:rPr>
+        <w:t xml:space="preserve"> "Aquele que não conheceu pecado, ele o fez pecado por nós; para que, nele, fôssemos feitos justiça de Deus." Gente da undécima hora recebendo o salário de quem trabalhou de sol a sol.</w:t>
+      </w:r>
+    </w:p>
+    <w:p>
+      <w:pPr>
+        <w:pStyle w:val="ListParagraph"/>
+        <w:numPr>
+          <w:ilvl w:val="0"/>
+          <w:numId w:val="2"/>
+        </w:numPr>
+        <w:spacing w:after="70" w:before="0" w:line="288" w:lineRule="auto"/>
+        <w:jc w:val="left"/>
+      </w:pPr>
+      <w:r>
+        <w:rPr>
+          <w:rFonts w:ascii="Cambria" w:cs="Cambria" w:eastAsia="Cambria" w:hAnsi="Cambria"/>
+          <w:b/>
+          <w:bCs/>
+          <w:color w:val="2B2B33"/>
+          <w:sz w:val="23"/>
+          <w:szCs w:val="23"/>
+        </w:rPr>
+        <w:t xml:space="preserve">1Sm 30.21-25</w:t>
+      </w:r>
+      <w:r>
+        <w:rPr>
+          <w:rFonts w:ascii="Cambria" w:cs="Cambria" w:eastAsia="Cambria" w:hAnsi="Cambria"/>
+          <w:color w:val="2B2B33"/>
+          <w:sz w:val="23"/>
+          <w:szCs w:val="23"/>
+        </w:rPr>
+        <w:t xml:space="preserve"> </w:t>
+      </w:r>
+      <w:r>
+        <w:rPr>
+          <w:rFonts w:ascii="Cambria" w:cs="Cambria" w:eastAsia="Cambria" w:hAnsi="Cambria"/>
+          <w:i/>
+          <w:iCs/>
+          <w:color w:val="2B2B33"/>
+          <w:sz w:val="23"/>
+          <w:szCs w:val="23"/>
+        </w:rPr>
+        <w:t xml:space="preserve">(opcional)</w:t>
+      </w:r>
+      <w:r>
+        <w:rPr>
+          <w:rFonts w:ascii="Cambria" w:cs="Cambria" w:eastAsia="Cambria" w:hAnsi="Cambria"/>
+          <w:color w:val="2B2B33"/>
+          <w:sz w:val="23"/>
+          <w:szCs w:val="23"/>
+        </w:rPr>
+        <w:t xml:space="preserve">: 200 exaustos com a bagagem; os "maus e filhos de Belial" não queriam repartir; Davi decreta: "</w:t>
+      </w:r>
+      <w:r>
+        <w:rPr>
+          <w:rFonts w:ascii="Cambria" w:cs="Cambria" w:eastAsia="Cambria" w:hAnsi="Cambria"/>
+          <w:b/>
+          <w:bCs/>
+          <w:color w:val="2B2B33"/>
+          <w:sz w:val="23"/>
+          <w:szCs w:val="23"/>
+        </w:rPr>
+        <w:t xml:space="preserve">igualmente repartirão</w:t>
+      </w:r>
+      <w:r>
+        <w:rPr>
+          <w:rFonts w:ascii="Cambria" w:cs="Cambria" w:eastAsia="Cambria" w:hAnsi="Cambria"/>
+          <w:color w:val="2B2B33"/>
+          <w:sz w:val="23"/>
+          <w:szCs w:val="23"/>
+        </w:rPr>
+        <w:t xml:space="preserve">", e vira estatuto. O Filho de Davi vence sozinho na cruz e reparte o despojo.</w:t>
+      </w:r>
+    </w:p>
+    <w:p>
+      <w:pPr>
+        <w:pStyle w:val="ListParagraph"/>
+        <w:numPr>
+          <w:ilvl w:val="0"/>
+          <w:numId w:val="2"/>
+        </w:numPr>
+        <w:spacing w:after="70" w:before="0" w:line="288" w:lineRule="auto"/>
+        <w:jc w:val="left"/>
+      </w:pPr>
+      <w:r>
+        <w:rPr>
+          <w:rFonts w:ascii="Cambria" w:cs="Cambria" w:eastAsia="Cambria" w:hAnsi="Cambria"/>
+          <w:b/>
+          <w:bCs/>
+          <w:color w:val="2B2B33"/>
+          <w:sz w:val="23"/>
+          <w:szCs w:val="23"/>
+        </w:rPr>
+        <w:t xml:space="preserve">[Ler Mt 20.29-34, NAA]</w:t>
+      </w:r>
+    </w:p>
+    <w:p>
+      <w:pPr>
+        <w:pStyle w:val="ListParagraph"/>
+        <w:numPr>
+          <w:ilvl w:val="1"/>
+          <w:numId w:val="2"/>
+        </w:numPr>
+        <w:spacing w:after="70" w:before="0" w:line="288" w:lineRule="auto"/>
+        <w:jc w:val="left"/>
+      </w:pPr>
+      <w:r>
+        <w:rPr>
+          <w:rFonts w:ascii="Cambria" w:cs="Cambria" w:eastAsia="Cambria" w:hAnsi="Cambria"/>
+          <w:color w:val="2B2B33"/>
+          <w:sz w:val="23"/>
+          <w:szCs w:val="23"/>
+        </w:rPr>
+        <w:t xml:space="preserve">Saindo de Jericó, a caminho da cruz. Dois cegos: "</w:t>
+      </w:r>
+      <w:r>
+        <w:rPr>
+          <w:rFonts w:ascii="Cambria" w:cs="Cambria" w:eastAsia="Cambria" w:hAnsi="Cambria"/>
+          <w:b/>
+          <w:bCs/>
+          <w:color w:val="2B2B33"/>
+          <w:sz w:val="23"/>
+          <w:szCs w:val="23"/>
+        </w:rPr>
+        <w:t xml:space="preserve">Senhor, Filho de Davi, tem compaixão de nós!</w:t>
+      </w:r>
+      <w:r>
+        <w:rPr>
+          <w:rFonts w:ascii="Cambria" w:cs="Cambria" w:eastAsia="Cambria" w:hAnsi="Cambria"/>
+          <w:color w:val="2B2B33"/>
+          <w:sz w:val="23"/>
+          <w:szCs w:val="23"/>
+        </w:rPr>
+        <w:t xml:space="preserve">" A multidão manda calar; gritam mais;</w:t>
+      </w:r>
+    </w:p>
+    <w:p>
+      <w:pPr>
+        <w:pStyle w:val="ListParagraph"/>
+        <w:numPr>
+          <w:ilvl w:val="1"/>
+          <w:numId w:val="2"/>
+        </w:numPr>
+        <w:spacing w:after="70" w:before="0" w:line="288" w:lineRule="auto"/>
+        <w:jc w:val="left"/>
+      </w:pPr>
+      <w:r>
+        <w:rPr>
+          <w:rFonts w:ascii="Cambria" w:cs="Cambria" w:eastAsia="Cambria" w:hAnsi="Cambria"/>
+          <w:color w:val="2B2B33"/>
+          <w:sz w:val="23"/>
+          <w:szCs w:val="23"/>
+        </w:rPr>
+        <w:t xml:space="preserve">Jesus para: "</w:t>
+      </w:r>
+      <w:r>
+        <w:rPr>
+          <w:rFonts w:ascii="Cambria" w:cs="Cambria" w:eastAsia="Cambria" w:hAnsi="Cambria"/>
+          <w:b/>
+          <w:bCs/>
+          <w:color w:val="2B2B33"/>
+          <w:sz w:val="23"/>
+          <w:szCs w:val="23"/>
+        </w:rPr>
+        <w:t xml:space="preserve">Que quereis que eu vos faça?</w:t>
+      </w:r>
+      <w:r>
+        <w:rPr>
+          <w:rFonts w:ascii="Cambria" w:cs="Cambria" w:eastAsia="Cambria" w:hAnsi="Cambria"/>
+          <w:color w:val="2B2B33"/>
+          <w:sz w:val="23"/>
+          <w:szCs w:val="23"/>
+        </w:rPr>
+        <w:t xml:space="preserve">", a mesma pergunta feita à mãe;</w:t>
+      </w:r>
+    </w:p>
+    <w:p>
+      <w:pPr>
+        <w:pStyle w:val="ListParagraph"/>
+        <w:numPr>
+          <w:ilvl w:val="1"/>
+          <w:numId w:val="2"/>
+        </w:numPr>
+        <w:spacing w:after="70" w:before="0" w:line="288" w:lineRule="auto"/>
+        <w:jc w:val="left"/>
+      </w:pPr>
+      <w:r>
+        <w:rPr>
+          <w:rFonts w:ascii="Cambria" w:cs="Cambria" w:eastAsia="Cambria" w:hAnsi="Cambria"/>
+          <w:color w:val="2B2B33"/>
+          <w:sz w:val="23"/>
+          <w:szCs w:val="23"/>
+        </w:rPr>
+        <w:t xml:space="preserve">ela pediu tronos; eles pedem: "</w:t>
+      </w:r>
+      <w:r>
+        <w:rPr>
+          <w:rFonts w:ascii="Cambria" w:cs="Cambria" w:eastAsia="Cambria" w:hAnsi="Cambria"/>
+          <w:b/>
+          <w:bCs/>
+          <w:color w:val="2B2B33"/>
+          <w:sz w:val="23"/>
+          <w:szCs w:val="23"/>
+        </w:rPr>
+        <w:t xml:space="preserve">que se nos abram os olhos</w:t>
+      </w:r>
+      <w:r>
+        <w:rPr>
+          <w:rFonts w:ascii="Cambria" w:cs="Cambria" w:eastAsia="Cambria" w:hAnsi="Cambria"/>
+          <w:color w:val="2B2B33"/>
+          <w:sz w:val="23"/>
+          <w:szCs w:val="23"/>
+        </w:rPr>
+        <w:t xml:space="preserve">";</w:t>
+      </w:r>
+    </w:p>
+    <w:p>
+      <w:pPr>
+        <w:pStyle w:val="ListParagraph"/>
+        <w:numPr>
+          <w:ilvl w:val="1"/>
+          <w:numId w:val="2"/>
+        </w:numPr>
+        <w:spacing w:after="70" w:before="0" w:line="288" w:lineRule="auto"/>
+        <w:jc w:val="left"/>
+      </w:pPr>
+      <w:r>
+        <w:rPr>
+          <w:rFonts w:ascii="Cambria" w:cs="Cambria" w:eastAsia="Cambria" w:hAnsi="Cambria"/>
+          <w:color w:val="2B2B33"/>
+          <w:sz w:val="23"/>
+          <w:szCs w:val="23"/>
+        </w:rPr>
+        <w:t xml:space="preserve">"Condoído, Jesus tocou-lhes os olhos, e imediatamente recuperaram a vista e o foram seguindo" (20.34).</w:t>
+      </w:r>
+    </w:p>
+    <w:p>
+      <w:pPr>
+        <w:pStyle w:val="ListParagraph"/>
+        <w:numPr>
+          <w:ilvl w:val="0"/>
+          <w:numId w:val="2"/>
+        </w:numPr>
+        <w:spacing w:after="70" w:before="0" w:line="288" w:lineRule="auto"/>
+        <w:jc w:val="left"/>
+      </w:pPr>
+      <w:r>
+        <w:rPr>
+          <w:rFonts w:ascii="Cambria" w:cs="Cambria" w:eastAsia="Cambria" w:hAnsi="Cambria"/>
+          <w:b/>
+          <w:bCs/>
+          <w:color w:val="2B2B33"/>
+          <w:sz w:val="23"/>
+          <w:szCs w:val="23"/>
+        </w:rPr>
+        <w:t xml:space="preserve">A seção que diagnostica o olho mau termina com Jesus curando olhos.</w:t>
+      </w:r>
+      <w:r>
+        <w:rPr>
+          <w:rFonts w:ascii="Cambria" w:cs="Cambria" w:eastAsia="Cambria" w:hAnsi="Cambria"/>
+          <w:color w:val="2B2B33"/>
+          <w:sz w:val="23"/>
+          <w:szCs w:val="23"/>
+        </w:rPr>
+        <w:t xml:space="preserve"> Não se cura com esforço; cura-se com o toque de Cristo.</w:t>
+      </w:r>
+    </w:p>
+    <w:p>
+      <w:pPr>
+        <w:pStyle w:val="ListParagraph"/>
+        <w:numPr>
+          <w:ilvl w:val="1"/>
+          <w:numId w:val="2"/>
+        </w:numPr>
+        <w:spacing w:after="70" w:before="0" w:line="288" w:lineRule="auto"/>
+        <w:jc w:val="left"/>
+      </w:pPr>
+      <w:r>
+        <w:rPr>
+          <w:rFonts w:ascii="Cambria" w:cs="Cambria" w:eastAsia="Cambria" w:hAnsi="Cambria"/>
+          <w:color w:val="2B2B33"/>
+          <w:sz w:val="23"/>
+          <w:szCs w:val="23"/>
+        </w:rPr>
+        <w:t xml:space="preserve">os cegos pedem misericórdia, não recompensa, nem apresentam currículo: a postura da undécima hora;</w:t>
+      </w:r>
+    </w:p>
+    <w:p>
+      <w:pPr>
+        <w:pStyle w:val="ListParagraph"/>
+        <w:numPr>
+          <w:ilvl w:val="1"/>
+          <w:numId w:val="2"/>
+        </w:numPr>
+        <w:spacing w:after="70" w:before="0" w:line="288" w:lineRule="auto"/>
+        <w:jc w:val="left"/>
+      </w:pPr>
+      <w:r>
+        <w:rPr>
+          <w:rFonts w:ascii="Cambria" w:cs="Cambria" w:eastAsia="Cambria" w:hAnsi="Cambria"/>
+          <w:color w:val="2B2B33"/>
+          <w:sz w:val="23"/>
+          <w:szCs w:val="23"/>
+        </w:rPr>
+        <w:t xml:space="preserve">o fruto do olho curado não é trono; é </w:t>
+      </w:r>
+      <w:r>
+        <w:rPr>
+          <w:rFonts w:ascii="Cambria" w:cs="Cambria" w:eastAsia="Cambria" w:hAnsi="Cambria"/>
+          <w:b/>
+          <w:bCs/>
+          <w:color w:val="2B2B33"/>
+          <w:sz w:val="23"/>
+          <w:szCs w:val="23"/>
+        </w:rPr>
+        <w:t xml:space="preserve">seguir</w:t>
+      </w:r>
+      <w:r>
+        <w:rPr>
+          <w:rFonts w:ascii="Cambria" w:cs="Cambria" w:eastAsia="Cambria" w:hAnsi="Cambria"/>
+          <w:color w:val="2B2B33"/>
+          <w:sz w:val="23"/>
+          <w:szCs w:val="23"/>
+        </w:rPr>
+        <w:t xml:space="preserve">.</w:t>
+      </w:r>
+    </w:p>
+    <w:p>
+      <w:pPr>
+        <w:pStyle w:val="ListParagraph"/>
+        <w:numPr>
+          <w:ilvl w:val="0"/>
+          <w:numId w:val="2"/>
+        </w:numPr>
+        <w:spacing w:after="70" w:before="0" w:line="288" w:lineRule="auto"/>
+        <w:jc w:val="left"/>
+      </w:pPr>
+      <w:r>
+        <w:rPr>
+          <w:rFonts w:ascii="Cambria" w:cs="Cambria" w:eastAsia="Cambria" w:hAnsi="Cambria"/>
+          <w:b/>
+          <w:bCs/>
+          <w:color w:val="2B2B33"/>
+          <w:sz w:val="23"/>
+          <w:szCs w:val="23"/>
+        </w:rPr>
+        <w:t xml:space="preserve">Ver a cruz direito:</w:t>
+      </w:r>
+      <w:r>
+        <w:rPr>
+          <w:rFonts w:ascii="Cambria" w:cs="Cambria" w:eastAsia="Cambria" w:hAnsi="Cambria"/>
+          <w:color w:val="2B2B33"/>
+          <w:sz w:val="23"/>
+          <w:szCs w:val="23"/>
+        </w:rPr>
+        <w:t xml:space="preserve"> ninguém pode cobrar e ninguém precisa competir. Não é um bolo que diminui quando outro come. Gn 15.1: "Eu sou o teu grandíssimo galardão". Não se divide por horas aquilo que é uma Pessoa.</w:t>
+      </w:r>
+    </w:p>
+    <w:p>
+      <w:pPr>
+        <w:keepNext/>
+        <w:pBdr>
+          <w:bottom w:val="single" w:color="C8955B" w:sz="10" w:space="6"/>
+        </w:pBdr>
+        <w:spacing w:after="140" w:before="280" w:line="300" w:lineRule="auto"/>
+        <w:jc w:val="left"/>
+      </w:pPr>
+      <w:r>
+        <w:rPr>
+          <w:rFonts w:ascii="Constantia" w:cs="Constantia" w:eastAsia="Constantia" w:hAnsi="Constantia"/>
+          <w:b/>
+          <w:bCs/>
+          <w:color w:val="252544"/>
+          <w:sz w:val="32"/>
+          <w:szCs w:val="32"/>
+        </w:rPr>
+        <w:t xml:space="preserve">E agora? — o "como fazer"</w:t>
+      </w:r>
+    </w:p>
+    <w:p>
+      <w:pPr>
+        <w:pStyle w:val="ListParagraph"/>
+        <w:numPr>
+          <w:ilvl w:val="0"/>
+          <w:numId w:val="2"/>
+        </w:numPr>
+        <w:spacing w:after="70" w:before="0" w:line="288" w:lineRule="auto"/>
+        <w:jc w:val="left"/>
+      </w:pPr>
+      <w:r>
+        <w:rPr>
+          <w:rFonts w:ascii="Cambria" w:cs="Cambria" w:eastAsia="Cambria" w:hAnsi="Cambria"/>
+          <w:b/>
+          <w:bCs/>
+          <w:color w:val="2B2B33"/>
+          <w:sz w:val="23"/>
+          <w:szCs w:val="23"/>
         </w:rPr>
         <w:t xml:space="preserve">Não:</w:t>
       </w:r>
-      <w:r>
-        <w:rPr>
-          <w:rFonts w:ascii="Cambria" w:cs="Cambria" w:eastAsia="Cambria" w:hAnsi="Cambria"/>
-          <w:color w:val="2B2B33"/>
-          <w:sz w:val="24"/>
-          <w:szCs w:val="24"/>
-        </w:rPr>
-        <w:t xml:space="preserve"> engolir a murmuração; livro-caixa de humildade; parar de servir.</w:t>
-      </w:r>
-    </w:p>
-    <w:p>
-      <w:pPr>
-        <w:pStyle w:val="ListParagraph"/>
-        <w:numPr>
-          <w:ilvl w:val="0"/>
-          <w:numId w:val="2"/>
-        </w:numPr>
-        <w:spacing w:after="70" w:before="0" w:line="288" w:lineRule="auto"/>
-        <w:jc w:val="left"/>
-      </w:pPr>
-      <w:r>
-        <w:rPr>
-          <w:rFonts w:ascii="Cambria" w:cs="Cambria" w:eastAsia="Cambria" w:hAnsi="Cambria"/>
-          <w:b/>
-          <w:bCs/>
-          <w:color w:val="2B2B33"/>
-          <w:sz w:val="24"/>
-          <w:szCs w:val="24"/>
-        </w:rPr>
-        <w:t xml:space="preserve">Semana:</w:t>
-      </w:r>
-      <w:r>
-        <w:rPr>
-          <w:rFonts w:ascii="Cambria" w:cs="Cambria" w:eastAsia="Cambria" w:hAnsi="Cambria"/>
-          <w:color w:val="2B2B33"/>
-          <w:sz w:val="24"/>
-          <w:szCs w:val="24"/>
-        </w:rPr>
-        <w:t xml:space="preserve"> (1) diagnostique o olho: de quem é a bênção que incomoda? que fatura carrego? (2) volte à praça e escreva o dia do chamado; (3) peça como os cegos, com nome; (4) bendiga o denário do outro (Rm 12.15) e faça um serviço anônimo (Mt 6.1-4).</w:t>
-      </w:r>
-    </w:p>
-    <w:p>
-      <w:pPr>
-        <w:pStyle w:val="ListParagraph"/>
-        <w:numPr>
-          <w:ilvl w:val="0"/>
-          <w:numId w:val="2"/>
-        </w:numPr>
-        <w:spacing w:after="70" w:before="0" w:line="288" w:lineRule="auto"/>
-        <w:jc w:val="left"/>
-      </w:pPr>
-      <w:r>
-        <w:rPr>
-          <w:rFonts w:ascii="Cambria" w:cs="Cambria" w:eastAsia="Cambria" w:hAnsi="Cambria"/>
-          <w:b/>
-          <w:bCs/>
-          <w:color w:val="2B2B33"/>
-          <w:sz w:val="24"/>
-          <w:szCs w:val="24"/>
-        </w:rPr>
-        <w:t xml:space="preserve">Públicos:</w:t>
-      </w:r>
-      <w:r>
-        <w:rPr>
-          <w:rFonts w:ascii="Cambria" w:cs="Cambria" w:eastAsia="Cambria" w:hAnsi="Cambria"/>
-          <w:color w:val="2B2B33"/>
-          <w:sz w:val="24"/>
-          <w:szCs w:val="24"/>
-        </w:rPr>
-        <w:t xml:space="preserve"> veteranos, descansem da contabilidade (19.29); recém-chegados, honrem e trabalhem; tarde demais, o ladrão (IL-014), o Rei sai às 17h; quem se acha bom, contando horas a graça parece injustiça; igreja, sair à praça.</w:t>
-      </w:r>
-    </w:p>
-    <w:p>
-      <w:pPr>
-        <w:pStyle w:val="ListParagraph"/>
-        <w:numPr>
-          <w:ilvl w:val="0"/>
-          <w:numId w:val="2"/>
-        </w:numPr>
-        <w:spacing w:after="70" w:before="0" w:line="288" w:lineRule="auto"/>
-        <w:jc w:val="left"/>
-      </w:pPr>
-      <w:r>
-        <w:rPr>
-          <w:rFonts w:ascii="Cambria" w:cs="Cambria" w:eastAsia="Cambria" w:hAnsi="Cambria"/>
-          <w:b/>
-          <w:bCs/>
-          <w:color w:val="2B2B33"/>
-          <w:sz w:val="24"/>
-          <w:szCs w:val="24"/>
-        </w:rPr>
-        <w:t xml:space="preserve">Fecho:</w:t>
-      </w:r>
-      <w:r>
-        <w:rPr>
-          <w:rFonts w:ascii="Cambria" w:cs="Cambria" w:eastAsia="Cambria" w:hAnsi="Cambria"/>
-          <w:color w:val="2B2B33"/>
-          <w:sz w:val="24"/>
-          <w:szCs w:val="24"/>
-        </w:rPr>
-        <w:t xml:space="preserve"> Judas × ladrão: "que me quereis dar?" × "lembra-te de mim". Devolver o v. 15 sem responder. Oração dos cegos. Refrão. "Que a palavra do Senhor faça morada em vocês." Oração final.</w:t>
+    </w:p>
+    <w:p>
+      <w:pPr>
+        <w:pStyle w:val="ListParagraph"/>
+        <w:numPr>
+          <w:ilvl w:val="1"/>
+          <w:numId w:val="2"/>
+        </w:numPr>
+        <w:spacing w:after="70" w:before="0" w:line="288" w:lineRule="auto"/>
+        <w:jc w:val="left"/>
+      </w:pPr>
+      <w:r>
+        <w:rPr>
+          <w:rFonts w:ascii="Cambria" w:cs="Cambria" w:eastAsia="Cambria" w:hAnsi="Cambria"/>
+          <w:color w:val="2B2B33"/>
+          <w:sz w:val="23"/>
+          <w:szCs w:val="23"/>
+        </w:rPr>
+        <w:t xml:space="preserve">engolir a murmuração e sorrir amarelo;</w:t>
+      </w:r>
+    </w:p>
+    <w:p>
+      <w:pPr>
+        <w:pStyle w:val="ListParagraph"/>
+        <w:numPr>
+          <w:ilvl w:val="1"/>
+          <w:numId w:val="2"/>
+        </w:numPr>
+        <w:spacing w:after="70" w:before="0" w:line="288" w:lineRule="auto"/>
+        <w:jc w:val="left"/>
+      </w:pPr>
+      <w:r>
+        <w:rPr>
+          <w:rFonts w:ascii="Cambria" w:cs="Cambria" w:eastAsia="Cambria" w:hAnsi="Cambria"/>
+          <w:color w:val="2B2B33"/>
+          <w:sz w:val="23"/>
+          <w:szCs w:val="23"/>
+        </w:rPr>
+        <w:t xml:space="preserve">abrir um livro-caixa de humildade ("eu sou o último"): o mesmo mercenarismo com cara de piedade;</w:t>
+      </w:r>
+    </w:p>
+    <w:p>
+      <w:pPr>
+        <w:pStyle w:val="ListParagraph"/>
+        <w:numPr>
+          <w:ilvl w:val="1"/>
+          <w:numId w:val="2"/>
+        </w:numPr>
+        <w:spacing w:after="70" w:before="0" w:line="288" w:lineRule="auto"/>
+        <w:jc w:val="left"/>
+      </w:pPr>
+      <w:r>
+        <w:rPr>
+          <w:rFonts w:ascii="Cambria" w:cs="Cambria" w:eastAsia="Cambria" w:hAnsi="Cambria"/>
+          <w:color w:val="2B2B33"/>
+          <w:sz w:val="23"/>
+          <w:szCs w:val="23"/>
+        </w:rPr>
+        <w:t xml:space="preserve">parar de servir para não cobrar. O texto não manda trabalhar menos; manda olhar diferente.</w:t>
+      </w:r>
+    </w:p>
+    <w:p>
+      <w:pPr>
+        <w:pStyle w:val="ListParagraph"/>
+        <w:numPr>
+          <w:ilvl w:val="0"/>
+          <w:numId w:val="2"/>
+        </w:numPr>
+        <w:spacing w:after="70" w:before="0" w:line="288" w:lineRule="auto"/>
+        <w:jc w:val="left"/>
+      </w:pPr>
+      <w:r>
+        <w:rPr>
+          <w:rFonts w:ascii="Cambria" w:cs="Cambria" w:eastAsia="Cambria" w:hAnsi="Cambria"/>
+          <w:b/>
+          <w:bCs/>
+          <w:color w:val="2B2B33"/>
+          <w:sz w:val="23"/>
+          <w:szCs w:val="23"/>
+        </w:rPr>
+        <w:t xml:space="preserve">Quatro passos para a semana:</w:t>
+      </w:r>
+    </w:p>
+    <w:p>
+      <w:pPr>
+        <w:pStyle w:val="ListParagraph"/>
+        <w:numPr>
+          <w:ilvl w:val="0"/>
+          <w:numId w:val="4"/>
+        </w:numPr>
+        <w:spacing w:after="70" w:before="0" w:line="288" w:lineRule="auto"/>
+        <w:jc w:val="left"/>
+      </w:pPr>
+      <w:r>
+        <w:rPr>
+          <w:rFonts w:ascii="Cambria" w:cs="Cambria" w:eastAsia="Cambria" w:hAnsi="Cambria"/>
+          <w:b/>
+          <w:bCs/>
+          <w:color w:val="2B2B33"/>
+          <w:sz w:val="23"/>
+          <w:szCs w:val="23"/>
+        </w:rPr>
+        <w:t xml:space="preserve">Diagnostique o olho:</w:t>
+      </w:r>
+      <w:r>
+        <w:rPr>
+          <w:rFonts w:ascii="Cambria" w:cs="Cambria" w:eastAsia="Cambria" w:hAnsi="Cambria"/>
+          <w:color w:val="2B2B33"/>
+          <w:sz w:val="23"/>
+          <w:szCs w:val="23"/>
+        </w:rPr>
+        <w:t xml:space="preserve"> a bênção de quem me incomoda (dê nome)? Onde faço conta com Deus? Que fatura carrego contra ele: oração, filho, saúde, ministério, dinheiro?</w:t>
+      </w:r>
+    </w:p>
+    <w:p>
+      <w:pPr>
+        <w:pStyle w:val="ListParagraph"/>
+        <w:numPr>
+          <w:ilvl w:val="0"/>
+          <w:numId w:val="4"/>
+        </w:numPr>
+        <w:spacing w:after="70" w:before="0" w:line="288" w:lineRule="auto"/>
+        <w:jc w:val="left"/>
+      </w:pPr>
+      <w:r>
+        <w:rPr>
+          <w:rFonts w:ascii="Cambria" w:cs="Cambria" w:eastAsia="Cambria" w:hAnsi="Cambria"/>
+          <w:b/>
+          <w:bCs/>
+          <w:color w:val="2B2B33"/>
+          <w:sz w:val="23"/>
+          <w:szCs w:val="23"/>
+        </w:rPr>
+        <w:t xml:space="preserve">Volte à praça:</w:t>
+      </w:r>
+      <w:r>
+        <w:rPr>
+          <w:rFonts w:ascii="Cambria" w:cs="Cambria" w:eastAsia="Cambria" w:hAnsi="Cambria"/>
+          <w:color w:val="2B2B33"/>
+          <w:sz w:val="23"/>
+          <w:szCs w:val="23"/>
+        </w:rPr>
+        <w:t xml:space="preserve"> lembre, e se puder escreva, o dia em que foi chamado, onde estava e o que tinha a oferecer. Gratidão é disciplina de memória.</w:t>
+      </w:r>
+    </w:p>
+    <w:p>
+      <w:pPr>
+        <w:pStyle w:val="ListParagraph"/>
+        <w:numPr>
+          <w:ilvl w:val="0"/>
+          <w:numId w:val="4"/>
+        </w:numPr>
+        <w:spacing w:after="70" w:before="0" w:line="288" w:lineRule="auto"/>
+        <w:jc w:val="left"/>
+      </w:pPr>
+      <w:r>
+        <w:rPr>
+          <w:rFonts w:ascii="Cambria" w:cs="Cambria" w:eastAsia="Cambria" w:hAnsi="Cambria"/>
+          <w:b/>
+          <w:bCs/>
+          <w:color w:val="2B2B33"/>
+          <w:sz w:val="23"/>
+          <w:szCs w:val="23"/>
+        </w:rPr>
+        <w:t xml:space="preserve">Peça como os cegos:</w:t>
+      </w:r>
+      <w:r>
+        <w:rPr>
+          <w:rFonts w:ascii="Cambria" w:cs="Cambria" w:eastAsia="Cambria" w:hAnsi="Cambria"/>
+          <w:color w:val="2B2B33"/>
+          <w:sz w:val="23"/>
+          <w:szCs w:val="23"/>
+        </w:rPr>
+        <w:t xml:space="preserve"> "Senhor, tem compaixão de mim; abre os meus olhos; tenho te cobrado por ___; tenho tido olho mau com ___." Receba o salário de Cristo no lugar do seu.</w:t>
+      </w:r>
+    </w:p>
+    <w:p>
+      <w:pPr>
+        <w:pStyle w:val="ListParagraph"/>
+        <w:numPr>
+          <w:ilvl w:val="0"/>
+          <w:numId w:val="4"/>
+        </w:numPr>
+        <w:spacing w:after="70" w:before="0" w:line="288" w:lineRule="auto"/>
+        <w:jc w:val="left"/>
+      </w:pPr>
+      <w:r>
+        <w:rPr>
+          <w:rFonts w:ascii="Cambria" w:cs="Cambria" w:eastAsia="Cambria" w:hAnsi="Cambria"/>
+          <w:b/>
+          <w:bCs/>
+          <w:color w:val="2B2B33"/>
+          <w:sz w:val="23"/>
+          <w:szCs w:val="23"/>
+        </w:rPr>
+        <w:t xml:space="preserve">Bendiga o denário do outro:</w:t>
+      </w:r>
+    </w:p>
+    <w:p>
+      <w:pPr>
+        <w:pStyle w:val="ListParagraph"/>
+        <w:numPr>
+          <w:ilvl w:val="2"/>
+          <w:numId w:val="2"/>
+        </w:numPr>
+        <w:spacing w:after="70" w:before="0" w:line="288" w:lineRule="auto"/>
+        <w:jc w:val="left"/>
+      </w:pPr>
+      <w:r>
+        <w:rPr>
+          <w:rFonts w:ascii="Cambria" w:cs="Cambria" w:eastAsia="Cambria" w:hAnsi="Cambria"/>
+          <w:color w:val="2B2B33"/>
+          <w:sz w:val="23"/>
+          <w:szCs w:val="23"/>
+        </w:rPr>
+        <w:t xml:space="preserve">agradeça a Deus por ele pelo nome, diga uma palavra de alegria sincera e ajude-o a florescer (Rm 12.15);</w:t>
+      </w:r>
+    </w:p>
+    <w:p>
+      <w:pPr>
+        <w:pStyle w:val="ListParagraph"/>
+        <w:numPr>
+          <w:ilvl w:val="2"/>
+          <w:numId w:val="2"/>
+        </w:numPr>
+        <w:spacing w:after="70" w:before="0" w:line="288" w:lineRule="auto"/>
+        <w:jc w:val="left"/>
+      </w:pPr>
+      <w:r>
+        <w:rPr>
+          <w:rFonts w:ascii="Cambria" w:cs="Cambria" w:eastAsia="Cambria" w:hAnsi="Cambria"/>
+          <w:color w:val="2B2B33"/>
+          <w:sz w:val="23"/>
+          <w:szCs w:val="23"/>
+        </w:rPr>
+        <w:t xml:space="preserve">faça um serviço que ninguém vai saber (Mt 6.1-4). Serviço escondido desliga o caixa.</w:t>
+      </w:r>
+    </w:p>
+    <w:p>
+      <w:pPr>
+        <w:pStyle w:val="ListParagraph"/>
+        <w:numPr>
+          <w:ilvl w:val="0"/>
+          <w:numId w:val="2"/>
+        </w:numPr>
+        <w:spacing w:after="70" w:before="0" w:line="288" w:lineRule="auto"/>
+        <w:jc w:val="left"/>
+      </w:pPr>
+      <w:r>
+        <w:rPr>
+          <w:rFonts w:ascii="Cambria" w:cs="Cambria" w:eastAsia="Cambria" w:hAnsi="Cambria"/>
+          <w:b/>
+          <w:bCs/>
+          <w:color w:val="2B2B33"/>
+          <w:sz w:val="23"/>
+          <w:szCs w:val="23"/>
+        </w:rPr>
+        <w:t xml:space="preserve">Para cada público:</w:t>
+      </w:r>
+    </w:p>
+    <w:p>
+      <w:pPr>
+        <w:pStyle w:val="ListParagraph"/>
+        <w:numPr>
+          <w:ilvl w:val="1"/>
+          <w:numId w:val="2"/>
+        </w:numPr>
+        <w:spacing w:after="70" w:before="0" w:line="288" w:lineRule="auto"/>
+        <w:jc w:val="left"/>
+      </w:pPr>
+      <w:r>
+        <w:rPr>
+          <w:rFonts w:ascii="Cambria" w:cs="Cambria" w:eastAsia="Cambria" w:hAnsi="Cambria"/>
+          <w:b/>
+          <w:bCs/>
+          <w:color w:val="2B2B33"/>
+          <w:sz w:val="23"/>
+          <w:szCs w:val="23"/>
+        </w:rPr>
+        <w:t xml:space="preserve">Veteranos e cansados:</w:t>
+      </w:r>
+      <w:r>
+        <w:rPr>
+          <w:rFonts w:ascii="Cambria" w:cs="Cambria" w:eastAsia="Cambria" w:hAnsi="Cambria"/>
+          <w:color w:val="2B2B33"/>
+          <w:sz w:val="23"/>
+          <w:szCs w:val="23"/>
+        </w:rPr>
+        <w:t xml:space="preserve"> o sacrifício foi visto (19.29); nada do que Deus der ao novato diminui o seu. Descanse da contabilidade. O Senhor da vinha vê.</w:t>
+      </w:r>
+    </w:p>
+    <w:p>
+      <w:pPr>
+        <w:pStyle w:val="ListParagraph"/>
+        <w:numPr>
+          <w:ilvl w:val="1"/>
+          <w:numId w:val="2"/>
+        </w:numPr>
+        <w:spacing w:after="70" w:before="0" w:line="288" w:lineRule="auto"/>
+        <w:jc w:val="left"/>
+      </w:pPr>
+      <w:r>
+        <w:rPr>
+          <w:rFonts w:ascii="Cambria" w:cs="Cambria" w:eastAsia="Cambria" w:hAnsi="Cambria"/>
+          <w:b/>
+          <w:bCs/>
+          <w:color w:val="2B2B33"/>
+          <w:sz w:val="23"/>
+          <w:szCs w:val="23"/>
+        </w:rPr>
+        <w:t xml:space="preserve">Recém-chegados:</w:t>
+      </w:r>
+      <w:r>
+        <w:rPr>
+          <w:rFonts w:ascii="Cambria" w:cs="Cambria" w:eastAsia="Cambria" w:hAnsi="Cambria"/>
+          <w:color w:val="2B2B33"/>
+          <w:sz w:val="23"/>
+          <w:szCs w:val="23"/>
+        </w:rPr>
+        <w:t xml:space="preserve"> não confundam graça com desprezo por quem veio antes; honrem e vão trabalhar já.</w:t>
+      </w:r>
+    </w:p>
+    <w:p>
+      <w:pPr>
+        <w:pStyle w:val="ListParagraph"/>
+        <w:numPr>
+          <w:ilvl w:val="1"/>
+          <w:numId w:val="2"/>
+        </w:numPr>
+        <w:spacing w:after="70" w:before="0" w:line="288" w:lineRule="auto"/>
+        <w:jc w:val="left"/>
+      </w:pPr>
+      <w:r>
+        <w:rPr>
+          <w:rFonts w:ascii="Cambria" w:cs="Cambria" w:eastAsia="Cambria" w:hAnsi="Cambria"/>
+          <w:b/>
+          <w:bCs/>
+          <w:color w:val="2B2B33"/>
+          <w:sz w:val="23"/>
+          <w:szCs w:val="23"/>
+        </w:rPr>
+        <w:t xml:space="preserve">Quem não crê ou acha que é tarde (IL-014):</w:t>
+      </w:r>
+      <w:r>
+        <w:rPr>
+          <w:rFonts w:ascii="Cambria" w:cs="Cambria" w:eastAsia="Cambria" w:hAnsi="Cambria"/>
+          <w:color w:val="2B2B33"/>
+          <w:sz w:val="23"/>
+          <w:szCs w:val="23"/>
+        </w:rPr>
+        <w:t xml:space="preserve"> o ladrão, sem batismo, sem culto, sem um minuto de serviço, ouviu "hoje estarás comigo". "Ninguém me contratou" não é o fim; o Rei sai às 17h e paga o dia inteiro.</w:t>
+      </w:r>
+    </w:p>
+    <w:p>
+      <w:pPr>
+        <w:pStyle w:val="ListParagraph"/>
+        <w:numPr>
+          <w:ilvl w:val="1"/>
+          <w:numId w:val="2"/>
+        </w:numPr>
+        <w:spacing w:after="70" w:before="0" w:line="288" w:lineRule="auto"/>
+        <w:jc w:val="left"/>
+      </w:pPr>
+      <w:r>
+        <w:rPr>
+          <w:rFonts w:ascii="Cambria" w:cs="Cambria" w:eastAsia="Cambria" w:hAnsi="Cambria"/>
+          <w:b/>
+          <w:bCs/>
+          <w:color w:val="2B2B33"/>
+          <w:sz w:val="23"/>
+          <w:szCs w:val="23"/>
+        </w:rPr>
+        <w:t xml:space="preserve">Quem se acha melhor que muito crente:</w:t>
+      </w:r>
+      <w:r>
+        <w:rPr>
+          <w:rFonts w:ascii="Cambria" w:cs="Cambria" w:eastAsia="Cambria" w:hAnsi="Cambria"/>
+          <w:color w:val="2B2B33"/>
+          <w:sz w:val="23"/>
+          <w:szCs w:val="23"/>
+        </w:rPr>
+        <w:t xml:space="preserve"> contando horas, a graça vai parecer injustiça. O Reino só se abre para quem descobre que estava na praça.</w:t>
+      </w:r>
+    </w:p>
+    <w:p>
+      <w:pPr>
+        <w:pStyle w:val="ListParagraph"/>
+        <w:numPr>
+          <w:ilvl w:val="1"/>
+          <w:numId w:val="2"/>
+        </w:numPr>
+        <w:spacing w:after="70" w:before="0" w:line="288" w:lineRule="auto"/>
+        <w:jc w:val="left"/>
+      </w:pPr>
+      <w:r>
+        <w:rPr>
+          <w:rFonts w:ascii="Cambria" w:cs="Cambria" w:eastAsia="Cambria" w:hAnsi="Cambria"/>
+          <w:b/>
+          <w:bCs/>
+          <w:color w:val="2B2B33"/>
+          <w:sz w:val="23"/>
+          <w:szCs w:val="23"/>
+        </w:rPr>
+        <w:t xml:space="preserve">Igreja:</w:t>
+      </w:r>
+      <w:r>
+        <w:rPr>
+          <w:rFonts w:ascii="Cambria" w:cs="Cambria" w:eastAsia="Cambria" w:hAnsi="Cambria"/>
+          <w:color w:val="2B2B33"/>
+          <w:sz w:val="23"/>
+          <w:szCs w:val="23"/>
+        </w:rPr>
+        <w:t xml:space="preserve"> o dono sai à praça; a igreja sai com ele, para os que ninguém contratou.</w:t>
+      </w:r>
+    </w:p>
+    <w:p>
+      <w:pPr>
+        <w:keepNext/>
+        <w:pBdr>
+          <w:bottom w:val="single" w:color="C8955B" w:sz="10" w:space="6"/>
+        </w:pBdr>
+        <w:spacing w:after="140" w:before="280" w:line="300" w:lineRule="auto"/>
+        <w:jc w:val="left"/>
+      </w:pPr>
+      <w:r>
+        <w:rPr>
+          <w:rFonts w:ascii="Constantia" w:cs="Constantia" w:eastAsia="Constantia" w:hAnsi="Constantia"/>
+          <w:b/>
+          <w:bCs/>
+          <w:color w:val="252544"/>
+          <w:sz w:val="32"/>
+          <w:szCs w:val="32"/>
+        </w:rPr>
+        <w:t xml:space="preserve">Conclusão e oração</w:t>
+      </w:r>
+    </w:p>
+    <w:p>
+      <w:pPr>
+        <w:pStyle w:val="ListParagraph"/>
+        <w:numPr>
+          <w:ilvl w:val="0"/>
+          <w:numId w:val="2"/>
+        </w:numPr>
+        <w:spacing w:after="70" w:before="0" w:line="288" w:lineRule="auto"/>
+        <w:jc w:val="left"/>
+      </w:pPr>
+      <w:r>
+        <w:rPr>
+          <w:rFonts w:ascii="Cambria" w:cs="Cambria" w:eastAsia="Cambria" w:hAnsi="Cambria"/>
+          <w:b/>
+          <w:bCs/>
+          <w:color w:val="2B2B33"/>
+          <w:sz w:val="23"/>
+          <w:szCs w:val="23"/>
+        </w:rPr>
+        <w:t xml:space="preserve">Os dois homens do começo:</w:t>
+      </w:r>
+      <w:r>
+        <w:rPr>
+          <w:rFonts w:ascii="Cambria" w:cs="Cambria" w:eastAsia="Cambria" w:hAnsi="Cambria"/>
+          <w:color w:val="2B2B33"/>
+          <w:sz w:val="23"/>
+          <w:szCs w:val="23"/>
+        </w:rPr>
+        <w:t xml:space="preserve"> Judas, três anos e uma conta aberta ("Que me quereis dar?"); o ladrão, poucas horas e nenhuma conta ("Lembra-te de mim"). A diferença não foi o tempo de serviço; foi o que cada um quis e para onde olhou.</w:t>
+      </w:r>
+    </w:p>
+    <w:p>
+      <w:pPr>
+        <w:pStyle w:val="ListParagraph"/>
+        <w:numPr>
+          <w:ilvl w:val="0"/>
+          <w:numId w:val="2"/>
+        </w:numPr>
+        <w:spacing w:after="70" w:before="0" w:line="288" w:lineRule="auto"/>
+        <w:jc w:val="left"/>
+      </w:pPr>
+      <w:r>
+        <w:rPr>
+          <w:rFonts w:ascii="Cambria" w:cs="Cambria" w:eastAsia="Cambria" w:hAnsi="Cambria"/>
+          <w:b/>
+          <w:bCs/>
+          <w:color w:val="2B2B33"/>
+          <w:sz w:val="23"/>
+          <w:szCs w:val="23"/>
+        </w:rPr>
+        <w:t xml:space="preserve">Devolver a pergunta, sem responder por eles:</w:t>
+      </w:r>
+      <w:r>
+        <w:rPr>
+          <w:rFonts w:ascii="Cambria" w:cs="Cambria" w:eastAsia="Cambria" w:hAnsi="Cambria"/>
+          <w:color w:val="2B2B33"/>
+          <w:sz w:val="23"/>
+          <w:szCs w:val="23"/>
+        </w:rPr>
+        <w:t xml:space="preserve"> "O teu olho é mau porque eu sou bom?"</w:t>
+      </w:r>
+    </w:p>
+    <w:p>
+      <w:pPr>
+        <w:pStyle w:val="ListParagraph"/>
+        <w:numPr>
+          <w:ilvl w:val="0"/>
+          <w:numId w:val="2"/>
+        </w:numPr>
+        <w:spacing w:after="70" w:before="0" w:line="288" w:lineRule="auto"/>
+        <w:jc w:val="left"/>
+      </w:pPr>
+      <w:r>
+        <w:rPr>
+          <w:rFonts w:ascii="Cambria" w:cs="Cambria" w:eastAsia="Cambria" w:hAnsi="Cambria"/>
+          <w:b/>
+          <w:bCs/>
+          <w:color w:val="2B2B33"/>
+          <w:sz w:val="23"/>
+          <w:szCs w:val="23"/>
+        </w:rPr>
+        <w:t xml:space="preserve">Resposta possível:</w:t>
+      </w:r>
+      <w:r>
+        <w:rPr>
+          <w:rFonts w:ascii="Cambria" w:cs="Cambria" w:eastAsia="Cambria" w:hAnsi="Cambria"/>
+          <w:color w:val="2B2B33"/>
+          <w:sz w:val="23"/>
+          <w:szCs w:val="23"/>
+        </w:rPr>
+        <w:t xml:space="preserve"> a oração dos cegos: "Senhor, Filho de Davi, tem compaixão de nós. Abre os nossos olhos."</w:t>
+      </w:r>
+    </w:p>
+    <w:p>
+      <w:pPr>
+        <w:pStyle w:val="ListParagraph"/>
+        <w:numPr>
+          <w:ilvl w:val="0"/>
+          <w:numId w:val="2"/>
+        </w:numPr>
+        <w:spacing w:after="70" w:before="0" w:line="288" w:lineRule="auto"/>
+        <w:jc w:val="left"/>
+      </w:pPr>
+      <w:r>
+        <w:rPr>
+          <w:rFonts w:ascii="Cambria" w:cs="Cambria" w:eastAsia="Cambria" w:hAnsi="Cambria"/>
+          <w:b/>
+          <w:bCs/>
+          <w:color w:val="2B2B33"/>
+          <w:sz w:val="23"/>
+          <w:szCs w:val="23"/>
+        </w:rPr>
+        <w:t xml:space="preserve">Refrão:</w:t>
+      </w:r>
+      <w:r>
+        <w:rPr>
+          <w:rFonts w:ascii="Cambria" w:cs="Cambria" w:eastAsia="Cambria" w:hAnsi="Cambria"/>
+          <w:color w:val="2B2B33"/>
+          <w:sz w:val="23"/>
+          <w:szCs w:val="23"/>
+        </w:rPr>
+        <w:t xml:space="preserve"> "O Rei bom reparte, não paga — e cura o olho ressentido."</w:t>
+      </w:r>
+    </w:p>
+    <w:p>
+      <w:pPr>
+        <w:pStyle w:val="ListParagraph"/>
+        <w:numPr>
+          <w:ilvl w:val="0"/>
+          <w:numId w:val="2"/>
+        </w:numPr>
+        <w:spacing w:after="70" w:before="0" w:line="288" w:lineRule="auto"/>
+        <w:jc w:val="left"/>
+      </w:pPr>
+      <w:r>
+        <w:rPr>
+          <w:rFonts w:ascii="Cambria" w:cs="Cambria" w:eastAsia="Cambria" w:hAnsi="Cambria"/>
+          <w:color w:val="2B2B33"/>
+          <w:sz w:val="23"/>
+          <w:szCs w:val="23"/>
+        </w:rPr>
+        <w:t xml:space="preserve">"Que a palavra do Senhor faça morada em vocês."</w:t>
+      </w:r>
+    </w:p>
+    <w:p>
+      <w:pPr>
+        <w:pStyle w:val="ListParagraph"/>
+        <w:numPr>
+          <w:ilvl w:val="0"/>
+          <w:numId w:val="2"/>
+        </w:numPr>
+        <w:spacing w:after="70" w:before="0" w:line="288" w:lineRule="auto"/>
+        <w:jc w:val="left"/>
+      </w:pPr>
+      <w:r>
+        <w:rPr>
+          <w:rFonts w:ascii="Cambria" w:cs="Cambria" w:eastAsia="Cambria" w:hAnsi="Cambria"/>
+          <w:b/>
+          <w:bCs/>
+          <w:color w:val="2B2B33"/>
+          <w:sz w:val="23"/>
+          <w:szCs w:val="23"/>
+        </w:rPr>
+        <w:t xml:space="preserve">Oração final:</w:t>
+      </w:r>
+    </w:p>
+    <w:p>
+      <w:pPr>
+        <w:pStyle w:val="ListParagraph"/>
+        <w:numPr>
+          <w:ilvl w:val="1"/>
+          <w:numId w:val="2"/>
+        </w:numPr>
+        <w:spacing w:after="70" w:before="0" w:line="288" w:lineRule="auto"/>
+        <w:jc w:val="left"/>
+      </w:pPr>
+      <w:r>
+        <w:rPr>
+          <w:rFonts w:ascii="Cambria" w:cs="Cambria" w:eastAsia="Cambria" w:hAnsi="Cambria"/>
+          <w:color w:val="2B2B33"/>
+          <w:sz w:val="23"/>
+          <w:szCs w:val="23"/>
+        </w:rPr>
+        <w:t xml:space="preserve">tu és bom, só tu; perdoa as faturas, as contas em silêncio, o sorriso amarelo;</w:t>
+      </w:r>
+    </w:p>
+    <w:p>
+      <w:pPr>
+        <w:pStyle w:val="ListParagraph"/>
+        <w:numPr>
+          <w:ilvl w:val="1"/>
+          <w:numId w:val="2"/>
+        </w:numPr>
+        <w:spacing w:after="70" w:before="0" w:line="288" w:lineRule="auto"/>
+        <w:jc w:val="left"/>
+      </w:pPr>
+      <w:r>
+        <w:rPr>
+          <w:rFonts w:ascii="Cambria" w:cs="Cambria" w:eastAsia="Cambria" w:hAnsi="Cambria"/>
+          <w:color w:val="2B2B33"/>
+          <w:sz w:val="23"/>
+          <w:szCs w:val="23"/>
+        </w:rPr>
+        <w:t xml:space="preserve">produz santa insatisfação com o nosso olho e não nos deixa consertá-lo sozinhos;</w:t>
+      </w:r>
+    </w:p>
+    <w:p>
+      <w:pPr>
+        <w:pStyle w:val="ListParagraph"/>
+        <w:numPr>
+          <w:ilvl w:val="1"/>
+          <w:numId w:val="2"/>
+        </w:numPr>
+        <w:spacing w:after="70" w:before="0" w:line="288" w:lineRule="auto"/>
+        <w:jc w:val="left"/>
+      </w:pPr>
+      <w:r>
+        <w:rPr>
+          <w:rFonts w:ascii="Cambria" w:cs="Cambria" w:eastAsia="Cambria" w:hAnsi="Cambria"/>
+          <w:color w:val="2B2B33"/>
+          <w:sz w:val="23"/>
+          <w:szCs w:val="23"/>
+        </w:rPr>
+        <w:t xml:space="preserve">Filho de Davi, toca os nossos olhos; obrigado pela praça e pelo Filho que suportou o peso do dia e repartiu o salário;</w:t>
+      </w:r>
+    </w:p>
+    <w:p>
+      <w:pPr>
+        <w:pStyle w:val="ListParagraph"/>
+        <w:numPr>
+          <w:ilvl w:val="1"/>
+          <w:numId w:val="2"/>
+        </w:numPr>
+        <w:spacing w:after="70" w:before="0" w:line="288" w:lineRule="auto"/>
+        <w:jc w:val="left"/>
+      </w:pPr>
+      <w:r>
+        <w:rPr>
+          <w:rFonts w:ascii="Cambria" w:cs="Cambria" w:eastAsia="Cambria" w:hAnsi="Cambria"/>
+          <w:color w:val="2B2B33"/>
+          <w:sz w:val="23"/>
+          <w:szCs w:val="23"/>
+        </w:rPr>
+        <w:t xml:space="preserve">ensina-nos a alegrar-nos com o denário do irmão; que não peçamos tronos, mas sigamos o teu Filho.</w:t>
       </w:r>
     </w:p>
     <w:p>
@@ -3843,8 +6195,8 @@
           <w:b/>
           <w:bCs/>
           <w:color w:val="252544"/>
-          <w:sz w:val="27"/>
-          <w:szCs w:val="27"/>
+          <w:sz w:val="26"/>
+          <w:szCs w:val="26"/>
         </w:rPr>
         <w:t xml:space="preserve">Lembretes</w:t>
       </w:r>
@@ -3865,39 +6217,39 @@
           <w:b/>
           <w:bCs/>
           <w:color w:val="2B2B33"/>
-          <w:sz w:val="24"/>
-          <w:szCs w:val="24"/>
-        </w:rPr>
-        <w:t xml:space="preserve">Cortes possíveis:</w:t>
-      </w:r>
-      <w:r>
-        <w:rPr>
-          <w:rFonts w:ascii="Cambria" w:cs="Cambria" w:eastAsia="Cambria" w:hAnsi="Cambria"/>
-          <w:color w:val="2B2B33"/>
-          <w:sz w:val="24"/>
-          <w:szCs w:val="24"/>
-        </w:rPr>
-        <w:t xml:space="preserve"> Kierkegaard, Tomás de Aquino e 1Sm 30.</w:t>
-      </w:r>
-    </w:p>
-    <w:p>
-      <w:pPr>
-        <w:pStyle w:val="ListParagraph"/>
-        <w:numPr>
-          <w:ilvl w:val="0"/>
-          <w:numId w:val="2"/>
-        </w:numPr>
-        <w:spacing w:after="70" w:before="0" w:line="288" w:lineRule="auto"/>
-        <w:jc w:val="left"/>
-      </w:pPr>
-      <w:r>
-        <w:rPr>
-          <w:rFonts w:ascii="Cambria" w:cs="Cambria" w:eastAsia="Cambria" w:hAnsi="Cambria"/>
-          <w:b/>
-          <w:bCs/>
-          <w:color w:val="2B2B33"/>
-          <w:sz w:val="24"/>
-          <w:szCs w:val="24"/>
+          <w:sz w:val="23"/>
+          <w:szCs w:val="23"/>
+        </w:rPr>
+        <w:t xml:space="preserve">Se o tempo apertar:</w:t>
+      </w:r>
+      <w:r>
+        <w:rPr>
+          <w:rFonts w:ascii="Cambria" w:cs="Cambria" w:eastAsia="Cambria" w:hAnsi="Cambria"/>
+          <w:color w:val="2B2B33"/>
+          <w:sz w:val="23"/>
+          <w:szCs w:val="23"/>
+        </w:rPr>
+        <w:t xml:space="preserve"> cortar Kierkegaard, Tomás de Aquino e 1 Samuel 30.</w:t>
+      </w:r>
+    </w:p>
+    <w:p>
+      <w:pPr>
+        <w:pStyle w:val="ListParagraph"/>
+        <w:numPr>
+          <w:ilvl w:val="0"/>
+          <w:numId w:val="2"/>
+        </w:numPr>
+        <w:spacing w:after="70" w:before="0" w:line="288" w:lineRule="auto"/>
+        <w:jc w:val="left"/>
+      </w:pPr>
+      <w:r>
+        <w:rPr>
+          <w:rFonts w:ascii="Cambria" w:cs="Cambria" w:eastAsia="Cambria" w:hAnsi="Cambria"/>
+          <w:b/>
+          <w:bCs/>
+          <w:color w:val="2B2B33"/>
+          <w:sz w:val="23"/>
+          <w:szCs w:val="23"/>
         </w:rPr>
         <w:t xml:space="preserve">Spurgeon:</w:t>
       </w:r>
@@ -3905,19 +6257,50 @@
         <w:rPr>
           <w:rFonts w:ascii="Cambria" w:cs="Cambria" w:eastAsia="Cambria" w:hAnsi="Cambria"/>
           <w:color w:val="2B2B33"/>
-          <w:sz w:val="24"/>
-          <w:szCs w:val="24"/>
-        </w:rPr>
-        <w:t xml:space="preserve"> só depois de conferir. </w:t>
-      </w:r>
-      <w:r>
-        <w:rPr>
-          <w:rFonts w:ascii="Cambria" w:cs="Cambria" w:eastAsia="Cambria" w:hAnsi="Cambria"/>
-          <w:b/>
-          <w:bCs/>
-          <w:color w:val="2B2B33"/>
-          <w:sz w:val="24"/>
-          <w:szCs w:val="24"/>
+          <w:sz w:val="23"/>
+          <w:szCs w:val="23"/>
+        </w:rPr>
+        <w:t xml:space="preserve"> só usar depois de conferir (</w:t>
+      </w:r>
+      <w:r>
+        <w:rPr>
+          <w:rFonts w:ascii="Cambria" w:cs="Cambria" w:eastAsia="Cambria" w:hAnsi="Cambria"/>
+          <w:i/>
+          <w:iCs/>
+          <w:color w:val="2B2B33"/>
+          <w:sz w:val="23"/>
+          <w:szCs w:val="23"/>
+        </w:rPr>
+        <w:t xml:space="preserve">Sermões de Spurgeon sobre as Parábolas</w:t>
+      </w:r>
+      <w:r>
+        <w:rPr>
+          <w:rFonts w:ascii="Cambria" w:cs="Cambria" w:eastAsia="Cambria" w:hAnsi="Cambria"/>
+          <w:color w:val="2B2B33"/>
+          <w:sz w:val="23"/>
+          <w:szCs w:val="23"/>
+        </w:rPr>
+        <w:t xml:space="preserve">, no Drive).</w:t>
+      </w:r>
+    </w:p>
+    <w:p>
+      <w:pPr>
+        <w:pStyle w:val="ListParagraph"/>
+        <w:numPr>
+          <w:ilvl w:val="0"/>
+          <w:numId w:val="2"/>
+        </w:numPr>
+        <w:spacing w:after="70" w:before="0" w:line="288" w:lineRule="auto"/>
+        <w:jc w:val="left"/>
+      </w:pPr>
+      <w:r>
+        <w:rPr>
+          <w:rFonts w:ascii="Cambria" w:cs="Cambria" w:eastAsia="Cambria" w:hAnsi="Cambria"/>
+          <w:b/>
+          <w:bCs/>
+          <w:color w:val="2B2B33"/>
+          <w:sz w:val="23"/>
+          <w:szCs w:val="23"/>
         </w:rPr>
         <w:t xml:space="preserve">Carson:</w:t>
       </w:r>
@@ -3925,50 +6308,61 @@
         <w:rPr>
           <w:rFonts w:ascii="Cambria" w:cs="Cambria" w:eastAsia="Cambria" w:hAnsi="Cambria"/>
           <w:color w:val="2B2B33"/>
-          <w:sz w:val="24"/>
-          <w:szCs w:val="24"/>
-        </w:rPr>
-        <w:t xml:space="preserve"> explicar o tom.</w:t>
-      </w:r>
-    </w:p>
-    <w:p>
-      <w:pPr>
-        <w:pStyle w:val="ListParagraph"/>
-        <w:numPr>
-          <w:ilvl w:val="0"/>
-          <w:numId w:val="2"/>
-        </w:numPr>
-        <w:spacing w:after="70" w:before="0" w:line="288" w:lineRule="auto"/>
-        <w:jc w:val="left"/>
-      </w:pPr>
-      <w:r>
-        <w:rPr>
-          <w:rFonts w:ascii="Cambria" w:cs="Cambria" w:eastAsia="Cambria" w:hAnsi="Cambria"/>
-          <w:b/>
-          <w:bCs/>
-          <w:color w:val="2B2B33"/>
-          <w:sz w:val="24"/>
-          <w:szCs w:val="24"/>
-        </w:rPr>
-        <w:t xml:space="preserve">Personalizar</w:t>
-      </w:r>
-      <w:r>
-        <w:rPr>
-          <w:rFonts w:ascii="Cambria" w:cs="Cambria" w:eastAsia="Cambria" w:hAnsi="Cambria"/>
-          <w:color w:val="2B2B33"/>
-          <w:sz w:val="24"/>
-          <w:szCs w:val="24"/>
-        </w:rPr>
-        <w:t xml:space="preserve"> a autoimplicação; deixar implícito quem carregou a obra. </w:t>
-      </w:r>
-      <w:r>
-        <w:rPr>
-          <w:rFonts w:ascii="Cambria" w:cs="Cambria" w:eastAsia="Cambria" w:hAnsi="Cambria"/>
-          <w:b/>
-          <w:bCs/>
-          <w:color w:val="2B2B33"/>
-          <w:sz w:val="24"/>
-          <w:szCs w:val="24"/>
+          <w:sz w:val="23"/>
+          <w:szCs w:val="23"/>
+        </w:rPr>
+        <w:t xml:space="preserve"> explicar o tom logo em seguida.</w:t>
+      </w:r>
+    </w:p>
+    <w:p>
+      <w:pPr>
+        <w:pStyle w:val="ListParagraph"/>
+        <w:numPr>
+          <w:ilvl w:val="0"/>
+          <w:numId w:val="2"/>
+        </w:numPr>
+        <w:spacing w:after="70" w:before="0" w:line="288" w:lineRule="auto"/>
+        <w:jc w:val="left"/>
+      </w:pPr>
+      <w:r>
+        <w:rPr>
+          <w:rFonts w:ascii="Cambria" w:cs="Cambria" w:eastAsia="Cambria" w:hAnsi="Cambria"/>
+          <w:b/>
+          <w:bCs/>
+          <w:color w:val="2B2B33"/>
+          <w:sz w:val="23"/>
+          <w:szCs w:val="23"/>
+        </w:rPr>
+        <w:t xml:space="preserve">Autoimplicação (ponto III):</w:t>
+      </w:r>
+      <w:r>
+        <w:rPr>
+          <w:rFonts w:ascii="Cambria" w:cs="Cambria" w:eastAsia="Cambria" w:hAnsi="Cambria"/>
+          <w:color w:val="2B2B33"/>
+          <w:sz w:val="23"/>
+          <w:szCs w:val="23"/>
+        </w:rPr>
+        <w:t xml:space="preserve"> oral, ao vivo; chegar com um episódio real em mente. Deixar implícito quem carregou a obra desde o começo.</w:t>
+      </w:r>
+    </w:p>
+    <w:p>
+      <w:pPr>
+        <w:pStyle w:val="ListParagraph"/>
+        <w:numPr>
+          <w:ilvl w:val="0"/>
+          <w:numId w:val="2"/>
+        </w:numPr>
+        <w:spacing w:after="70" w:before="0" w:line="288" w:lineRule="auto"/>
+        <w:jc w:val="left"/>
+      </w:pPr>
+      <w:r>
+        <w:rPr>
+          <w:rFonts w:ascii="Cambria" w:cs="Cambria" w:eastAsia="Cambria" w:hAnsi="Cambria"/>
+          <w:b/>
+          <w:bCs/>
+          <w:color w:val="2B2B33"/>
+          <w:sz w:val="23"/>
+          <w:szCs w:val="23"/>
         </w:rPr>
         <w:t xml:space="preserve">Versículos:</w:t>
       </w:r>
@@ -3976,17 +6370,17 @@
         <w:rPr>
           <w:rFonts w:ascii="Cambria" w:cs="Cambria" w:eastAsia="Cambria" w:hAnsi="Cambria"/>
           <w:color w:val="2B2B33"/>
-          <w:sz w:val="24"/>
-          <w:szCs w:val="24"/>
-        </w:rPr>
-        <w:t xml:space="preserve"> ARA no texto; leitura NAA.</w:t>
+          <w:sz w:val="23"/>
+          <w:szCs w:val="23"/>
+        </w:rPr>
+        <w:t xml:space="preserve"> citados no texto em redação ARA; a leitura é NAA.</w:t>
       </w:r>
     </w:p>
     <w:sectPr>
       <w:headerReference w:type="default" r:id="rId7"/>
       <w:footerReference w:type="default" r:id="rId8"/>
       <w:pgSz w:w="11906" w:h="16838" w:orient="portrait"/>
-      <w:pgMar w:top="1440" w:right="2600" w:bottom="1440" w:left="1200" w:header="720" w:footer="600" w:gutter="0"/>
+      <w:pgMar w:top="1440" w:right="2100" w:bottom="1440" w:left="1100" w:header="720" w:footer="600" w:gutter="0"/>
       <w:pgNumType/>
       <w:titlePg w:val="false"/>
       <w:docGrid w:linePitch="360"/>
@@ -4044,8 +6438,8 @@
         <w:top w:val="single" w:color="E6DFD2" w:sz="4" w:space="4"/>
       </w:pBdr>
       <w:tabs>
-        <w:tab w:val="center" w:pos="4053"/>
-        <w:tab w:val="right" w:pos="8106"/>
+        <w:tab w:val="center" w:pos="4353"/>
+        <w:tab w:val="right" w:pos="8706"/>
       </w:tabs>
     </w:pPr>
     <w:r>
@@ -4305,6 +6699,12 @@
       <w:startOverride w:val="1"/>
     </w:lvlOverride>
   </w:num>
+  <w:num w:numId="4">
+    <w:abstractNumId w:val="2"/>
+    <w:lvlOverride w:ilvl="0">
+      <w:startOverride w:val="1"/>
+    </w:lvlOverride>
+  </w:num>
 </w:numbering>
 </file>
 
@@ -4315,8 +6715,8 @@
       <w:rPr>
         <w:rFonts w:ascii="Cambria" w:cs="Cambria" w:eastAsia="Cambria" w:hAnsi="Cambria"/>
         <w:color w:val="2B2B33"/>
-        <w:sz w:val="24"/>
-        <w:szCs w:val="24"/>
+        <w:sz w:val="23"/>
+        <w:szCs w:val="23"/>
       </w:rPr>
     </w:rPrDefault>
     <w:pPrDefault/>

--- a/estudos/mateus/20-1-16-pulpito.docx
+++ b/estudos/mateus/20-1-16-pulpito.docx
@@ -1320,7 +1320,7 @@
           <w:sz w:val="23"/>
           <w:szCs w:val="23"/>
         </w:rPr>
-        <w:t xml:space="preserve">Que me quereis dar, e eu vo-lo entregarei?</w:t>
+        <w:t xml:space="preserve">Quanto me darão para que eu o entregue a vocês?</w:t>
       </w:r>
       <w:r>
         <w:rPr>
@@ -1391,7 +1391,7 @@
           <w:sz w:val="23"/>
           <w:szCs w:val="23"/>
         </w:rPr>
-        <w:t xml:space="preserve">depois: "lembra-te de mim quando vieres no teu Reino" → "hoje estarás comigo no paraíso" (Lc 23.42-43).</w:t>
+        <w:t xml:space="preserve">depois: "Jesus, lembre-se de mim quando você vier no seu Reino" → "hoje você estará comigo no paraíso" (Lc 23.42-43).</w:t>
       </w:r>
     </w:p>
     <w:p>
@@ -1504,7 +1504,7 @@
           <w:sz w:val="23"/>
           <w:szCs w:val="23"/>
         </w:rPr>
-        <w:t xml:space="preserve">Pedro: "nós tudo deixamos e te seguimos; que, pois, teremos?" (19.27);</w:t>
+        <w:t xml:space="preserve">Pedro: "Eis que nós deixamos tudo e seguimos o senhor; que será, pois, de nós?" (19.27);</w:t>
       </w:r>
     </w:p>
     <w:p>
@@ -1544,7 +1544,7 @@
           <w:sz w:val="23"/>
           <w:szCs w:val="23"/>
         </w:rPr>
-        <w:t xml:space="preserve">a parábola termina com outra pergunta: "</w:t>
+        <w:t xml:space="preserve">a parábola termina com outra pergunta, ao pé da letra: "</w:t>
       </w:r>
       <w:r>
         <w:rPr>
@@ -1669,7 +1669,7 @@
           <w:sz w:val="23"/>
           <w:szCs w:val="23"/>
         </w:rPr>
-        <w:t xml:space="preserve"> afastadas pelos discípulos, gente sem currículo, os "últimos": "dos tais é o reino dos céus" (19.13-15). Os religiosos faziam fila por mérito; Jesus abre a porta para quem não tem nada a apresentar;</w:t>
+        <w:t xml:space="preserve"> afastadas pelos discípulos, gente sem currículo, os "últimos": "dos tais é o Reino dos Céus" (19.13-15). Os religiosos faziam fila por mérito; Jesus abre a porta para quem não tem nada a apresentar;</w:t>
       </w:r>
     </w:p>
     <w:p>
@@ -1700,7 +1700,7 @@
           <w:sz w:val="23"/>
           <w:szCs w:val="23"/>
         </w:rPr>
-        <w:t xml:space="preserve"> "que farei eu de </w:t>
+        <w:t xml:space="preserve"> "que farei de </w:t>
       </w:r>
       <w:r>
         <w:rPr>
@@ -1864,7 +1864,7 @@
           <w:sz w:val="23"/>
           <w:szCs w:val="23"/>
         </w:rPr>
-        <w:t xml:space="preserve">9h: "o que for justo";</w:t>
+        <w:t xml:space="preserve">9h: "eu lhes pagarei o que for justo" (v. 4);</w:t>
       </w:r>
     </w:p>
     <w:p>
@@ -2262,7 +2262,7 @@
           <w:sz w:val="23"/>
           <w:szCs w:val="23"/>
         </w:rPr>
-        <w:t xml:space="preserve"> você também estava na praça. "Que tens tu que não tenhas recebido?" (1Co 4.7). Ser chamado já é recompensa. Você tinha esquecido?</w:t>
+        <w:t xml:space="preserve"> você também estava na praça. "E o que é que você tem que não tenha recebido?" (1Co 4.7). Ser chamado já é recompensa. Você tinha esquecido?</w:t>
       </w:r>
     </w:p>
     <w:p>
@@ -3231,7 +3231,7 @@
           <w:sz w:val="23"/>
           <w:szCs w:val="23"/>
         </w:rPr>
-        <w:t xml:space="preserve">v. 11 — "murmuravam":</w:t>
+        <w:t xml:space="preserve">v. 11 — "começaram a murmurar contra o dono das terras":</w:t>
       </w:r>
       <w:r>
         <w:rPr>
@@ -3282,7 +3282,7 @@
           <w:sz w:val="23"/>
           <w:szCs w:val="23"/>
         </w:rPr>
-        <w:t xml:space="preserve">v. 12 — "tu os fizeste iguais a nós":</w:t>
+        <w:t xml:space="preserve">v. 12 — "você os igualou a nós":</w:t>
       </w:r>
     </w:p>
     <w:p>
@@ -3322,7 +3322,7 @@
           <w:sz w:val="23"/>
           <w:szCs w:val="23"/>
         </w:rPr>
-        <w:t xml:space="preserve">não é "tu nos fizeste iguais a eles"; o foco está no que o outro recebeu;</w:t>
+        <w:t xml:space="preserve">não é "você nos igualou a eles"; o foco está no que o outro recebeu;</w:t>
       </w:r>
     </w:p>
     <w:p>
@@ -3505,7 +3505,7 @@
           <w:sz w:val="23"/>
           <w:szCs w:val="23"/>
         </w:rPr>
-        <w:t xml:space="preserve"> "Amigo, não te faço injustiça; não combinaste comigo um denário?" Ninguém foi lesado.</w:t>
+        <w:t xml:space="preserve"> "Amigo, não estou sendo injusto com você. Você não combinou comigo trabalhar por um denário?" Ninguém foi lesado.</w:t>
       </w:r>
     </w:p>
     <w:p>
@@ -3778,7 +3778,7 @@
           <w:sz w:val="23"/>
           <w:szCs w:val="23"/>
         </w:rPr>
-        <w:t xml:space="preserve"> "quero dar... Não me é lícito fazer o que quero com o que é meu?"</w:t>
+        <w:t xml:space="preserve"> "Pegue o que é seu e saia daqui. Pois quero dar... Será que não me é lícito fazer o que quero com o que é meu?"</w:t>
       </w:r>
     </w:p>
     <w:p>
@@ -3880,7 +3880,7 @@
           <w:sz w:val="23"/>
           <w:szCs w:val="23"/>
         </w:rPr>
-        <w:t xml:space="preserve">Diagnóstico (v. 15b):</w:t>
+        <w:t xml:space="preserve">Diagnóstico (v. 15b), em tradução literal:</w:t>
       </w:r>
       <w:r>
         <w:rPr>
@@ -3929,6 +3929,26 @@
           <w:sz w:val="23"/>
           <w:szCs w:val="23"/>
         </w:rPr>
+        <w:t xml:space="preserve">Avisar: a NAA lida traduz pelo sentido ("Ou você ficou com inveja porque eu sou bom?"); está certa, mas Jesus falou com uma imagem, e a imagem importa;</w:t>
+      </w:r>
+    </w:p>
+    <w:p>
+      <w:pPr>
+        <w:pStyle w:val="ListParagraph"/>
+        <w:numPr>
+          <w:ilvl w:val="1"/>
+          <w:numId w:val="2"/>
+        </w:numPr>
+        <w:spacing w:after="70" w:before="0" w:line="288" w:lineRule="auto"/>
+        <w:jc w:val="left"/>
+      </w:pPr>
+      <w:r>
+        <w:rPr>
+          <w:rFonts w:ascii="Cambria" w:cs="Cambria" w:eastAsia="Cambria" w:hAnsi="Cambria"/>
+          <w:color w:val="2B2B33"/>
+          <w:sz w:val="23"/>
+          <w:szCs w:val="23"/>
+        </w:rPr>
         <w:t xml:space="preserve">"Bom" volta de 19.17: o dono diz quem ele é;</w:t>
       </w:r>
     </w:p>
@@ -3949,7 +3969,7 @@
           <w:sz w:val="23"/>
           <w:szCs w:val="23"/>
         </w:rPr>
-        <w:t xml:space="preserve">"olho mau" = inveja, mesquinharia. Pv 22.9: "o de olhos bons... dá do seu pão ao pobre". O jovem rico não deu; o dono deu a quem ninguém contratou. Os primeiros descobrem em si o olho do homem que não quis deixar nada;</w:t>
+        <w:t xml:space="preserve">"olho mau" = inveja, mesquinharia. Pv 22.9: "O generoso será abençoado, porque reparte o seu pão com os pobres" (em hebraico, "o generoso" é "o de olho bom": o de olho bom reparte). O jovem rico não deu; o dono deu a quem ninguém contratou. Os primeiros descobrem em si o olho do homem que não quis deixar nada;</w:t>
       </w:r>
     </w:p>
     <w:p>
@@ -4161,7 +4181,7 @@
           <w:sz w:val="23"/>
           <w:szCs w:val="23"/>
         </w:rPr>
-        <w:t xml:space="preserve"> "de </w:t>
+        <w:t xml:space="preserve"> "De </w:t>
       </w:r>
       <w:r>
         <w:rPr>
@@ -4181,7 +4201,27 @@
           <w:sz w:val="23"/>
           <w:szCs w:val="23"/>
         </w:rPr>
-        <w:t xml:space="preserve"> árvore comerás livremente" (Gn 2.16) → "não comereis de toda árvore?" (Gn 3.1). A serpente pinta a generosidade de mesquinhez. Olhar para a bondade de Deus e chamar de injustiça: "Deus não é bom de verdade".</w:t>
+        <w:t xml:space="preserve"> árvore do jardim você pode comer livremente" (Gn 2.16) → "Não comam do fruto de </w:t>
+      </w:r>
+      <w:r>
+        <w:rPr>
+          <w:rFonts w:ascii="Cambria" w:cs="Cambria" w:eastAsia="Cambria" w:hAnsi="Cambria"/>
+          <w:b/>
+          <w:bCs/>
+          <w:color w:val="2B2B33"/>
+          <w:sz w:val="23"/>
+          <w:szCs w:val="23"/>
+        </w:rPr>
+        <w:t xml:space="preserve">nenhuma</w:t>
+      </w:r>
+      <w:r>
+        <w:rPr>
+          <w:rFonts w:ascii="Cambria" w:cs="Cambria" w:eastAsia="Cambria" w:hAnsi="Cambria"/>
+          <w:color w:val="2B2B33"/>
+          <w:sz w:val="23"/>
+          <w:szCs w:val="23"/>
+        </w:rPr>
+        <w:t xml:space="preserve"> árvore do jardim" (Gn 3.1). A serpente pinta a generosidade de mesquinhez. Olhar para a bondade de Deus e chamar de injustiça: "Deus não é bom de verdade".</w:t>
       </w:r>
     </w:p>
     <w:p>
@@ -4254,7 +4294,7 @@
           <w:sz w:val="23"/>
           <w:szCs w:val="23"/>
         </w:rPr>
-        <w:t xml:space="preserve">Que queres?</w:t>
+        <w:t xml:space="preserve">O que você quer?</w:t>
       </w:r>
       <w:r>
         <w:rPr>
@@ -4812,7 +4852,7 @@
           <w:sz w:val="23"/>
           <w:szCs w:val="23"/>
         </w:rPr>
-        <w:t xml:space="preserve">"Do que é meu" (v. 15):</w:t>
+        <w:t xml:space="preserve">"Com o que é meu" (v. 15):</w:t>
       </w:r>
       <w:r>
         <w:rPr>
@@ -4852,7 +4892,7 @@
           <w:sz w:val="23"/>
           <w:szCs w:val="23"/>
         </w:rPr>
-        <w:t xml:space="preserve"> entregue, condenado, escarnecido, açoitado, crucificado. </w:t>
+        <w:t xml:space="preserve"> entregue, condenado, zombado, açoitado, crucificado. </w:t>
       </w:r>
       <w:r>
         <w:rPr>
@@ -4923,7 +4963,7 @@
           <w:sz w:val="23"/>
           <w:szCs w:val="23"/>
         </w:rPr>
-        <w:t xml:space="preserve"> "justo e justificador". A graça não significa que Deus deixou de ser justo; em Cristo, pecadores recebem misericórdia sem que a justiça seja comprometida.</w:t>
+        <w:t xml:space="preserve"> "justo e o justificador". A graça não significa que Deus deixou de ser justo; em Cristo, pecadores recebem misericórdia sem que a justiça seja comprometida.</w:t>
       </w:r>
     </w:p>
     <w:p>
@@ -4985,7 +5025,7 @@
           <w:sz w:val="23"/>
           <w:szCs w:val="23"/>
         </w:rPr>
-        <w:t xml:space="preserve"> "desde a hora sexta até a hora nona, houve trevas" (27.45). Ali ele suportou o calor do juízo que era nosso. A parábola não é código das horas da cruz, mas a cruz mostra quem aguentou o peso do dia.</w:t>
+        <w:t xml:space="preserve"> "perto do meio-dia e às três horas da tarde" (20.5) → "A partir do meio-dia, houve trevas [...] até as três horas da tarde" (27.45). Ali ele suportou o calor do juízo que era nosso. A parábola não é código das horas da cruz, mas a cruz mostra quem aguentou o peso do dia.</w:t>
       </w:r>
     </w:p>
     <w:tbl>
@@ -5086,7 +5126,7 @@
           <w:sz w:val="23"/>
           <w:szCs w:val="23"/>
         </w:rPr>
-        <w:t xml:space="preserve"> "Aquele que não conheceu pecado, ele o fez pecado por nós; para que, nele, fôssemos feitos justiça de Deus." Gente da undécima hora recebendo o salário de quem trabalhou de sol a sol.</w:t>
+        <w:t xml:space="preserve"> "Aquele que não conheceu pecado, Deus o fez pecado por nós, para que, nele, fôssemos feitos justiça de Deus." Gente da undécima hora recebendo o salário de quem trabalhou de sol a sol.</w:t>
       </w:r>
     </w:p>
     <w:p>
@@ -5137,27 +5177,27 @@
           <w:sz w:val="23"/>
           <w:szCs w:val="23"/>
         </w:rPr>
-        <w:t xml:space="preserve">: 200 exaustos com a bagagem; os "maus e filhos de Belial" não queriam repartir; Davi decreta: "</w:t>
-      </w:r>
-      <w:r>
-        <w:rPr>
-          <w:rFonts w:ascii="Cambria" w:cs="Cambria" w:eastAsia="Cambria" w:hAnsi="Cambria"/>
-          <w:b/>
-          <w:bCs/>
-          <w:color w:val="2B2B33"/>
-          <w:sz w:val="23"/>
-          <w:szCs w:val="23"/>
-        </w:rPr>
-        <w:t xml:space="preserve">igualmente repartirão</w:t>
-      </w:r>
-      <w:r>
-        <w:rPr>
-          <w:rFonts w:ascii="Cambria" w:cs="Cambria" w:eastAsia="Cambria" w:hAnsi="Cambria"/>
-          <w:color w:val="2B2B33"/>
-          <w:sz w:val="23"/>
-          <w:szCs w:val="23"/>
-        </w:rPr>
-        <w:t xml:space="preserve">", e vira estatuto. O Filho de Davi vence sozinho na cruz e reparte o despojo.</w:t>
+        <w:t xml:space="preserve">: 200 exaustos com a bagagem; os "perversos e malignos" não queriam repartir; Davi, já ungido rei, mas ainda sem trono, decreta: "</w:t>
+      </w:r>
+      <w:r>
+        <w:rPr>
+          <w:rFonts w:ascii="Cambria" w:cs="Cambria" w:eastAsia="Cambria" w:hAnsi="Cambria"/>
+          <w:b/>
+          <w:bCs/>
+          <w:color w:val="2B2B33"/>
+          <w:sz w:val="23"/>
+          <w:szCs w:val="23"/>
+        </w:rPr>
+        <w:t xml:space="preserve">receberão partes iguais</w:t>
+      </w:r>
+      <w:r>
+        <w:rPr>
+          <w:rFonts w:ascii="Cambria" w:cs="Cambria" w:eastAsia="Cambria" w:hAnsi="Cambria"/>
+          <w:color w:val="2B2B33"/>
+          <w:sz w:val="23"/>
+          <w:szCs w:val="23"/>
+        </w:rPr>
+        <w:t xml:space="preserve">" (30.24), e vira estatuto. O Filho de Davi vence sozinho na cruz e reparte o despojo.</w:t>
       </w:r>
     </w:p>
     <w:p>
@@ -5210,7 +5250,7 @@
           <w:sz w:val="23"/>
           <w:szCs w:val="23"/>
         </w:rPr>
-        <w:t xml:space="preserve">Senhor, Filho de Davi, tem compaixão de nós!</w:t>
+        <w:t xml:space="preserve">Senhor, Filho de Davi, tenha compaixão de nós!</w:t>
       </w:r>
       <w:r>
         <w:rPr>
@@ -5250,7 +5290,7 @@
           <w:sz w:val="23"/>
           <w:szCs w:val="23"/>
         </w:rPr>
-        <w:t xml:space="preserve">Que quereis que eu vos faça?</w:t>
+        <w:t xml:space="preserve">O que vocês querem que eu lhes faça?</w:t>
       </w:r>
       <w:r>
         <w:rPr>
@@ -5290,16 +5330,16 @@
           <w:sz w:val="23"/>
           <w:szCs w:val="23"/>
         </w:rPr>
-        <w:t xml:space="preserve">que se nos abram os olhos</w:t>
-      </w:r>
-      <w:r>
-        <w:rPr>
-          <w:rFonts w:ascii="Cambria" w:cs="Cambria" w:eastAsia="Cambria" w:hAnsi="Cambria"/>
-          <w:color w:val="2B2B33"/>
-          <w:sz w:val="23"/>
-          <w:szCs w:val="23"/>
-        </w:rPr>
-        <w:t xml:space="preserve">";</w:t>
+        <w:t xml:space="preserve">Senhor, que se abram os nossos olhos</w:t>
+      </w:r>
+      <w:r>
+        <w:rPr>
+          <w:rFonts w:ascii="Cambria" w:cs="Cambria" w:eastAsia="Cambria" w:hAnsi="Cambria"/>
+          <w:color w:val="2B2B33"/>
+          <w:sz w:val="23"/>
+          <w:szCs w:val="23"/>
+        </w:rPr>
+        <w:t xml:space="preserve">" (20.33);</w:t>
       </w:r>
     </w:p>
     <w:p>
@@ -5319,7 +5359,7 @@
           <w:sz w:val="23"/>
           <w:szCs w:val="23"/>
         </w:rPr>
-        <w:t xml:space="preserve">"Condoído, Jesus tocou-lhes os olhos, e imediatamente recuperaram a vista e o foram seguindo" (20.34).</w:t>
+        <w:t xml:space="preserve">"Profundamente compadecido, Jesus tocou nos olhos deles. E imediatamente recuperaram a vista e o seguiram" (20.34).</w:t>
       </w:r>
     </w:p>
     <w:p>
@@ -5441,7 +5481,7 @@
           <w:sz w:val="23"/>
           <w:szCs w:val="23"/>
         </w:rPr>
-        <w:t xml:space="preserve"> ninguém pode cobrar e ninguém precisa competir. Não é um bolo que diminui quando outro come. Gn 15.1: "Eu sou o teu grandíssimo galardão". Não se divide por horas aquilo que é uma Pessoa.</w:t>
+        <w:t xml:space="preserve"> ninguém pode cobrar e ninguém precisa competir. Não é um bolo que diminui quando outro come. Gn 15.1: "eu sou o seu escudo" vem antes da recompensa; Sl 73.25-26: "Deus é [...] a minha herança para sempre". A recompensa é ele mesmo. Não se divide por horas aquilo que é uma Pessoa.</w:t>
       </w:r>
     </w:p>
     <w:p>
@@ -5836,7 +5876,7 @@
           <w:sz w:val="23"/>
           <w:szCs w:val="23"/>
         </w:rPr>
-        <w:t xml:space="preserve"> o ladrão, sem batismo, sem culto, sem um minuto de serviço, ouviu "hoje estarás comigo". "Ninguém me contratou" não é o fim; o Rei sai às 17h e paga o dia inteiro.</w:t>
+        <w:t xml:space="preserve"> o ladrão, sem batismo, sem culto, sem um minuto de serviço, ouviu "hoje você estará comigo no paraíso". "Ninguém me contratou" não é o fim; o Rei sai às 17h e paga o dia inteiro.</w:t>
       </w:r>
     </w:p>
     <w:p>
@@ -5950,7 +5990,7 @@
           <w:sz w:val="23"/>
           <w:szCs w:val="23"/>
         </w:rPr>
-        <w:t xml:space="preserve"> Judas, três anos e uma conta aberta ("Que me quereis dar?"); o ladrão, poucas horas e nenhuma conta ("Lembra-te de mim"). A diferença não foi o tempo de serviço; foi o que cada um quis e para onde olhou.</w:t>
+        <w:t xml:space="preserve"> Judas, três anos e uma conta aberta ("Quanto me darão?"); o ladrão, poucas horas e nenhuma conta ("Lembre-se de mim"). A diferença não foi o tempo de serviço; foi o que cada um quis e para onde olhou.</w:t>
       </w:r>
     </w:p>
     <w:p>
@@ -6012,7 +6052,7 @@
           <w:sz w:val="23"/>
           <w:szCs w:val="23"/>
         </w:rPr>
-        <w:t xml:space="preserve"> a oração dos cegos: "Senhor, Filho de Davi, tem compaixão de nós. Abre os nossos olhos."</w:t>
+        <w:t xml:space="preserve"> a oração dos cegos: "Senhor, Filho de Davi, tenha compaixão de nós. Que se abram os nossos olhos."</w:t>
       </w:r>
     </w:p>
     <w:p>
@@ -6373,7 +6413,7 @@
           <w:sz w:val="23"/>
           <w:szCs w:val="23"/>
         </w:rPr>
-        <w:t xml:space="preserve"> citados no texto em redação ARA; a leitura é NAA.</w:t>
+        <w:t xml:space="preserve"> leitura e citações na NAA. Ditos ao pé da letra, com aviso: Mt 20.15b ("o teu olho é mau") e Pv 22.9 ("o de olho bom").</w:t>
       </w:r>
     </w:p>
     <w:sectPr>
